--- a/docs/BL3/CESIZen-Plan-Securisation.docx
+++ b/docs/BL3/CESIZen-Plan-Securisation.docx
@@ -4,7 +4,7 @@
   <w:body>
     <w:p>
       <w:pPr>
-        <w:spacing w:after="0" w:before="1800"/>
+        <w:spacing w:before="1800"/>
         <w:jc w:val="center"/>
       </w:pPr>
       <w:r>
@@ -36,7 +36,7 @@
     </w:p>
     <w:p>
       <w:pPr>
-        <w:spacing w:after="0" w:before="400"/>
+        <w:spacing w:before="400"/>
         <w:jc w:val="center"/>
       </w:pPr>
       <w:r>
@@ -120,7 +120,7 @@
           <w:sz w:val="21"/>
           <w:szCs w:val="21"/>
         </w:rPr>
-        <w:t xml:space="preserve">Ce document décrit les mesures de sécurité mises en œuvre sur l'ensemble des composants de la plateforme CESIZen, ainsi que les risques résiduels identifiés et les actions recommandées. Il couvre les </w:t>
+        <w:t xml:space="preserve">Ce document décrit les mesures de sécurité mises en œuvre sur l'ensemble des composants de la plateforme CESIZen, ainsi que les risques résiduels identifiés. Il couvre les </w:t>
       </w:r>
       <w:r>
         <w:rPr>
@@ -136,18 +136,20 @@
           <w:sz w:val="21"/>
           <w:szCs w:val="21"/>
         </w:rPr>
-        <w:t xml:space="preserve"> du système :</w:t>
-      </w:r>
-    </w:p>
-    <w:p>
-      <w:pPr>
-        <w:pStyle w:val="ListParagraph"/>
-        <w:numPr>
-          <w:ilvl w:val="0"/>
-          <w:numId w:val="2"/>
-        </w:numPr>
-        <w:spacing w:after="80"/>
-      </w:pPr>
+        <w:t xml:space="preserve"> : API REST (Spring Boot 4 / Java 21), front web (Next.js 16 sur Vercel) et application mobile (Flutter).</w:t>
+      </w:r>
+    </w:p>
+    <w:p>
+      <w:pPr>
+        <w:spacing w:after="120" w:line="276"/>
+      </w:pPr>
+      <w:r>
+        <w:rPr>
+          <w:sz w:val="21"/>
+          <w:szCs w:val="21"/>
+        </w:rPr>
+        <w:t xml:space="preserve">La démarche suit le référentiel </w:t>
+      </w:r>
       <w:r>
         <w:rPr>
           <w:b/>
@@ -155,25 +157,15 @@
           <w:sz w:val="21"/>
           <w:szCs w:val="21"/>
         </w:rPr>
-        <w:t xml:space="preserve">API REST — </w:t>
+        <w:t xml:space="preserve">OWASP Top 10 (2021)</w:t>
       </w:r>
       <w:r>
         <w:rPr>
           <w:sz w:val="21"/>
           <w:szCs w:val="21"/>
         </w:rPr>
-        <w:t xml:space="preserve">Spring Boot 4 / Java 21, cœur métier, authentification, persistance MySQL ;</w:t>
-      </w:r>
-    </w:p>
-    <w:p>
-      <w:pPr>
-        <w:pStyle w:val="ListParagraph"/>
-        <w:numPr>
-          <w:ilvl w:val="0"/>
-          <w:numId w:val="2"/>
-        </w:numPr>
-        <w:spacing w:after="80"/>
-      </w:pPr>
+        <w:t xml:space="preserve"> et applique le principe de </w:t>
+      </w:r>
       <w:r>
         <w:rPr>
           <w:b/>
@@ -181,84 +173,14 @@
           <w:sz w:val="21"/>
           <w:szCs w:val="21"/>
         </w:rPr>
-        <w:t xml:space="preserve">Front web — </w:t>
+        <w:t xml:space="preserve">sécurité par conception</w:t>
       </w:r>
       <w:r>
         <w:rPr>
           <w:sz w:val="21"/>
           <w:szCs w:val="21"/>
         </w:rPr>
-        <w:t xml:space="preserve">Next.js 16 déployé sur Vercel ;</w:t>
-      </w:r>
-    </w:p>
-    <w:p>
-      <w:pPr>
-        <w:pStyle w:val="ListParagraph"/>
-        <w:numPr>
-          <w:ilvl w:val="0"/>
-          <w:numId w:val="2"/>
-        </w:numPr>
-        <w:spacing w:after="80"/>
-      </w:pPr>
-      <w:r>
-        <w:rPr>
-          <w:b/>
-          <w:bCs/>
-          <w:sz w:val="21"/>
-          <w:szCs w:val="21"/>
-        </w:rPr>
-        <w:t xml:space="preserve">Application mobile — </w:t>
-      </w:r>
-      <w:r>
-        <w:rPr>
-          <w:sz w:val="21"/>
-          <w:szCs w:val="21"/>
-        </w:rPr>
-        <w:t xml:space="preserve">Flutter (Android / iOS), consommatrice de l'API.</w:t>
-      </w:r>
-    </w:p>
-    <w:p>
-      <w:pPr>
-        <w:spacing w:after="120" w:line="276"/>
-      </w:pPr>
-      <w:r>
-        <w:rPr>
-          <w:sz w:val="21"/>
-          <w:szCs w:val="21"/>
-        </w:rPr>
-        <w:t xml:space="preserve">La démarche suit le référentiel </w:t>
-      </w:r>
-      <w:r>
-        <w:rPr>
-          <w:b/>
-          <w:bCs/>
-          <w:sz w:val="21"/>
-          <w:szCs w:val="21"/>
-        </w:rPr>
-        <w:t xml:space="preserve">OWASP Top 10 (2021)</w:t>
-      </w:r>
-      <w:r>
-        <w:rPr>
-          <w:sz w:val="21"/>
-          <w:szCs w:val="21"/>
-        </w:rPr>
-        <w:t xml:space="preserve"> et applique le principe de </w:t>
-      </w:r>
-      <w:r>
-        <w:rPr>
-          <w:b/>
-          <w:bCs/>
-          <w:sz w:val="21"/>
-          <w:szCs w:val="21"/>
-        </w:rPr>
-        <w:t xml:space="preserve">sécurité par conception</w:t>
-      </w:r>
-      <w:r>
-        <w:rPr>
-          <w:sz w:val="21"/>
-          <w:szCs w:val="21"/>
-        </w:rPr>
-        <w:t xml:space="preserve"> (secure by design) : blocage par défaut, ouverture explicite du strict nécessaire.</w:t>
+        <w:t xml:space="preserve"> : blocage par défaut, ouverture explicite du strict nécessaire.</w:t>
       </w:r>
     </w:p>
     <w:p>
@@ -274,7 +196,267 @@
           <w:sz w:val="30"/>
           <w:szCs w:val="30"/>
         </w:rPr>
-        <w:t xml:space="preserve">2. Couverture OWASP Top 10 (2021)</w:t>
+        <w:t xml:space="preserve">2. Architecture et flux de données (DFD)</w:t>
+      </w:r>
+    </w:p>
+    <w:p>
+      <w:pPr>
+        <w:spacing w:after="0" w:line="240"/>
+      </w:pPr>
+      <w:r>
+        <w:rPr>
+          <w:rFonts w:ascii="Consolas" w:cs="Consolas" w:eastAsia="Consolas" w:hAnsi="Consolas"/>
+          <w:sz w:val="16"/>
+          <w:szCs w:val="16"/>
+        </w:rPr>
+        <w:t xml:space="preserve">  Front Web (Next.js/Vercel)        Mobile (Flutter)</w:t>
+      </w:r>
+    </w:p>
+    <w:p>
+      <w:pPr>
+        <w:spacing w:after="0" w:line="240"/>
+      </w:pPr>
+      <w:r>
+        <w:rPr>
+          <w:rFonts w:ascii="Consolas" w:cs="Consolas" w:eastAsia="Consolas" w:hAnsi="Consolas"/>
+          <w:sz w:val="16"/>
+          <w:szCs w:val="16"/>
+        </w:rPr>
+        <w:t xml:space="preserve">            |  HTTPS + JWT                |  HTTPS + JWT</w:t>
+      </w:r>
+    </w:p>
+    <w:p>
+      <w:pPr>
+        <w:spacing w:after="0" w:line="240"/>
+      </w:pPr>
+      <w:r>
+        <w:rPr>
+          <w:rFonts w:ascii="Consolas" w:cs="Consolas" w:eastAsia="Consolas" w:hAnsi="Consolas"/>
+          <w:sz w:val="16"/>
+          <w:szCs w:val="16"/>
+        </w:rPr>
+        <w:t xml:space="preserve">            +--------------+-------------+</w:t>
+      </w:r>
+    </w:p>
+    <w:p>
+      <w:pPr>
+        <w:spacing w:after="0" w:line="240"/>
+      </w:pPr>
+      <w:r>
+        <w:rPr>
+          <w:rFonts w:ascii="Consolas" w:cs="Consolas" w:eastAsia="Consolas" w:hAnsi="Consolas"/>
+          <w:sz w:val="16"/>
+          <w:szCs w:val="16"/>
+        </w:rPr>
+        <w:t xml:space="preserve">                           v</w:t>
+      </w:r>
+    </w:p>
+    <w:p>
+      <w:pPr>
+        <w:spacing w:after="0" w:line="240"/>
+      </w:pPr>
+      <w:r>
+        <w:rPr>
+          <w:rFonts w:ascii="Consolas" w:cs="Consolas" w:eastAsia="Consolas" w:hAnsi="Consolas"/>
+          <w:sz w:val="16"/>
+          <w:szCs w:val="16"/>
+        </w:rPr>
+        <w:t xml:space="preserve">              +--------------------------+</w:t>
+      </w:r>
+    </w:p>
+    <w:p>
+      <w:pPr>
+        <w:spacing w:after="0" w:line="240"/>
+      </w:pPr>
+      <w:r>
+        <w:rPr>
+          <w:rFonts w:ascii="Consolas" w:cs="Consolas" w:eastAsia="Consolas" w:hAnsi="Consolas"/>
+          <w:sz w:val="16"/>
+          <w:szCs w:val="16"/>
+        </w:rPr>
+        <w:t xml:space="preserve">              |  Nginx  :80 / :443       |  &lt;- seul point d'entree public</w:t>
+      </w:r>
+    </w:p>
+    <w:p>
+      <w:pPr>
+        <w:spacing w:after="0" w:line="240"/>
+      </w:pPr>
+      <w:r>
+        <w:rPr>
+          <w:rFonts w:ascii="Consolas" w:cs="Consolas" w:eastAsia="Consolas" w:hAnsi="Consolas"/>
+          <w:sz w:val="16"/>
+          <w:szCs w:val="16"/>
+        </w:rPr>
+        <w:t xml:space="preserve">              |  TLS, en-tetes securite  |</w:t>
+      </w:r>
+    </w:p>
+    <w:p>
+      <w:pPr>
+        <w:spacing w:after="0" w:line="240"/>
+      </w:pPr>
+      <w:r>
+        <w:rPr>
+          <w:rFonts w:ascii="Consolas" w:cs="Consolas" w:eastAsia="Consolas" w:hAnsi="Consolas"/>
+          <w:sz w:val="16"/>
+          <w:szCs w:val="16"/>
+        </w:rPr>
+        <w:t xml:space="preserve">              +------------+-------------+</w:t>
+      </w:r>
+    </w:p>
+    <w:p>
+      <w:pPr>
+        <w:spacing w:after="0" w:line="240"/>
+      </w:pPr>
+      <w:r>
+        <w:rPr>
+          <w:rFonts w:ascii="Consolas" w:cs="Consolas" w:eastAsia="Consolas" w:hAnsi="Consolas"/>
+          <w:sz w:val="16"/>
+          <w:szCs w:val="16"/>
+        </w:rPr>
+        <w:t xml:space="preserve">                           |  reseau Docker interne (cesizen-net)</w:t>
+      </w:r>
+    </w:p>
+    <w:p>
+      <w:pPr>
+        <w:spacing w:after="0" w:line="240"/>
+      </w:pPr>
+      <w:r>
+        <w:rPr>
+          <w:rFonts w:ascii="Consolas" w:cs="Consolas" w:eastAsia="Consolas" w:hAnsi="Consolas"/>
+          <w:sz w:val="16"/>
+          <w:szCs w:val="16"/>
+        </w:rPr>
+        <w:t xml:space="preserve">                           v</w:t>
+      </w:r>
+    </w:p>
+    <w:p>
+      <w:pPr>
+        <w:spacing w:after="0" w:line="240"/>
+      </w:pPr>
+      <w:r>
+        <w:rPr>
+          <w:rFonts w:ascii="Consolas" w:cs="Consolas" w:eastAsia="Consolas" w:hAnsi="Consolas"/>
+          <w:sz w:val="16"/>
+          <w:szCs w:val="16"/>
+        </w:rPr>
+        <w:t xml:space="preserve">              +--------------------------+</w:t>
+      </w:r>
+    </w:p>
+    <w:p>
+      <w:pPr>
+        <w:spacing w:after="0" w:line="240"/>
+      </w:pPr>
+      <w:r>
+        <w:rPr>
+          <w:rFonts w:ascii="Consolas" w:cs="Consolas" w:eastAsia="Consolas" w:hAnsi="Consolas"/>
+          <w:sz w:val="16"/>
+          <w:szCs w:val="16"/>
+        </w:rPr>
+        <w:t xml:space="preserve">              |  API Spring Boot :8080   |  &lt;- non expose</w:t>
+      </w:r>
+    </w:p>
+    <w:p>
+      <w:pPr>
+        <w:spacing w:after="0" w:line="240"/>
+      </w:pPr>
+      <w:r>
+        <w:rPr>
+          <w:rFonts w:ascii="Consolas" w:cs="Consolas" w:eastAsia="Consolas" w:hAnsi="Consolas"/>
+          <w:sz w:val="16"/>
+          <w:szCs w:val="16"/>
+        </w:rPr>
+        <w:t xml:space="preserve">              |  JWT - RBAC - rate limit |</w:t>
+      </w:r>
+    </w:p>
+    <w:p>
+      <w:pPr>
+        <w:spacing w:after="0" w:line="240"/>
+      </w:pPr>
+      <w:r>
+        <w:rPr>
+          <w:rFonts w:ascii="Consolas" w:cs="Consolas" w:eastAsia="Consolas" w:hAnsi="Consolas"/>
+          <w:sz w:val="16"/>
+          <w:szCs w:val="16"/>
+        </w:rPr>
+        <w:t xml:space="preserve">              +------------+-------------+</w:t>
+      </w:r>
+    </w:p>
+    <w:p>
+      <w:pPr>
+        <w:spacing w:after="0" w:line="240"/>
+      </w:pPr>
+      <w:r>
+        <w:rPr>
+          <w:rFonts w:ascii="Consolas" w:cs="Consolas" w:eastAsia="Consolas" w:hAnsi="Consolas"/>
+          <w:sz w:val="16"/>
+          <w:szCs w:val="16"/>
+        </w:rPr>
+        <w:t xml:space="preserve">                           |  JDBC (reseau interne)</w:t>
+      </w:r>
+    </w:p>
+    <w:p>
+      <w:pPr>
+        <w:spacing w:after="0" w:line="240"/>
+      </w:pPr>
+      <w:r>
+        <w:rPr>
+          <w:rFonts w:ascii="Consolas" w:cs="Consolas" w:eastAsia="Consolas" w:hAnsi="Consolas"/>
+          <w:sz w:val="16"/>
+          <w:szCs w:val="16"/>
+        </w:rPr>
+        <w:t xml:space="preserve">                           v</w:t>
+      </w:r>
+    </w:p>
+    <w:p>
+      <w:pPr>
+        <w:spacing w:after="0" w:line="240"/>
+      </w:pPr>
+      <w:r>
+        <w:rPr>
+          <w:rFonts w:ascii="Consolas" w:cs="Consolas" w:eastAsia="Consolas" w:hAnsi="Consolas"/>
+          <w:sz w:val="16"/>
+          <w:szCs w:val="16"/>
+        </w:rPr>
+        <w:t xml:space="preserve">              +--------------------------+      +----------------+</w:t>
+      </w:r>
+    </w:p>
+    <w:p>
+      <w:pPr>
+        <w:spacing w:after="0" w:line="240"/>
+      </w:pPr>
+      <w:r>
+        <w:rPr>
+          <w:rFonts w:ascii="Consolas" w:cs="Consolas" w:eastAsia="Consolas" w:hAnsi="Consolas"/>
+          <w:sz w:val="16"/>
+          <w:szCs w:val="16"/>
+        </w:rPr>
+        <w:t xml:space="preserve">              |  MySQL :3306 (non expose)|      |  Supabase      |</w:t>
+      </w:r>
+    </w:p>
+    <w:p>
+      <w:pPr>
+        <w:spacing w:after="0" w:line="240"/>
+      </w:pPr>
+      <w:r>
+        <w:rPr>
+          <w:rFonts w:ascii="Consolas" w:cs="Consolas" w:eastAsia="Consolas" w:hAnsi="Consolas"/>
+          <w:sz w:val="16"/>
+          <w:szCs w:val="16"/>
+        </w:rPr>
+        <w:t xml:space="preserve">              +--------------------------+      |  (medias)      |</w:t>
+      </w:r>
+    </w:p>
+    <w:p>
+      <w:pPr>
+        <w:spacing w:after="0" w:line="240"/>
+      </w:pPr>
+      <w:r>
+        <w:rPr>
+          <w:rFonts w:ascii="Consolas" w:cs="Consolas" w:eastAsia="Consolas" w:hAnsi="Consolas"/>
+          <w:sz w:val="16"/>
+          <w:szCs w:val="16"/>
+        </w:rPr>
+        <w:t xml:space="preserve">                                                +----------------+</w:t>
       </w:r>
     </w:p>
     <w:p>
@@ -283,10 +465,40 @@
       </w:pPr>
       <w:r>
         <w:rPr>
+          <w:b/>
+          <w:bCs/>
           <w:sz w:val="21"/>
           <w:szCs w:val="21"/>
         </w:rPr>
-        <w:t xml:space="preserve">Le tableau ci-dessous associe chaque catégorie de risque OWASP aux mesures concrètes déployées sur la plateforme.</w:t>
+        <w:t xml:space="preserve">Frontières de confiance. </w:t>
+      </w:r>
+      <w:r>
+        <w:rPr>
+          <w:sz w:val="21"/>
+          <w:szCs w:val="21"/>
+        </w:rPr>
+        <w:t xml:space="preserve">Tout ce qui vient du client est non fiable : validation systématique côté API. Nginx est la seule surface exposée à Internet ; l'API et MySQL ne sont joignables que depuis le réseau Docker interne.</w:t>
+      </w:r>
+    </w:p>
+    <w:p>
+      <w:pPr>
+        <w:pageBreakBefore/>
+      </w:pPr>
+    </w:p>
+    <w:p>
+      <w:pPr>
+        <w:pStyle w:val="Heading1"/>
+        <w:spacing w:after="160" w:before="320"/>
+      </w:pPr>
+      <w:r>
+        <w:rPr>
+          <w:b/>
+          <w:bCs/>
+          <w:color w:val="2C5F4A"/>
+          <w:sz w:val="30"/>
+          <w:szCs w:val="30"/>
+        </w:rPr>
+        <w:t xml:space="preserve">3. Couverture OWASP Top 10 (2021)</w:t>
       </w:r>
     </w:p>
     <w:tbl>
@@ -476,7 +688,7 @@
                 <w:sz w:val="19"/>
                 <w:szCs w:val="19"/>
               </w:rPr>
-              <w:t xml:space="preserve">JWT obligatoire hors routes publiques ; @EnableMethodSecurity + @PreAuthorize par rôle (ROLE_ADMIN / ROLE_USER) ; comptes désactivables.</w:t>
+              <w:t xml:space="preserve">JWT obligatoire hors routes publiques ; @PreAuthorize par rôle ; comptes désactivables.</w:t>
             </w:r>
           </w:p>
         </w:tc>
@@ -559,7 +771,7 @@
                 <w:sz w:val="19"/>
                 <w:szCs w:val="19"/>
               </w:rPr>
-              <w:t xml:space="preserve">Mots de passe BCrypt (force 10) ; JWT signé HMAC-SHA256, secret en variable d'environnement ; HTTPS + HSTS en production.</w:t>
+              <w:t xml:space="preserve">BCrypt (force 10) ; JWT signé HMAC-SHA256, secret en variable d'environnement ; HTTPS + HSTS.</w:t>
             </w:r>
           </w:p>
         </w:tc>
@@ -639,7 +851,7 @@
                 <w:sz w:val="19"/>
                 <w:szCs w:val="19"/>
               </w:rPr>
-              <w:t xml:space="preserve">Spring Data JPA (requêtes paramétrées, pas de SQL dynamique) ; validation Jakarta @Valid sur tous les DTO.</w:t>
+              <w:t xml:space="preserve">Spring Data JPA (requêtes paramétrées) ; validation Jakarta @Valid sur tous les DTO.</w:t>
             </w:r>
           </w:p>
         </w:tc>
@@ -722,7 +934,7 @@
                 <w:sz w:val="19"/>
                 <w:szCs w:val="19"/>
               </w:rPr>
-              <w:t xml:space="preserve">Moindre privilège (user MySQL dédié) ; API stateless ; réponse neutre sur mot de passe oublié (anti-énumération).</w:t>
+              <w:t xml:space="preserve">Moindre privilège (user MySQL dédié) ; API stateless ; réponse neutre sur mot de passe oublié.</w:t>
             </w:r>
           </w:p>
         </w:tc>
@@ -802,7 +1014,7 @@
                 <w:sz w:val="19"/>
                 <w:szCs w:val="19"/>
               </w:rPr>
-              <w:t xml:space="preserve">CSRF désactivé (REST stateless) ; Swagger désactivé en prod ; en-têtes HTTP de sécurité (CSP, X-Frame-Options, etc.).</w:t>
+              <w:t xml:space="preserve">CSRF désactivé (REST stateless) ; Swagger désactivé en prod ; en-têtes HTTP de sécurité.</w:t>
             </w:r>
           </w:p>
         </w:tc>
@@ -885,7 +1097,7 @@
                 <w:sz w:val="19"/>
                 <w:szCs w:val="19"/>
               </w:rPr>
-              <w:t xml:space="preserve">Dependabot (3 écosystèmes) ; Trivy à chaque CI ; CVE Jackson et Tomcat corrigées ; CVE Next.js 16 corrigée.</w:t>
+              <w:t xml:space="preserve">Dependabot (3 écosystèmes) ; Trivy à chaque CI ; CVE Jackson, Tomcat et Next.js corrigées.</w:t>
             </w:r>
           </w:p>
         </w:tc>
@@ -965,7 +1177,7 @@
                 <w:sz w:val="19"/>
                 <w:szCs w:val="19"/>
               </w:rPr>
-              <w:t xml:space="preserve">Rate limiting bucket4j (5/min login, 3/10 min mot de passe oublié) ; tokens de reset à usage unique ; logs de connexion.</w:t>
+              <w:t xml:space="preserve">Rate limiting bucket4j ; tokens de reset à usage unique ; journalisation des connexions.</w:t>
             </w:r>
           </w:p>
         </w:tc>
@@ -1048,7 +1260,7 @@
                 <w:sz w:val="19"/>
                 <w:szCs w:val="19"/>
               </w:rPr>
-              <w:t xml:space="preserve">CI avec Gitleaks + Trivy ; images Docker signées poussées sur GHCR ; Dependabot sur les actions GitHub.</w:t>
+              <w:t xml:space="preserve">CI avec Gitleaks + Trivy ; images Docker sur GHCR ; Dependabot sur les actions GitHub.</w:t>
             </w:r>
           </w:p>
         </w:tc>
@@ -1128,7 +1340,7 @@
                 <w:sz w:val="19"/>
                 <w:szCs w:val="19"/>
               </w:rPr>
-              <w:t xml:space="preserve">LogConnexion (login succès/échec, IP) ; LogActivite (audit AOP des mutations) ; stack Prometheus + Grafana + Loki.</w:t>
+              <w:t xml:space="preserve">log_connexion, log_activite (audit AOP) ; Prometheus + Grafana + Loki.</w:t>
             </w:r>
           </w:p>
         </w:tc>
@@ -1211,7 +1423,7 @@
                 <w:sz w:val="19"/>
                 <w:szCs w:val="19"/>
               </w:rPr>
-              <w:t xml:space="preserve">Aucun endpoint n'effectue de requête vers une URL fournie par l'utilisateur ; SMTP configuré statiquement.</w:t>
+              <w:t xml:space="preserve">Aucun endpoint n'appelle une URL fournie par l'utilisateur ; SMTP configuré statiquement.</w:t>
             </w:r>
           </w:p>
         </w:tc>
@@ -1235,7 +1447,3196 @@
           <w:sz w:val="30"/>
           <w:szCs w:val="30"/>
         </w:rPr>
-        <w:t xml:space="preserve">3. Mesures détaillées par application</w:t>
+        <w:t xml:space="preserve">4. Modélisation des menaces</w:t>
+      </w:r>
+    </w:p>
+    <w:p>
+      <w:pPr>
+        <w:spacing w:after="120" w:line="276"/>
+      </w:pPr>
+      <w:r>
+        <w:rPr>
+          <w:sz w:val="21"/>
+          <w:szCs w:val="21"/>
+        </w:rPr>
+        <w:t xml:space="preserve">Analyse des menaces principales, cotées par probabilité et impact, avec la mesure d'atténuation en place.</w:t>
+      </w:r>
+    </w:p>
+    <w:tbl>
+      <w:tblPr>
+        <w:tblW w:type="dxa" w:w="9026"/>
+        <w:tblBorders>
+          <w:top w:val="single" w:color="auto" w:sz="4"/>
+          <w:left w:val="single" w:color="auto" w:sz="4"/>
+          <w:bottom w:val="single" w:color="auto" w:sz="4"/>
+          <w:right w:val="single" w:color="auto" w:sz="4"/>
+          <w:insideH w:val="single" w:color="auto" w:sz="4"/>
+          <w:insideV w:val="single" w:color="auto" w:sz="4"/>
+        </w:tblBorders>
+      </w:tblPr>
+      <w:tblGrid>
+        <w:gridCol w:w="1900"/>
+        <w:gridCol w:w="1900"/>
+        <w:gridCol w:w="900"/>
+        <w:gridCol w:w="900"/>
+        <w:gridCol w:w="3426"/>
+      </w:tblGrid>
+      <w:tr>
+        <w:trPr>
+          <w:tblHeader/>
+        </w:trPr>
+        <w:tc>
+          <w:tcPr>
+            <w:tcW w:type="dxa" w:w="1900"/>
+            <w:tcBorders>
+              <w:top w:val="single" w:color="C9D6CE" w:sz="2"/>
+              <w:left w:val="single" w:color="C9D6CE" w:sz="2"/>
+              <w:bottom w:val="single" w:color="C9D6CE" w:sz="2"/>
+              <w:right w:val="single" w:color="C9D6CE" w:sz="2"/>
+            </w:tcBorders>
+            <w:shd w:fill="4B6B59" w:color="auto" w:val="clear"/>
+            <w:tcMar>
+              <w:top w:type="dxa" w:w="60"/>
+              <w:left w:type="dxa" w:w="100"/>
+              <w:bottom w:type="dxa" w:w="60"/>
+              <w:right w:type="dxa" w:w="100"/>
+            </w:tcMar>
+          </w:tcPr>
+          <w:p>
+            <w:r>
+              <w:rPr>
+                <w:b/>
+                <w:bCs/>
+                <w:color w:val="FFFFFF"/>
+                <w:sz w:val="19"/>
+                <w:szCs w:val="19"/>
+              </w:rPr>
+              <w:t xml:space="preserve">Menace</w:t>
+            </w:r>
+          </w:p>
+        </w:tc>
+        <w:tc>
+          <w:tcPr>
+            <w:tcW w:type="dxa" w:w="1900"/>
+            <w:tcBorders>
+              <w:top w:val="single" w:color="C9D6CE" w:sz="2"/>
+              <w:left w:val="single" w:color="C9D6CE" w:sz="2"/>
+              <w:bottom w:val="single" w:color="C9D6CE" w:sz="2"/>
+              <w:right w:val="single" w:color="C9D6CE" w:sz="2"/>
+            </w:tcBorders>
+            <w:shd w:fill="4B6B59" w:color="auto" w:val="clear"/>
+            <w:tcMar>
+              <w:top w:type="dxa" w:w="60"/>
+              <w:left w:type="dxa" w:w="100"/>
+              <w:bottom w:type="dxa" w:w="60"/>
+              <w:right w:type="dxa" w:w="100"/>
+            </w:tcMar>
+          </w:tcPr>
+          <w:p>
+            <w:r>
+              <w:rPr>
+                <w:b/>
+                <w:bCs/>
+                <w:color w:val="FFFFFF"/>
+                <w:sz w:val="19"/>
+                <w:szCs w:val="19"/>
+              </w:rPr>
+              <w:t xml:space="preserve">Surface</w:t>
+            </w:r>
+          </w:p>
+        </w:tc>
+        <w:tc>
+          <w:tcPr>
+            <w:tcW w:type="dxa" w:w="900"/>
+            <w:tcBorders>
+              <w:top w:val="single" w:color="C9D6CE" w:sz="2"/>
+              <w:left w:val="single" w:color="C9D6CE" w:sz="2"/>
+              <w:bottom w:val="single" w:color="C9D6CE" w:sz="2"/>
+              <w:right w:val="single" w:color="C9D6CE" w:sz="2"/>
+            </w:tcBorders>
+            <w:shd w:fill="4B6B59" w:color="auto" w:val="clear"/>
+            <w:tcMar>
+              <w:top w:type="dxa" w:w="60"/>
+              <w:left w:type="dxa" w:w="100"/>
+              <w:bottom w:type="dxa" w:w="60"/>
+              <w:right w:type="dxa" w:w="100"/>
+            </w:tcMar>
+          </w:tcPr>
+          <w:p>
+            <w:r>
+              <w:rPr>
+                <w:b/>
+                <w:bCs/>
+                <w:color w:val="FFFFFF"/>
+                <w:sz w:val="19"/>
+                <w:szCs w:val="19"/>
+              </w:rPr>
+              <w:t xml:space="preserve">Prob.</w:t>
+            </w:r>
+          </w:p>
+        </w:tc>
+        <w:tc>
+          <w:tcPr>
+            <w:tcW w:type="dxa" w:w="900"/>
+            <w:tcBorders>
+              <w:top w:val="single" w:color="C9D6CE" w:sz="2"/>
+              <w:left w:val="single" w:color="C9D6CE" w:sz="2"/>
+              <w:bottom w:val="single" w:color="C9D6CE" w:sz="2"/>
+              <w:right w:val="single" w:color="C9D6CE" w:sz="2"/>
+            </w:tcBorders>
+            <w:shd w:fill="4B6B59" w:color="auto" w:val="clear"/>
+            <w:tcMar>
+              <w:top w:type="dxa" w:w="60"/>
+              <w:left w:type="dxa" w:w="100"/>
+              <w:bottom w:type="dxa" w:w="60"/>
+              <w:right w:type="dxa" w:w="100"/>
+            </w:tcMar>
+          </w:tcPr>
+          <w:p>
+            <w:r>
+              <w:rPr>
+                <w:b/>
+                <w:bCs/>
+                <w:color w:val="FFFFFF"/>
+                <w:sz w:val="19"/>
+                <w:szCs w:val="19"/>
+              </w:rPr>
+              <w:t xml:space="preserve">Impact</w:t>
+            </w:r>
+          </w:p>
+        </w:tc>
+        <w:tc>
+          <w:tcPr>
+            <w:tcW w:type="dxa" w:w="3426"/>
+            <w:tcBorders>
+              <w:top w:val="single" w:color="C9D6CE" w:sz="2"/>
+              <w:left w:val="single" w:color="C9D6CE" w:sz="2"/>
+              <w:bottom w:val="single" w:color="C9D6CE" w:sz="2"/>
+              <w:right w:val="single" w:color="C9D6CE" w:sz="2"/>
+            </w:tcBorders>
+            <w:shd w:fill="4B6B59" w:color="auto" w:val="clear"/>
+            <w:tcMar>
+              <w:top w:type="dxa" w:w="60"/>
+              <w:left w:type="dxa" w:w="100"/>
+              <w:bottom w:type="dxa" w:w="60"/>
+              <w:right w:type="dxa" w:w="100"/>
+            </w:tcMar>
+          </w:tcPr>
+          <w:p>
+            <w:r>
+              <w:rPr>
+                <w:b/>
+                <w:bCs/>
+                <w:color w:val="FFFFFF"/>
+                <w:sz w:val="19"/>
+                <w:szCs w:val="19"/>
+              </w:rPr>
+              <w:t xml:space="preserve">Mitigation</w:t>
+            </w:r>
+          </w:p>
+        </w:tc>
+      </w:tr>
+      <w:tr>
+        <w:tc>
+          <w:tcPr>
+            <w:tcW w:type="dxa" w:w="1900"/>
+            <w:tcBorders>
+              <w:top w:val="single" w:color="C9D6CE" w:sz="2"/>
+              <w:left w:val="single" w:color="C9D6CE" w:sz="2"/>
+              <w:bottom w:val="single" w:color="C9D6CE" w:sz="2"/>
+              <w:right w:val="single" w:color="C9D6CE" w:sz="2"/>
+            </w:tcBorders>
+            <w:tcMar>
+              <w:top w:type="dxa" w:w="50"/>
+              <w:left w:type="dxa" w:w="100"/>
+              <w:bottom w:type="dxa" w:w="50"/>
+              <w:right w:type="dxa" w:w="100"/>
+            </w:tcMar>
+          </w:tcPr>
+          <w:p>
+            <w:r>
+              <w:rPr>
+                <w:sz w:val="19"/>
+                <w:szCs w:val="19"/>
+              </w:rPr>
+              <w:t xml:space="preserve">Brute-force sur le login</w:t>
+            </w:r>
+          </w:p>
+        </w:tc>
+        <w:tc>
+          <w:tcPr>
+            <w:tcW w:type="dxa" w:w="1900"/>
+            <w:tcBorders>
+              <w:top w:val="single" w:color="C9D6CE" w:sz="2"/>
+              <w:left w:val="single" w:color="C9D6CE" w:sz="2"/>
+              <w:bottom w:val="single" w:color="C9D6CE" w:sz="2"/>
+              <w:right w:val="single" w:color="C9D6CE" w:sz="2"/>
+            </w:tcBorders>
+            <w:tcMar>
+              <w:top w:type="dxa" w:w="50"/>
+              <w:left w:type="dxa" w:w="100"/>
+              <w:bottom w:type="dxa" w:w="50"/>
+              <w:right w:type="dxa" w:w="100"/>
+            </w:tcMar>
+          </w:tcPr>
+          <w:p>
+            <w:r>
+              <w:rPr>
+                <w:sz w:val="19"/>
+                <w:szCs w:val="19"/>
+              </w:rPr>
+              <w:t xml:space="preserve">POST /api/auth/login</w:t>
+            </w:r>
+          </w:p>
+        </w:tc>
+        <w:tc>
+          <w:tcPr>
+            <w:tcW w:type="dxa" w:w="900"/>
+            <w:tcBorders>
+              <w:top w:val="single" w:color="C9D6CE" w:sz="2"/>
+              <w:left w:val="single" w:color="C9D6CE" w:sz="2"/>
+              <w:bottom w:val="single" w:color="C9D6CE" w:sz="2"/>
+              <w:right w:val="single" w:color="C9D6CE" w:sz="2"/>
+            </w:tcBorders>
+            <w:tcMar>
+              <w:top w:type="dxa" w:w="50"/>
+              <w:left w:type="dxa" w:w="100"/>
+              <w:bottom w:type="dxa" w:w="50"/>
+              <w:right w:type="dxa" w:w="100"/>
+            </w:tcMar>
+          </w:tcPr>
+          <w:p>
+            <w:r>
+              <w:rPr>
+                <w:sz w:val="19"/>
+                <w:szCs w:val="19"/>
+              </w:rPr>
+              <w:t xml:space="preserve">Moyenne</w:t>
+            </w:r>
+          </w:p>
+        </w:tc>
+        <w:tc>
+          <w:tcPr>
+            <w:tcW w:type="dxa" w:w="900"/>
+            <w:tcBorders>
+              <w:top w:val="single" w:color="C9D6CE" w:sz="2"/>
+              <w:left w:val="single" w:color="C9D6CE" w:sz="2"/>
+              <w:bottom w:val="single" w:color="C9D6CE" w:sz="2"/>
+              <w:right w:val="single" w:color="C9D6CE" w:sz="2"/>
+            </w:tcBorders>
+            <w:tcMar>
+              <w:top w:type="dxa" w:w="50"/>
+              <w:left w:type="dxa" w:w="100"/>
+              <w:bottom w:type="dxa" w:w="50"/>
+              <w:right w:type="dxa" w:w="100"/>
+            </w:tcMar>
+          </w:tcPr>
+          <w:p>
+            <w:r>
+              <w:rPr>
+                <w:sz w:val="19"/>
+                <w:szCs w:val="19"/>
+              </w:rPr>
+              <w:t xml:space="preserve">Élevé</w:t>
+            </w:r>
+          </w:p>
+        </w:tc>
+        <w:tc>
+          <w:tcPr>
+            <w:tcW w:type="dxa" w:w="3426"/>
+            <w:tcBorders>
+              <w:top w:val="single" w:color="C9D6CE" w:sz="2"/>
+              <w:left w:val="single" w:color="C9D6CE" w:sz="2"/>
+              <w:bottom w:val="single" w:color="C9D6CE" w:sz="2"/>
+              <w:right w:val="single" w:color="C9D6CE" w:sz="2"/>
+            </w:tcBorders>
+            <w:tcMar>
+              <w:top w:type="dxa" w:w="50"/>
+              <w:left w:type="dxa" w:w="100"/>
+              <w:bottom w:type="dxa" w:w="50"/>
+              <w:right w:type="dxa" w:w="100"/>
+            </w:tcMar>
+          </w:tcPr>
+          <w:p>
+            <w:r>
+              <w:rPr>
+                <w:sz w:val="19"/>
+                <w:szCs w:val="19"/>
+              </w:rPr>
+              <w:t xml:space="preserve">Rate limiting 5/min/IP → 429 ; journalisation des échecs</w:t>
+            </w:r>
+          </w:p>
+        </w:tc>
+      </w:tr>
+      <w:tr>
+        <w:tc>
+          <w:tcPr>
+            <w:tcW w:type="dxa" w:w="1900"/>
+            <w:tcBorders>
+              <w:top w:val="single" w:color="C9D6CE" w:sz="2"/>
+              <w:left w:val="single" w:color="C9D6CE" w:sz="2"/>
+              <w:bottom w:val="single" w:color="C9D6CE" w:sz="2"/>
+              <w:right w:val="single" w:color="C9D6CE" w:sz="2"/>
+            </w:tcBorders>
+            <w:shd w:fill="E8EFEA" w:color="auto" w:val="clear"/>
+            <w:tcMar>
+              <w:top w:type="dxa" w:w="50"/>
+              <w:left w:type="dxa" w:w="100"/>
+              <w:bottom w:type="dxa" w:w="50"/>
+              <w:right w:type="dxa" w:w="100"/>
+            </w:tcMar>
+          </w:tcPr>
+          <w:p>
+            <w:r>
+              <w:rPr>
+                <w:sz w:val="19"/>
+                <w:szCs w:val="19"/>
+              </w:rPr>
+              <w:t xml:space="preserve">Énumération de comptes</w:t>
+            </w:r>
+          </w:p>
+        </w:tc>
+        <w:tc>
+          <w:tcPr>
+            <w:tcW w:type="dxa" w:w="1900"/>
+            <w:tcBorders>
+              <w:top w:val="single" w:color="C9D6CE" w:sz="2"/>
+              <w:left w:val="single" w:color="C9D6CE" w:sz="2"/>
+              <w:bottom w:val="single" w:color="C9D6CE" w:sz="2"/>
+              <w:right w:val="single" w:color="C9D6CE" w:sz="2"/>
+            </w:tcBorders>
+            <w:shd w:fill="E8EFEA" w:color="auto" w:val="clear"/>
+            <w:tcMar>
+              <w:top w:type="dxa" w:w="50"/>
+              <w:left w:type="dxa" w:w="100"/>
+              <w:bottom w:type="dxa" w:w="50"/>
+              <w:right w:type="dxa" w:w="100"/>
+            </w:tcMar>
+          </w:tcPr>
+          <w:p>
+            <w:r>
+              <w:rPr>
+                <w:sz w:val="19"/>
+                <w:szCs w:val="19"/>
+              </w:rPr>
+              <w:t xml:space="preserve">POST /api/auth/forgot-password</w:t>
+            </w:r>
+          </w:p>
+        </w:tc>
+        <w:tc>
+          <w:tcPr>
+            <w:tcW w:type="dxa" w:w="900"/>
+            <w:tcBorders>
+              <w:top w:val="single" w:color="C9D6CE" w:sz="2"/>
+              <w:left w:val="single" w:color="C9D6CE" w:sz="2"/>
+              <w:bottom w:val="single" w:color="C9D6CE" w:sz="2"/>
+              <w:right w:val="single" w:color="C9D6CE" w:sz="2"/>
+            </w:tcBorders>
+            <w:shd w:fill="E8EFEA" w:color="auto" w:val="clear"/>
+            <w:tcMar>
+              <w:top w:type="dxa" w:w="50"/>
+              <w:left w:type="dxa" w:w="100"/>
+              <w:bottom w:type="dxa" w:w="50"/>
+              <w:right w:type="dxa" w:w="100"/>
+            </w:tcMar>
+          </w:tcPr>
+          <w:p>
+            <w:r>
+              <w:rPr>
+                <w:sz w:val="19"/>
+                <w:szCs w:val="19"/>
+              </w:rPr>
+              <w:t xml:space="preserve">Moyenne</w:t>
+            </w:r>
+          </w:p>
+        </w:tc>
+        <w:tc>
+          <w:tcPr>
+            <w:tcW w:type="dxa" w:w="900"/>
+            <w:tcBorders>
+              <w:top w:val="single" w:color="C9D6CE" w:sz="2"/>
+              <w:left w:val="single" w:color="C9D6CE" w:sz="2"/>
+              <w:bottom w:val="single" w:color="C9D6CE" w:sz="2"/>
+              <w:right w:val="single" w:color="C9D6CE" w:sz="2"/>
+            </w:tcBorders>
+            <w:shd w:fill="E8EFEA" w:color="auto" w:val="clear"/>
+            <w:tcMar>
+              <w:top w:type="dxa" w:w="50"/>
+              <w:left w:type="dxa" w:w="100"/>
+              <w:bottom w:type="dxa" w:w="50"/>
+              <w:right w:type="dxa" w:w="100"/>
+            </w:tcMar>
+          </w:tcPr>
+          <w:p>
+            <w:r>
+              <w:rPr>
+                <w:sz w:val="19"/>
+                <w:szCs w:val="19"/>
+              </w:rPr>
+              <w:t xml:space="preserve">Moyen</w:t>
+            </w:r>
+          </w:p>
+        </w:tc>
+        <w:tc>
+          <w:tcPr>
+            <w:tcW w:type="dxa" w:w="3426"/>
+            <w:tcBorders>
+              <w:top w:val="single" w:color="C9D6CE" w:sz="2"/>
+              <w:left w:val="single" w:color="C9D6CE" w:sz="2"/>
+              <w:bottom w:val="single" w:color="C9D6CE" w:sz="2"/>
+              <w:right w:val="single" w:color="C9D6CE" w:sz="2"/>
+            </w:tcBorders>
+            <w:shd w:fill="E8EFEA" w:color="auto" w:val="clear"/>
+            <w:tcMar>
+              <w:top w:type="dxa" w:w="50"/>
+              <w:left w:type="dxa" w:w="100"/>
+              <w:bottom w:type="dxa" w:w="50"/>
+              <w:right w:type="dxa" w:w="100"/>
+            </w:tcMar>
+          </w:tcPr>
+          <w:p>
+            <w:r>
+              <w:rPr>
+                <w:sz w:val="19"/>
+                <w:szCs w:val="19"/>
+              </w:rPr>
+              <w:t xml:space="preserve">Réponse 200 systématique ; rate limiting 3/10 min</w:t>
+            </w:r>
+          </w:p>
+        </w:tc>
+      </w:tr>
+      <w:tr>
+        <w:tc>
+          <w:tcPr>
+            <w:tcW w:type="dxa" w:w="1900"/>
+            <w:tcBorders>
+              <w:top w:val="single" w:color="C9D6CE" w:sz="2"/>
+              <w:left w:val="single" w:color="C9D6CE" w:sz="2"/>
+              <w:bottom w:val="single" w:color="C9D6CE" w:sz="2"/>
+              <w:right w:val="single" w:color="C9D6CE" w:sz="2"/>
+            </w:tcBorders>
+            <w:tcMar>
+              <w:top w:type="dxa" w:w="50"/>
+              <w:left w:type="dxa" w:w="100"/>
+              <w:bottom w:type="dxa" w:w="50"/>
+              <w:right w:type="dxa" w:w="100"/>
+            </w:tcMar>
+          </w:tcPr>
+          <w:p>
+            <w:r>
+              <w:rPr>
+                <w:sz w:val="19"/>
+                <w:szCs w:val="19"/>
+              </w:rPr>
+              <w:t xml:space="preserve">Vol de token JWT</w:t>
+            </w:r>
+          </w:p>
+        </w:tc>
+        <w:tc>
+          <w:tcPr>
+            <w:tcW w:type="dxa" w:w="1900"/>
+            <w:tcBorders>
+              <w:top w:val="single" w:color="C9D6CE" w:sz="2"/>
+              <w:left w:val="single" w:color="C9D6CE" w:sz="2"/>
+              <w:bottom w:val="single" w:color="C9D6CE" w:sz="2"/>
+              <w:right w:val="single" w:color="C9D6CE" w:sz="2"/>
+            </w:tcBorders>
+            <w:tcMar>
+              <w:top w:type="dxa" w:w="50"/>
+              <w:left w:type="dxa" w:w="100"/>
+              <w:bottom w:type="dxa" w:w="50"/>
+              <w:right w:type="dxa" w:w="100"/>
+            </w:tcMar>
+          </w:tcPr>
+          <w:p>
+            <w:r>
+              <w:rPr>
+                <w:sz w:val="19"/>
+                <w:szCs w:val="19"/>
+              </w:rPr>
+              <w:t xml:space="preserve">En-tête Authorization</w:t>
+            </w:r>
+          </w:p>
+        </w:tc>
+        <w:tc>
+          <w:tcPr>
+            <w:tcW w:type="dxa" w:w="900"/>
+            <w:tcBorders>
+              <w:top w:val="single" w:color="C9D6CE" w:sz="2"/>
+              <w:left w:val="single" w:color="C9D6CE" w:sz="2"/>
+              <w:bottom w:val="single" w:color="C9D6CE" w:sz="2"/>
+              <w:right w:val="single" w:color="C9D6CE" w:sz="2"/>
+            </w:tcBorders>
+            <w:tcMar>
+              <w:top w:type="dxa" w:w="50"/>
+              <w:left w:type="dxa" w:w="100"/>
+              <w:bottom w:type="dxa" w:w="50"/>
+              <w:right w:type="dxa" w:w="100"/>
+            </w:tcMar>
+          </w:tcPr>
+          <w:p>
+            <w:r>
+              <w:rPr>
+                <w:sz w:val="19"/>
+                <w:szCs w:val="19"/>
+              </w:rPr>
+              <w:t xml:space="preserve">Faible</w:t>
+            </w:r>
+          </w:p>
+        </w:tc>
+        <w:tc>
+          <w:tcPr>
+            <w:tcW w:type="dxa" w:w="900"/>
+            <w:tcBorders>
+              <w:top w:val="single" w:color="C9D6CE" w:sz="2"/>
+              <w:left w:val="single" w:color="C9D6CE" w:sz="2"/>
+              <w:bottom w:val="single" w:color="C9D6CE" w:sz="2"/>
+              <w:right w:val="single" w:color="C9D6CE" w:sz="2"/>
+            </w:tcBorders>
+            <w:tcMar>
+              <w:top w:type="dxa" w:w="50"/>
+              <w:left w:type="dxa" w:w="100"/>
+              <w:bottom w:type="dxa" w:w="50"/>
+              <w:right w:type="dxa" w:w="100"/>
+            </w:tcMar>
+          </w:tcPr>
+          <w:p>
+            <w:r>
+              <w:rPr>
+                <w:sz w:val="19"/>
+                <w:szCs w:val="19"/>
+              </w:rPr>
+              <w:t xml:space="preserve">Élevé</w:t>
+            </w:r>
+          </w:p>
+        </w:tc>
+        <w:tc>
+          <w:tcPr>
+            <w:tcW w:type="dxa" w:w="3426"/>
+            <w:tcBorders>
+              <w:top w:val="single" w:color="C9D6CE" w:sz="2"/>
+              <w:left w:val="single" w:color="C9D6CE" w:sz="2"/>
+              <w:bottom w:val="single" w:color="C9D6CE" w:sz="2"/>
+              <w:right w:val="single" w:color="C9D6CE" w:sz="2"/>
+            </w:tcBorders>
+            <w:tcMar>
+              <w:top w:type="dxa" w:w="50"/>
+              <w:left w:type="dxa" w:w="100"/>
+              <w:bottom w:type="dxa" w:w="50"/>
+              <w:right w:type="dxa" w:w="100"/>
+            </w:tcMar>
+          </w:tcPr>
+          <w:p>
+            <w:r>
+              <w:rPr>
+                <w:sz w:val="19"/>
+                <w:szCs w:val="19"/>
+              </w:rPr>
+              <w:t xml:space="preserve">HTTPS + HSTS ; expiration ; rotation du secret</w:t>
+            </w:r>
+          </w:p>
+        </w:tc>
+      </w:tr>
+      <w:tr>
+        <w:tc>
+          <w:tcPr>
+            <w:tcW w:type="dxa" w:w="1900"/>
+            <w:tcBorders>
+              <w:top w:val="single" w:color="C9D6CE" w:sz="2"/>
+              <w:left w:val="single" w:color="C9D6CE" w:sz="2"/>
+              <w:bottom w:val="single" w:color="C9D6CE" w:sz="2"/>
+              <w:right w:val="single" w:color="C9D6CE" w:sz="2"/>
+            </w:tcBorders>
+            <w:shd w:fill="E8EFEA" w:color="auto" w:val="clear"/>
+            <w:tcMar>
+              <w:top w:type="dxa" w:w="50"/>
+              <w:left w:type="dxa" w:w="100"/>
+              <w:bottom w:type="dxa" w:w="50"/>
+              <w:right w:type="dxa" w:w="100"/>
+            </w:tcMar>
+          </w:tcPr>
+          <w:p>
+            <w:r>
+              <w:rPr>
+                <w:sz w:val="19"/>
+                <w:szCs w:val="19"/>
+              </w:rPr>
+              <w:t xml:space="preserve">Injection SQL</w:t>
+            </w:r>
+          </w:p>
+        </w:tc>
+        <w:tc>
+          <w:tcPr>
+            <w:tcW w:type="dxa" w:w="1900"/>
+            <w:tcBorders>
+              <w:top w:val="single" w:color="C9D6CE" w:sz="2"/>
+              <w:left w:val="single" w:color="C9D6CE" w:sz="2"/>
+              <w:bottom w:val="single" w:color="C9D6CE" w:sz="2"/>
+              <w:right w:val="single" w:color="C9D6CE" w:sz="2"/>
+            </w:tcBorders>
+            <w:shd w:fill="E8EFEA" w:color="auto" w:val="clear"/>
+            <w:tcMar>
+              <w:top w:type="dxa" w:w="50"/>
+              <w:left w:type="dxa" w:w="100"/>
+              <w:bottom w:type="dxa" w:w="50"/>
+              <w:right w:type="dxa" w:w="100"/>
+            </w:tcMar>
+          </w:tcPr>
+          <w:p>
+            <w:r>
+              <w:rPr>
+                <w:sz w:val="19"/>
+                <w:szCs w:val="19"/>
+              </w:rPr>
+              <w:t xml:space="preserve">Tous endpoints</w:t>
+            </w:r>
+          </w:p>
+        </w:tc>
+        <w:tc>
+          <w:tcPr>
+            <w:tcW w:type="dxa" w:w="900"/>
+            <w:tcBorders>
+              <w:top w:val="single" w:color="C9D6CE" w:sz="2"/>
+              <w:left w:val="single" w:color="C9D6CE" w:sz="2"/>
+              <w:bottom w:val="single" w:color="C9D6CE" w:sz="2"/>
+              <w:right w:val="single" w:color="C9D6CE" w:sz="2"/>
+            </w:tcBorders>
+            <w:shd w:fill="E8EFEA" w:color="auto" w:val="clear"/>
+            <w:tcMar>
+              <w:top w:type="dxa" w:w="50"/>
+              <w:left w:type="dxa" w:w="100"/>
+              <w:bottom w:type="dxa" w:w="50"/>
+              <w:right w:type="dxa" w:w="100"/>
+            </w:tcMar>
+          </w:tcPr>
+          <w:p>
+            <w:r>
+              <w:rPr>
+                <w:sz w:val="19"/>
+                <w:szCs w:val="19"/>
+              </w:rPr>
+              <w:t xml:space="preserve">Faible</w:t>
+            </w:r>
+          </w:p>
+        </w:tc>
+        <w:tc>
+          <w:tcPr>
+            <w:tcW w:type="dxa" w:w="900"/>
+            <w:tcBorders>
+              <w:top w:val="single" w:color="C9D6CE" w:sz="2"/>
+              <w:left w:val="single" w:color="C9D6CE" w:sz="2"/>
+              <w:bottom w:val="single" w:color="C9D6CE" w:sz="2"/>
+              <w:right w:val="single" w:color="C9D6CE" w:sz="2"/>
+            </w:tcBorders>
+            <w:shd w:fill="E8EFEA" w:color="auto" w:val="clear"/>
+            <w:tcMar>
+              <w:top w:type="dxa" w:w="50"/>
+              <w:left w:type="dxa" w:w="100"/>
+              <w:bottom w:type="dxa" w:w="50"/>
+              <w:right w:type="dxa" w:w="100"/>
+            </w:tcMar>
+          </w:tcPr>
+          <w:p>
+            <w:r>
+              <w:rPr>
+                <w:sz w:val="19"/>
+                <w:szCs w:val="19"/>
+              </w:rPr>
+              <w:t xml:space="preserve">Critique</w:t>
+            </w:r>
+          </w:p>
+        </w:tc>
+        <w:tc>
+          <w:tcPr>
+            <w:tcW w:type="dxa" w:w="3426"/>
+            <w:tcBorders>
+              <w:top w:val="single" w:color="C9D6CE" w:sz="2"/>
+              <w:left w:val="single" w:color="C9D6CE" w:sz="2"/>
+              <w:bottom w:val="single" w:color="C9D6CE" w:sz="2"/>
+              <w:right w:val="single" w:color="C9D6CE" w:sz="2"/>
+            </w:tcBorders>
+            <w:shd w:fill="E8EFEA" w:color="auto" w:val="clear"/>
+            <w:tcMar>
+              <w:top w:type="dxa" w:w="50"/>
+              <w:left w:type="dxa" w:w="100"/>
+              <w:bottom w:type="dxa" w:w="50"/>
+              <w:right w:type="dxa" w:w="100"/>
+            </w:tcMar>
+          </w:tcPr>
+          <w:p>
+            <w:r>
+              <w:rPr>
+                <w:sz w:val="19"/>
+                <w:szCs w:val="19"/>
+              </w:rPr>
+              <w:t xml:space="preserve">JPA paramétré ; user BDD sans droits DDL</w:t>
+            </w:r>
+          </w:p>
+        </w:tc>
+      </w:tr>
+      <w:tr>
+        <w:tc>
+          <w:tcPr>
+            <w:tcW w:type="dxa" w:w="1900"/>
+            <w:tcBorders>
+              <w:top w:val="single" w:color="C9D6CE" w:sz="2"/>
+              <w:left w:val="single" w:color="C9D6CE" w:sz="2"/>
+              <w:bottom w:val="single" w:color="C9D6CE" w:sz="2"/>
+              <w:right w:val="single" w:color="C9D6CE" w:sz="2"/>
+            </w:tcBorders>
+            <w:tcMar>
+              <w:top w:type="dxa" w:w="50"/>
+              <w:left w:type="dxa" w:w="100"/>
+              <w:bottom w:type="dxa" w:w="50"/>
+              <w:right w:type="dxa" w:w="100"/>
+            </w:tcMar>
+          </w:tcPr>
+          <w:p>
+            <w:r>
+              <w:rPr>
+                <w:sz w:val="19"/>
+                <w:szCs w:val="19"/>
+              </w:rPr>
+              <w:t xml:space="preserve">IDOR</w:t>
+            </w:r>
+          </w:p>
+        </w:tc>
+        <w:tc>
+          <w:tcPr>
+            <w:tcW w:type="dxa" w:w="1900"/>
+            <w:tcBorders>
+              <w:top w:val="single" w:color="C9D6CE" w:sz="2"/>
+              <w:left w:val="single" w:color="C9D6CE" w:sz="2"/>
+              <w:bottom w:val="single" w:color="C9D6CE" w:sz="2"/>
+              <w:right w:val="single" w:color="C9D6CE" w:sz="2"/>
+            </w:tcBorders>
+            <w:tcMar>
+              <w:top w:type="dxa" w:w="50"/>
+              <w:left w:type="dxa" w:w="100"/>
+              <w:bottom w:type="dxa" w:w="50"/>
+              <w:right w:type="dxa" w:w="100"/>
+            </w:tcMar>
+          </w:tcPr>
+          <w:p>
+            <w:r>
+              <w:rPr>
+                <w:sz w:val="19"/>
+                <w:szCs w:val="19"/>
+              </w:rPr>
+              <w:t xml:space="preserve">/api/user/{id}</w:t>
+            </w:r>
+          </w:p>
+        </w:tc>
+        <w:tc>
+          <w:tcPr>
+            <w:tcW w:type="dxa" w:w="900"/>
+            <w:tcBorders>
+              <w:top w:val="single" w:color="C9D6CE" w:sz="2"/>
+              <w:left w:val="single" w:color="C9D6CE" w:sz="2"/>
+              <w:bottom w:val="single" w:color="C9D6CE" w:sz="2"/>
+              <w:right w:val="single" w:color="C9D6CE" w:sz="2"/>
+            </w:tcBorders>
+            <w:tcMar>
+              <w:top w:type="dxa" w:w="50"/>
+              <w:left w:type="dxa" w:w="100"/>
+              <w:bottom w:type="dxa" w:w="50"/>
+              <w:right w:type="dxa" w:w="100"/>
+            </w:tcMar>
+          </w:tcPr>
+          <w:p>
+            <w:r>
+              <w:rPr>
+                <w:sz w:val="19"/>
+                <w:szCs w:val="19"/>
+              </w:rPr>
+              <w:t xml:space="preserve">Moyenne</w:t>
+            </w:r>
+          </w:p>
+        </w:tc>
+        <w:tc>
+          <w:tcPr>
+            <w:tcW w:type="dxa" w:w="900"/>
+            <w:tcBorders>
+              <w:top w:val="single" w:color="C9D6CE" w:sz="2"/>
+              <w:left w:val="single" w:color="C9D6CE" w:sz="2"/>
+              <w:bottom w:val="single" w:color="C9D6CE" w:sz="2"/>
+              <w:right w:val="single" w:color="C9D6CE" w:sz="2"/>
+            </w:tcBorders>
+            <w:tcMar>
+              <w:top w:type="dxa" w:w="50"/>
+              <w:left w:type="dxa" w:w="100"/>
+              <w:bottom w:type="dxa" w:w="50"/>
+              <w:right w:type="dxa" w:w="100"/>
+            </w:tcMar>
+          </w:tcPr>
+          <w:p>
+            <w:r>
+              <w:rPr>
+                <w:sz w:val="19"/>
+                <w:szCs w:val="19"/>
+              </w:rPr>
+              <w:t xml:space="preserve">Élevé</w:t>
+            </w:r>
+          </w:p>
+        </w:tc>
+        <w:tc>
+          <w:tcPr>
+            <w:tcW w:type="dxa" w:w="3426"/>
+            <w:tcBorders>
+              <w:top w:val="single" w:color="C9D6CE" w:sz="2"/>
+              <w:left w:val="single" w:color="C9D6CE" w:sz="2"/>
+              <w:bottom w:val="single" w:color="C9D6CE" w:sz="2"/>
+              <w:right w:val="single" w:color="C9D6CE" w:sz="2"/>
+            </w:tcBorders>
+            <w:tcMar>
+              <w:top w:type="dxa" w:w="50"/>
+              <w:left w:type="dxa" w:w="100"/>
+              <w:bottom w:type="dxa" w:w="50"/>
+              <w:right w:type="dxa" w:w="100"/>
+            </w:tcMar>
+          </w:tcPr>
+          <w:p>
+            <w:r>
+              <w:rPr>
+                <w:sz w:val="19"/>
+                <w:szCs w:val="19"/>
+              </w:rPr>
+              <w:t xml:space="preserve">@PreAuthorize ; vérification de propriété</w:t>
+            </w:r>
+          </w:p>
+        </w:tc>
+      </w:tr>
+      <w:tr>
+        <w:tc>
+          <w:tcPr>
+            <w:tcW w:type="dxa" w:w="1900"/>
+            <w:tcBorders>
+              <w:top w:val="single" w:color="C9D6CE" w:sz="2"/>
+              <w:left w:val="single" w:color="C9D6CE" w:sz="2"/>
+              <w:bottom w:val="single" w:color="C9D6CE" w:sz="2"/>
+              <w:right w:val="single" w:color="C9D6CE" w:sz="2"/>
+            </w:tcBorders>
+            <w:shd w:fill="E8EFEA" w:color="auto" w:val="clear"/>
+            <w:tcMar>
+              <w:top w:type="dxa" w:w="50"/>
+              <w:left w:type="dxa" w:w="100"/>
+              <w:bottom w:type="dxa" w:w="50"/>
+              <w:right w:type="dxa" w:w="100"/>
+            </w:tcMar>
+          </w:tcPr>
+          <w:p>
+            <w:r>
+              <w:rPr>
+                <w:sz w:val="19"/>
+                <w:szCs w:val="19"/>
+              </w:rPr>
+              <w:t xml:space="preserve">XSS stocké</w:t>
+            </w:r>
+          </w:p>
+        </w:tc>
+        <w:tc>
+          <w:tcPr>
+            <w:tcW w:type="dxa" w:w="1900"/>
+            <w:tcBorders>
+              <w:top w:val="single" w:color="C9D6CE" w:sz="2"/>
+              <w:left w:val="single" w:color="C9D6CE" w:sz="2"/>
+              <w:bottom w:val="single" w:color="C9D6CE" w:sz="2"/>
+              <w:right w:val="single" w:color="C9D6CE" w:sz="2"/>
+            </w:tcBorders>
+            <w:shd w:fill="E8EFEA" w:color="auto" w:val="clear"/>
+            <w:tcMar>
+              <w:top w:type="dxa" w:w="50"/>
+              <w:left w:type="dxa" w:w="100"/>
+              <w:bottom w:type="dxa" w:w="50"/>
+              <w:right w:type="dxa" w:w="100"/>
+            </w:tcMar>
+          </w:tcPr>
+          <w:p>
+            <w:r>
+              <w:rPr>
+                <w:sz w:val="19"/>
+                <w:szCs w:val="19"/>
+              </w:rPr>
+              <w:t xml:space="preserve">Front web</w:t>
+            </w:r>
+          </w:p>
+        </w:tc>
+        <w:tc>
+          <w:tcPr>
+            <w:tcW w:type="dxa" w:w="900"/>
+            <w:tcBorders>
+              <w:top w:val="single" w:color="C9D6CE" w:sz="2"/>
+              <w:left w:val="single" w:color="C9D6CE" w:sz="2"/>
+              <w:bottom w:val="single" w:color="C9D6CE" w:sz="2"/>
+              <w:right w:val="single" w:color="C9D6CE" w:sz="2"/>
+            </w:tcBorders>
+            <w:shd w:fill="E8EFEA" w:color="auto" w:val="clear"/>
+            <w:tcMar>
+              <w:top w:type="dxa" w:w="50"/>
+              <w:left w:type="dxa" w:w="100"/>
+              <w:bottom w:type="dxa" w:w="50"/>
+              <w:right w:type="dxa" w:w="100"/>
+            </w:tcMar>
+          </w:tcPr>
+          <w:p>
+            <w:r>
+              <w:rPr>
+                <w:sz w:val="19"/>
+                <w:szCs w:val="19"/>
+              </w:rPr>
+              <w:t xml:space="preserve">Faible</w:t>
+            </w:r>
+          </w:p>
+        </w:tc>
+        <w:tc>
+          <w:tcPr>
+            <w:tcW w:type="dxa" w:w="900"/>
+            <w:tcBorders>
+              <w:top w:val="single" w:color="C9D6CE" w:sz="2"/>
+              <w:left w:val="single" w:color="C9D6CE" w:sz="2"/>
+              <w:bottom w:val="single" w:color="C9D6CE" w:sz="2"/>
+              <w:right w:val="single" w:color="C9D6CE" w:sz="2"/>
+            </w:tcBorders>
+            <w:shd w:fill="E8EFEA" w:color="auto" w:val="clear"/>
+            <w:tcMar>
+              <w:top w:type="dxa" w:w="50"/>
+              <w:left w:type="dxa" w:w="100"/>
+              <w:bottom w:type="dxa" w:w="50"/>
+              <w:right w:type="dxa" w:w="100"/>
+            </w:tcMar>
+          </w:tcPr>
+          <w:p>
+            <w:r>
+              <w:rPr>
+                <w:sz w:val="19"/>
+                <w:szCs w:val="19"/>
+              </w:rPr>
+              <w:t xml:space="preserve">Moyen</w:t>
+            </w:r>
+          </w:p>
+        </w:tc>
+        <w:tc>
+          <w:tcPr>
+            <w:tcW w:type="dxa" w:w="3426"/>
+            <w:tcBorders>
+              <w:top w:val="single" w:color="C9D6CE" w:sz="2"/>
+              <w:left w:val="single" w:color="C9D6CE" w:sz="2"/>
+              <w:bottom w:val="single" w:color="C9D6CE" w:sz="2"/>
+              <w:right w:val="single" w:color="C9D6CE" w:sz="2"/>
+            </w:tcBorders>
+            <w:shd w:fill="E8EFEA" w:color="auto" w:val="clear"/>
+            <w:tcMar>
+              <w:top w:type="dxa" w:w="50"/>
+              <w:left w:type="dxa" w:w="100"/>
+              <w:bottom w:type="dxa" w:w="50"/>
+              <w:right w:type="dxa" w:w="100"/>
+            </w:tcMar>
+          </w:tcPr>
+          <w:p>
+            <w:r>
+              <w:rPr>
+                <w:sz w:val="19"/>
+                <w:szCs w:val="19"/>
+              </w:rPr>
+              <w:t xml:space="preserve">React échappe par défaut ; CSP</w:t>
+            </w:r>
+          </w:p>
+        </w:tc>
+      </w:tr>
+      <w:tr>
+        <w:tc>
+          <w:tcPr>
+            <w:tcW w:type="dxa" w:w="1900"/>
+            <w:tcBorders>
+              <w:top w:val="single" w:color="C9D6CE" w:sz="2"/>
+              <w:left w:val="single" w:color="C9D6CE" w:sz="2"/>
+              <w:bottom w:val="single" w:color="C9D6CE" w:sz="2"/>
+              <w:right w:val="single" w:color="C9D6CE" w:sz="2"/>
+            </w:tcBorders>
+            <w:tcMar>
+              <w:top w:type="dxa" w:w="50"/>
+              <w:left w:type="dxa" w:w="100"/>
+              <w:bottom w:type="dxa" w:w="50"/>
+              <w:right w:type="dxa" w:w="100"/>
+            </w:tcMar>
+          </w:tcPr>
+          <w:p>
+            <w:r>
+              <w:rPr>
+                <w:sz w:val="19"/>
+                <w:szCs w:val="19"/>
+              </w:rPr>
+              <w:t xml:space="preserve">Clickjacking</w:t>
+            </w:r>
+          </w:p>
+        </w:tc>
+        <w:tc>
+          <w:tcPr>
+            <w:tcW w:type="dxa" w:w="1900"/>
+            <w:tcBorders>
+              <w:top w:val="single" w:color="C9D6CE" w:sz="2"/>
+              <w:left w:val="single" w:color="C9D6CE" w:sz="2"/>
+              <w:bottom w:val="single" w:color="C9D6CE" w:sz="2"/>
+              <w:right w:val="single" w:color="C9D6CE" w:sz="2"/>
+            </w:tcBorders>
+            <w:tcMar>
+              <w:top w:type="dxa" w:w="50"/>
+              <w:left w:type="dxa" w:w="100"/>
+              <w:bottom w:type="dxa" w:w="50"/>
+              <w:right w:type="dxa" w:w="100"/>
+            </w:tcMar>
+          </w:tcPr>
+          <w:p>
+            <w:r>
+              <w:rPr>
+                <w:sz w:val="19"/>
+                <w:szCs w:val="19"/>
+              </w:rPr>
+              <w:t xml:space="preserve">Front web</w:t>
+            </w:r>
+          </w:p>
+        </w:tc>
+        <w:tc>
+          <w:tcPr>
+            <w:tcW w:type="dxa" w:w="900"/>
+            <w:tcBorders>
+              <w:top w:val="single" w:color="C9D6CE" w:sz="2"/>
+              <w:left w:val="single" w:color="C9D6CE" w:sz="2"/>
+              <w:bottom w:val="single" w:color="C9D6CE" w:sz="2"/>
+              <w:right w:val="single" w:color="C9D6CE" w:sz="2"/>
+            </w:tcBorders>
+            <w:tcMar>
+              <w:top w:type="dxa" w:w="50"/>
+              <w:left w:type="dxa" w:w="100"/>
+              <w:bottom w:type="dxa" w:w="50"/>
+              <w:right w:type="dxa" w:w="100"/>
+            </w:tcMar>
+          </w:tcPr>
+          <w:p>
+            <w:r>
+              <w:rPr>
+                <w:sz w:val="19"/>
+                <w:szCs w:val="19"/>
+              </w:rPr>
+              <w:t xml:space="preserve">Faible</w:t>
+            </w:r>
+          </w:p>
+        </w:tc>
+        <w:tc>
+          <w:tcPr>
+            <w:tcW w:type="dxa" w:w="900"/>
+            <w:tcBorders>
+              <w:top w:val="single" w:color="C9D6CE" w:sz="2"/>
+              <w:left w:val="single" w:color="C9D6CE" w:sz="2"/>
+              <w:bottom w:val="single" w:color="C9D6CE" w:sz="2"/>
+              <w:right w:val="single" w:color="C9D6CE" w:sz="2"/>
+            </w:tcBorders>
+            <w:tcMar>
+              <w:top w:type="dxa" w:w="50"/>
+              <w:left w:type="dxa" w:w="100"/>
+              <w:bottom w:type="dxa" w:w="50"/>
+              <w:right w:type="dxa" w:w="100"/>
+            </w:tcMar>
+          </w:tcPr>
+          <w:p>
+            <w:r>
+              <w:rPr>
+                <w:sz w:val="19"/>
+                <w:szCs w:val="19"/>
+              </w:rPr>
+              <w:t xml:space="preserve">Faible</w:t>
+            </w:r>
+          </w:p>
+        </w:tc>
+        <w:tc>
+          <w:tcPr>
+            <w:tcW w:type="dxa" w:w="3426"/>
+            <w:tcBorders>
+              <w:top w:val="single" w:color="C9D6CE" w:sz="2"/>
+              <w:left w:val="single" w:color="C9D6CE" w:sz="2"/>
+              <w:bottom w:val="single" w:color="C9D6CE" w:sz="2"/>
+              <w:right w:val="single" w:color="C9D6CE" w:sz="2"/>
+            </w:tcBorders>
+            <w:tcMar>
+              <w:top w:type="dxa" w:w="50"/>
+              <w:left w:type="dxa" w:w="100"/>
+              <w:bottom w:type="dxa" w:w="50"/>
+              <w:right w:type="dxa" w:w="100"/>
+            </w:tcMar>
+          </w:tcPr>
+          <w:p>
+            <w:r>
+              <w:rPr>
+                <w:sz w:val="19"/>
+                <w:szCs w:val="19"/>
+              </w:rPr>
+              <w:t xml:space="preserve">X-Frame-Options: DENY ; frame-ancestors 'none'</w:t>
+            </w:r>
+          </w:p>
+        </w:tc>
+      </w:tr>
+      <w:tr>
+        <w:tc>
+          <w:tcPr>
+            <w:tcW w:type="dxa" w:w="1900"/>
+            <w:tcBorders>
+              <w:top w:val="single" w:color="C9D6CE" w:sz="2"/>
+              <w:left w:val="single" w:color="C9D6CE" w:sz="2"/>
+              <w:bottom w:val="single" w:color="C9D6CE" w:sz="2"/>
+              <w:right w:val="single" w:color="C9D6CE" w:sz="2"/>
+            </w:tcBorders>
+            <w:shd w:fill="E8EFEA" w:color="auto" w:val="clear"/>
+            <w:tcMar>
+              <w:top w:type="dxa" w:w="50"/>
+              <w:left w:type="dxa" w:w="100"/>
+              <w:bottom w:type="dxa" w:w="50"/>
+              <w:right w:type="dxa" w:w="100"/>
+            </w:tcMar>
+          </w:tcPr>
+          <w:p>
+            <w:r>
+              <w:rPr>
+                <w:sz w:val="19"/>
+                <w:szCs w:val="19"/>
+              </w:rPr>
+              <w:t xml:space="preserve">Fuite de secret</w:t>
+            </w:r>
+          </w:p>
+        </w:tc>
+        <w:tc>
+          <w:tcPr>
+            <w:tcW w:type="dxa" w:w="1900"/>
+            <w:tcBorders>
+              <w:top w:val="single" w:color="C9D6CE" w:sz="2"/>
+              <w:left w:val="single" w:color="C9D6CE" w:sz="2"/>
+              <w:bottom w:val="single" w:color="C9D6CE" w:sz="2"/>
+              <w:right w:val="single" w:color="C9D6CE" w:sz="2"/>
+            </w:tcBorders>
+            <w:shd w:fill="E8EFEA" w:color="auto" w:val="clear"/>
+            <w:tcMar>
+              <w:top w:type="dxa" w:w="50"/>
+              <w:left w:type="dxa" w:w="100"/>
+              <w:bottom w:type="dxa" w:w="50"/>
+              <w:right w:type="dxa" w:w="100"/>
+            </w:tcMar>
+          </w:tcPr>
+          <w:p>
+            <w:r>
+              <w:rPr>
+                <w:sz w:val="19"/>
+                <w:szCs w:val="19"/>
+              </w:rPr>
+              <w:t xml:space="preserve">Historique git</w:t>
+            </w:r>
+          </w:p>
+        </w:tc>
+        <w:tc>
+          <w:tcPr>
+            <w:tcW w:type="dxa" w:w="900"/>
+            <w:tcBorders>
+              <w:top w:val="single" w:color="C9D6CE" w:sz="2"/>
+              <w:left w:val="single" w:color="C9D6CE" w:sz="2"/>
+              <w:bottom w:val="single" w:color="C9D6CE" w:sz="2"/>
+              <w:right w:val="single" w:color="C9D6CE" w:sz="2"/>
+            </w:tcBorders>
+            <w:shd w:fill="E8EFEA" w:color="auto" w:val="clear"/>
+            <w:tcMar>
+              <w:top w:type="dxa" w:w="50"/>
+              <w:left w:type="dxa" w:w="100"/>
+              <w:bottom w:type="dxa" w:w="50"/>
+              <w:right w:type="dxa" w:w="100"/>
+            </w:tcMar>
+          </w:tcPr>
+          <w:p>
+            <w:r>
+              <w:rPr>
+                <w:sz w:val="19"/>
+                <w:szCs w:val="19"/>
+              </w:rPr>
+              <w:t xml:space="preserve">Moyenne</w:t>
+            </w:r>
+          </w:p>
+        </w:tc>
+        <w:tc>
+          <w:tcPr>
+            <w:tcW w:type="dxa" w:w="900"/>
+            <w:tcBorders>
+              <w:top w:val="single" w:color="C9D6CE" w:sz="2"/>
+              <w:left w:val="single" w:color="C9D6CE" w:sz="2"/>
+              <w:bottom w:val="single" w:color="C9D6CE" w:sz="2"/>
+              <w:right w:val="single" w:color="C9D6CE" w:sz="2"/>
+            </w:tcBorders>
+            <w:shd w:fill="E8EFEA" w:color="auto" w:val="clear"/>
+            <w:tcMar>
+              <w:top w:type="dxa" w:w="50"/>
+              <w:left w:type="dxa" w:w="100"/>
+              <w:bottom w:type="dxa" w:w="50"/>
+              <w:right w:type="dxa" w:w="100"/>
+            </w:tcMar>
+          </w:tcPr>
+          <w:p>
+            <w:r>
+              <w:rPr>
+                <w:sz w:val="19"/>
+                <w:szCs w:val="19"/>
+              </w:rPr>
+              <w:t xml:space="preserve">Critique</w:t>
+            </w:r>
+          </w:p>
+        </w:tc>
+        <w:tc>
+          <w:tcPr>
+            <w:tcW w:type="dxa" w:w="3426"/>
+            <w:tcBorders>
+              <w:top w:val="single" w:color="C9D6CE" w:sz="2"/>
+              <w:left w:val="single" w:color="C9D6CE" w:sz="2"/>
+              <w:bottom w:val="single" w:color="C9D6CE" w:sz="2"/>
+              <w:right w:val="single" w:color="C9D6CE" w:sz="2"/>
+            </w:tcBorders>
+            <w:shd w:fill="E8EFEA" w:color="auto" w:val="clear"/>
+            <w:tcMar>
+              <w:top w:type="dxa" w:w="50"/>
+              <w:left w:type="dxa" w:w="100"/>
+              <w:bottom w:type="dxa" w:w="50"/>
+              <w:right w:type="dxa" w:w="100"/>
+            </w:tcMar>
+          </w:tcPr>
+          <w:p>
+            <w:r>
+              <w:rPr>
+                <w:sz w:val="19"/>
+                <w:szCs w:val="19"/>
+              </w:rPr>
+              <w:t xml:space="preserve">Gitleaks + hook pre-commit ; secrets en variables d'env</w:t>
+            </w:r>
+          </w:p>
+        </w:tc>
+      </w:tr>
+      <w:tr>
+        <w:tc>
+          <w:tcPr>
+            <w:tcW w:type="dxa" w:w="1900"/>
+            <w:tcBorders>
+              <w:top w:val="single" w:color="C9D6CE" w:sz="2"/>
+              <w:left w:val="single" w:color="C9D6CE" w:sz="2"/>
+              <w:bottom w:val="single" w:color="C9D6CE" w:sz="2"/>
+              <w:right w:val="single" w:color="C9D6CE" w:sz="2"/>
+            </w:tcBorders>
+            <w:tcMar>
+              <w:top w:type="dxa" w:w="50"/>
+              <w:left w:type="dxa" w:w="100"/>
+              <w:bottom w:type="dxa" w:w="50"/>
+              <w:right w:type="dxa" w:w="100"/>
+            </w:tcMar>
+          </w:tcPr>
+          <w:p>
+            <w:r>
+              <w:rPr>
+                <w:sz w:val="19"/>
+                <w:szCs w:val="19"/>
+              </w:rPr>
+              <w:t xml:space="preserve">Dépendance vulnérable</w:t>
+            </w:r>
+          </w:p>
+        </w:tc>
+        <w:tc>
+          <w:tcPr>
+            <w:tcW w:type="dxa" w:w="1900"/>
+            <w:tcBorders>
+              <w:top w:val="single" w:color="C9D6CE" w:sz="2"/>
+              <w:left w:val="single" w:color="C9D6CE" w:sz="2"/>
+              <w:bottom w:val="single" w:color="C9D6CE" w:sz="2"/>
+              <w:right w:val="single" w:color="C9D6CE" w:sz="2"/>
+            </w:tcBorders>
+            <w:tcMar>
+              <w:top w:type="dxa" w:w="50"/>
+              <w:left w:type="dxa" w:w="100"/>
+              <w:bottom w:type="dxa" w:w="50"/>
+              <w:right w:type="dxa" w:w="100"/>
+            </w:tcMar>
+          </w:tcPr>
+          <w:p>
+            <w:r>
+              <w:rPr>
+                <w:sz w:val="19"/>
+                <w:szCs w:val="19"/>
+              </w:rPr>
+              <w:t xml:space="preserve">Toutes les apps</w:t>
+            </w:r>
+          </w:p>
+        </w:tc>
+        <w:tc>
+          <w:tcPr>
+            <w:tcW w:type="dxa" w:w="900"/>
+            <w:tcBorders>
+              <w:top w:val="single" w:color="C9D6CE" w:sz="2"/>
+              <w:left w:val="single" w:color="C9D6CE" w:sz="2"/>
+              <w:bottom w:val="single" w:color="C9D6CE" w:sz="2"/>
+              <w:right w:val="single" w:color="C9D6CE" w:sz="2"/>
+            </w:tcBorders>
+            <w:tcMar>
+              <w:top w:type="dxa" w:w="50"/>
+              <w:left w:type="dxa" w:w="100"/>
+              <w:bottom w:type="dxa" w:w="50"/>
+              <w:right w:type="dxa" w:w="100"/>
+            </w:tcMar>
+          </w:tcPr>
+          <w:p>
+            <w:r>
+              <w:rPr>
+                <w:sz w:val="19"/>
+                <w:szCs w:val="19"/>
+              </w:rPr>
+              <w:t xml:space="preserve">Élevée</w:t>
+            </w:r>
+          </w:p>
+        </w:tc>
+        <w:tc>
+          <w:tcPr>
+            <w:tcW w:type="dxa" w:w="900"/>
+            <w:tcBorders>
+              <w:top w:val="single" w:color="C9D6CE" w:sz="2"/>
+              <w:left w:val="single" w:color="C9D6CE" w:sz="2"/>
+              <w:bottom w:val="single" w:color="C9D6CE" w:sz="2"/>
+              <w:right w:val="single" w:color="C9D6CE" w:sz="2"/>
+            </w:tcBorders>
+            <w:tcMar>
+              <w:top w:type="dxa" w:w="50"/>
+              <w:left w:type="dxa" w:w="100"/>
+              <w:bottom w:type="dxa" w:w="50"/>
+              <w:right w:type="dxa" w:w="100"/>
+            </w:tcMar>
+          </w:tcPr>
+          <w:p>
+            <w:r>
+              <w:rPr>
+                <w:sz w:val="19"/>
+                <w:szCs w:val="19"/>
+              </w:rPr>
+              <w:t xml:space="preserve">Variable</w:t>
+            </w:r>
+          </w:p>
+        </w:tc>
+        <w:tc>
+          <w:tcPr>
+            <w:tcW w:type="dxa" w:w="3426"/>
+            <w:tcBorders>
+              <w:top w:val="single" w:color="C9D6CE" w:sz="2"/>
+              <w:left w:val="single" w:color="C9D6CE" w:sz="2"/>
+              <w:bottom w:val="single" w:color="C9D6CE" w:sz="2"/>
+              <w:right w:val="single" w:color="C9D6CE" w:sz="2"/>
+            </w:tcBorders>
+            <w:tcMar>
+              <w:top w:type="dxa" w:w="50"/>
+              <w:left w:type="dxa" w:w="100"/>
+              <w:bottom w:type="dxa" w:w="50"/>
+              <w:right w:type="dxa" w:w="100"/>
+            </w:tcMar>
+          </w:tcPr>
+          <w:p>
+            <w:r>
+              <w:rPr>
+                <w:sz w:val="19"/>
+                <w:szCs w:val="19"/>
+              </w:rPr>
+              <w:t xml:space="preserve">Trivy bloquant ; Dependabot ; OWASP Dependency Check</w:t>
+            </w:r>
+          </w:p>
+        </w:tc>
+      </w:tr>
+      <w:tr>
+        <w:tc>
+          <w:tcPr>
+            <w:tcW w:type="dxa" w:w="1900"/>
+            <w:tcBorders>
+              <w:top w:val="single" w:color="C9D6CE" w:sz="2"/>
+              <w:left w:val="single" w:color="C9D6CE" w:sz="2"/>
+              <w:bottom w:val="single" w:color="C9D6CE" w:sz="2"/>
+              <w:right w:val="single" w:color="C9D6CE" w:sz="2"/>
+            </w:tcBorders>
+            <w:shd w:fill="E8EFEA" w:color="auto" w:val="clear"/>
+            <w:tcMar>
+              <w:top w:type="dxa" w:w="50"/>
+              <w:left w:type="dxa" w:w="100"/>
+              <w:bottom w:type="dxa" w:w="50"/>
+              <w:right w:type="dxa" w:w="100"/>
+            </w:tcMar>
+          </w:tcPr>
+          <w:p>
+            <w:r>
+              <w:rPr>
+                <w:sz w:val="19"/>
+                <w:szCs w:val="19"/>
+              </w:rPr>
+              <w:t xml:space="preserve">Exposition service d'admin</w:t>
+            </w:r>
+          </w:p>
+        </w:tc>
+        <w:tc>
+          <w:tcPr>
+            <w:tcW w:type="dxa" w:w="1900"/>
+            <w:tcBorders>
+              <w:top w:val="single" w:color="C9D6CE" w:sz="2"/>
+              <w:left w:val="single" w:color="C9D6CE" w:sz="2"/>
+              <w:bottom w:val="single" w:color="C9D6CE" w:sz="2"/>
+              <w:right w:val="single" w:color="C9D6CE" w:sz="2"/>
+            </w:tcBorders>
+            <w:shd w:fill="E8EFEA" w:color="auto" w:val="clear"/>
+            <w:tcMar>
+              <w:top w:type="dxa" w:w="50"/>
+              <w:left w:type="dxa" w:w="100"/>
+              <w:bottom w:type="dxa" w:w="50"/>
+              <w:right w:type="dxa" w:w="100"/>
+            </w:tcMar>
+          </w:tcPr>
+          <w:p>
+            <w:r>
+              <w:rPr>
+                <w:sz w:val="19"/>
+                <w:szCs w:val="19"/>
+              </w:rPr>
+              <w:t xml:space="preserve">phpMyAdmin, Grafana</w:t>
+            </w:r>
+          </w:p>
+        </w:tc>
+        <w:tc>
+          <w:tcPr>
+            <w:tcW w:type="dxa" w:w="900"/>
+            <w:tcBorders>
+              <w:top w:val="single" w:color="C9D6CE" w:sz="2"/>
+              <w:left w:val="single" w:color="C9D6CE" w:sz="2"/>
+              <w:bottom w:val="single" w:color="C9D6CE" w:sz="2"/>
+              <w:right w:val="single" w:color="C9D6CE" w:sz="2"/>
+            </w:tcBorders>
+            <w:shd w:fill="E8EFEA" w:color="auto" w:val="clear"/>
+            <w:tcMar>
+              <w:top w:type="dxa" w:w="50"/>
+              <w:left w:type="dxa" w:w="100"/>
+              <w:bottom w:type="dxa" w:w="50"/>
+              <w:right w:type="dxa" w:w="100"/>
+            </w:tcMar>
+          </w:tcPr>
+          <w:p>
+            <w:r>
+              <w:rPr>
+                <w:sz w:val="19"/>
+                <w:szCs w:val="19"/>
+              </w:rPr>
+              <w:t xml:space="preserve">Moyenne</w:t>
+            </w:r>
+          </w:p>
+        </w:tc>
+        <w:tc>
+          <w:tcPr>
+            <w:tcW w:type="dxa" w:w="900"/>
+            <w:tcBorders>
+              <w:top w:val="single" w:color="C9D6CE" w:sz="2"/>
+              <w:left w:val="single" w:color="C9D6CE" w:sz="2"/>
+              <w:bottom w:val="single" w:color="C9D6CE" w:sz="2"/>
+              <w:right w:val="single" w:color="C9D6CE" w:sz="2"/>
+            </w:tcBorders>
+            <w:shd w:fill="E8EFEA" w:color="auto" w:val="clear"/>
+            <w:tcMar>
+              <w:top w:type="dxa" w:w="50"/>
+              <w:left w:type="dxa" w:w="100"/>
+              <w:bottom w:type="dxa" w:w="50"/>
+              <w:right w:type="dxa" w:w="100"/>
+            </w:tcMar>
+          </w:tcPr>
+          <w:p>
+            <w:r>
+              <w:rPr>
+                <w:sz w:val="19"/>
+                <w:szCs w:val="19"/>
+              </w:rPr>
+              <w:t xml:space="preserve">Élevé</w:t>
+            </w:r>
+          </w:p>
+        </w:tc>
+        <w:tc>
+          <w:tcPr>
+            <w:tcW w:type="dxa" w:w="3426"/>
+            <w:tcBorders>
+              <w:top w:val="single" w:color="C9D6CE" w:sz="2"/>
+              <w:left w:val="single" w:color="C9D6CE" w:sz="2"/>
+              <w:bottom w:val="single" w:color="C9D6CE" w:sz="2"/>
+              <w:right w:val="single" w:color="C9D6CE" w:sz="2"/>
+            </w:tcBorders>
+            <w:shd w:fill="E8EFEA" w:color="auto" w:val="clear"/>
+            <w:tcMar>
+              <w:top w:type="dxa" w:w="50"/>
+              <w:left w:type="dxa" w:w="100"/>
+              <w:bottom w:type="dxa" w:w="50"/>
+              <w:right w:type="dxa" w:w="100"/>
+            </w:tcMar>
+          </w:tcPr>
+          <w:p>
+            <w:r>
+              <w:rPr>
+                <w:sz w:val="19"/>
+                <w:szCs w:val="19"/>
+              </w:rPr>
+              <w:t xml:space="preserve">Non déployés en production</w:t>
+            </w:r>
+          </w:p>
+        </w:tc>
+      </w:tr>
+    </w:tbl>
+    <w:p>
+      <w:pPr>
+        <w:pageBreakBefore/>
+      </w:pPr>
+    </w:p>
+    <w:p>
+      <w:pPr>
+        <w:pStyle w:val="Heading1"/>
+        <w:spacing w:after="160" w:before="320"/>
+      </w:pPr>
+      <w:r>
+        <w:rPr>
+          <w:b/>
+          <w:bCs/>
+          <w:color w:val="2C5F4A"/>
+          <w:sz w:val="30"/>
+          <w:szCs w:val="30"/>
+        </w:rPr>
+        <w:t xml:space="preserve">5. Surface d'exposition — gestion des ports</w:t>
+      </w:r>
+    </w:p>
+    <w:p>
+      <w:pPr>
+        <w:spacing w:after="120" w:line="276"/>
+      </w:pPr>
+      <w:r>
+        <w:rPr>
+          <w:b/>
+          <w:bCs/>
+          <w:sz w:val="21"/>
+          <w:szCs w:val="21"/>
+        </w:rPr>
+        <w:t xml:space="preserve">Principe : n'exposer que l'indispensable. </w:t>
+      </w:r>
+      <w:r>
+        <w:rPr>
+          <w:sz w:val="21"/>
+          <w:szCs w:val="21"/>
+        </w:rPr>
+        <w:t xml:space="preserve">Un seul port public en production.</w:t>
+      </w:r>
+    </w:p>
+    <w:tbl>
+      <w:tblPr>
+        <w:tblW w:type="dxa" w:w="9026"/>
+        <w:tblBorders>
+          <w:top w:val="single" w:color="auto" w:sz="4"/>
+          <w:left w:val="single" w:color="auto" w:sz="4"/>
+          <w:bottom w:val="single" w:color="auto" w:sz="4"/>
+          <w:right w:val="single" w:color="auto" w:sz="4"/>
+          <w:insideH w:val="single" w:color="auto" w:sz="4"/>
+          <w:insideV w:val="single" w:color="auto" w:sz="4"/>
+        </w:tblBorders>
+      </w:tblPr>
+      <w:tblGrid>
+        <w:gridCol w:w="2000"/>
+        <w:gridCol w:w="1300"/>
+        <w:gridCol w:w="1400"/>
+        <w:gridCol w:w="1700"/>
+        <w:gridCol w:w="2626"/>
+      </w:tblGrid>
+      <w:tr>
+        <w:trPr>
+          <w:tblHeader/>
+        </w:trPr>
+        <w:tc>
+          <w:tcPr>
+            <w:tcW w:type="dxa" w:w="2000"/>
+            <w:tcBorders>
+              <w:top w:val="single" w:color="C9D6CE" w:sz="2"/>
+              <w:left w:val="single" w:color="C9D6CE" w:sz="2"/>
+              <w:bottom w:val="single" w:color="C9D6CE" w:sz="2"/>
+              <w:right w:val="single" w:color="C9D6CE" w:sz="2"/>
+            </w:tcBorders>
+            <w:shd w:fill="4B6B59" w:color="auto" w:val="clear"/>
+            <w:tcMar>
+              <w:top w:type="dxa" w:w="60"/>
+              <w:left w:type="dxa" w:w="100"/>
+              <w:bottom w:type="dxa" w:w="60"/>
+              <w:right w:type="dxa" w:w="100"/>
+            </w:tcMar>
+          </w:tcPr>
+          <w:p>
+            <w:r>
+              <w:rPr>
+                <w:b/>
+                <w:bCs/>
+                <w:color w:val="FFFFFF"/>
+                <w:sz w:val="19"/>
+                <w:szCs w:val="19"/>
+              </w:rPr>
+              <w:t xml:space="preserve">Service</w:t>
+            </w:r>
+          </w:p>
+        </w:tc>
+        <w:tc>
+          <w:tcPr>
+            <w:tcW w:type="dxa" w:w="1300"/>
+            <w:tcBorders>
+              <w:top w:val="single" w:color="C9D6CE" w:sz="2"/>
+              <w:left w:val="single" w:color="C9D6CE" w:sz="2"/>
+              <w:bottom w:val="single" w:color="C9D6CE" w:sz="2"/>
+              <w:right w:val="single" w:color="C9D6CE" w:sz="2"/>
+            </w:tcBorders>
+            <w:shd w:fill="4B6B59" w:color="auto" w:val="clear"/>
+            <w:tcMar>
+              <w:top w:type="dxa" w:w="60"/>
+              <w:left w:type="dxa" w:w="100"/>
+              <w:bottom w:type="dxa" w:w="60"/>
+              <w:right w:type="dxa" w:w="100"/>
+            </w:tcMar>
+          </w:tcPr>
+          <w:p>
+            <w:r>
+              <w:rPr>
+                <w:b/>
+                <w:bCs/>
+                <w:color w:val="FFFFFF"/>
+                <w:sz w:val="19"/>
+                <w:szCs w:val="19"/>
+              </w:rPr>
+              <w:t xml:space="preserve">Port</w:t>
+            </w:r>
+          </w:p>
+        </w:tc>
+        <w:tc>
+          <w:tcPr>
+            <w:tcW w:type="dxa" w:w="1400"/>
+            <w:tcBorders>
+              <w:top w:val="single" w:color="C9D6CE" w:sz="2"/>
+              <w:left w:val="single" w:color="C9D6CE" w:sz="2"/>
+              <w:bottom w:val="single" w:color="C9D6CE" w:sz="2"/>
+              <w:right w:val="single" w:color="C9D6CE" w:sz="2"/>
+            </w:tcBorders>
+            <w:shd w:fill="4B6B59" w:color="auto" w:val="clear"/>
+            <w:tcMar>
+              <w:top w:type="dxa" w:w="60"/>
+              <w:left w:type="dxa" w:w="100"/>
+              <w:bottom w:type="dxa" w:w="60"/>
+              <w:right w:type="dxa" w:w="100"/>
+            </w:tcMar>
+          </w:tcPr>
+          <w:p>
+            <w:r>
+              <w:rPr>
+                <w:b/>
+                <w:bCs/>
+                <w:color w:val="FFFFFF"/>
+                <w:sz w:val="19"/>
+                <w:szCs w:val="19"/>
+              </w:rPr>
+              <w:t xml:space="preserve">Dev</w:t>
+            </w:r>
+          </w:p>
+        </w:tc>
+        <w:tc>
+          <w:tcPr>
+            <w:tcW w:type="dxa" w:w="1700"/>
+            <w:tcBorders>
+              <w:top w:val="single" w:color="C9D6CE" w:sz="2"/>
+              <w:left w:val="single" w:color="C9D6CE" w:sz="2"/>
+              <w:bottom w:val="single" w:color="C9D6CE" w:sz="2"/>
+              <w:right w:val="single" w:color="C9D6CE" w:sz="2"/>
+            </w:tcBorders>
+            <w:shd w:fill="4B6B59" w:color="auto" w:val="clear"/>
+            <w:tcMar>
+              <w:top w:type="dxa" w:w="60"/>
+              <w:left w:type="dxa" w:w="100"/>
+              <w:bottom w:type="dxa" w:w="60"/>
+              <w:right w:type="dxa" w:w="100"/>
+            </w:tcMar>
+          </w:tcPr>
+          <w:p>
+            <w:r>
+              <w:rPr>
+                <w:b/>
+                <w:bCs/>
+                <w:color w:val="FFFFFF"/>
+                <w:sz w:val="19"/>
+                <w:szCs w:val="19"/>
+              </w:rPr>
+              <w:t xml:space="preserve">Prod</w:t>
+            </w:r>
+          </w:p>
+        </w:tc>
+        <w:tc>
+          <w:tcPr>
+            <w:tcW w:type="dxa" w:w="2626"/>
+            <w:tcBorders>
+              <w:top w:val="single" w:color="C9D6CE" w:sz="2"/>
+              <w:left w:val="single" w:color="C9D6CE" w:sz="2"/>
+              <w:bottom w:val="single" w:color="C9D6CE" w:sz="2"/>
+              <w:right w:val="single" w:color="C9D6CE" w:sz="2"/>
+            </w:tcBorders>
+            <w:shd w:fill="4B6B59" w:color="auto" w:val="clear"/>
+            <w:tcMar>
+              <w:top w:type="dxa" w:w="60"/>
+              <w:left w:type="dxa" w:w="100"/>
+              <w:bottom w:type="dxa" w:w="60"/>
+              <w:right w:type="dxa" w:w="100"/>
+            </w:tcMar>
+          </w:tcPr>
+          <w:p>
+            <w:r>
+              <w:rPr>
+                <w:b/>
+                <w:bCs/>
+                <w:color w:val="FFFFFF"/>
+                <w:sz w:val="19"/>
+                <w:szCs w:val="19"/>
+              </w:rPr>
+              <w:t xml:space="preserve">Accessible par</w:t>
+            </w:r>
+          </w:p>
+        </w:tc>
+      </w:tr>
+      <w:tr>
+        <w:tc>
+          <w:tcPr>
+            <w:tcW w:type="dxa" w:w="2000"/>
+            <w:tcBorders>
+              <w:top w:val="single" w:color="C9D6CE" w:sz="2"/>
+              <w:left w:val="single" w:color="C9D6CE" w:sz="2"/>
+              <w:bottom w:val="single" w:color="C9D6CE" w:sz="2"/>
+              <w:right w:val="single" w:color="C9D6CE" w:sz="2"/>
+            </w:tcBorders>
+            <w:tcMar>
+              <w:top w:type="dxa" w:w="50"/>
+              <w:left w:type="dxa" w:w="100"/>
+              <w:bottom w:type="dxa" w:w="50"/>
+              <w:right w:type="dxa" w:w="100"/>
+            </w:tcMar>
+          </w:tcPr>
+          <w:p>
+            <w:r>
+              <w:rPr>
+                <w:sz w:val="19"/>
+                <w:szCs w:val="19"/>
+              </w:rPr>
+              <w:t xml:space="preserve">Nginx</w:t>
+            </w:r>
+          </w:p>
+        </w:tc>
+        <w:tc>
+          <w:tcPr>
+            <w:tcW w:type="dxa" w:w="1300"/>
+            <w:tcBorders>
+              <w:top w:val="single" w:color="C9D6CE" w:sz="2"/>
+              <w:left w:val="single" w:color="C9D6CE" w:sz="2"/>
+              <w:bottom w:val="single" w:color="C9D6CE" w:sz="2"/>
+              <w:right w:val="single" w:color="C9D6CE" w:sz="2"/>
+            </w:tcBorders>
+            <w:tcMar>
+              <w:top w:type="dxa" w:w="50"/>
+              <w:left w:type="dxa" w:w="100"/>
+              <w:bottom w:type="dxa" w:w="50"/>
+              <w:right w:type="dxa" w:w="100"/>
+            </w:tcMar>
+          </w:tcPr>
+          <w:p>
+            <w:r>
+              <w:rPr>
+                <w:sz w:val="19"/>
+                <w:szCs w:val="19"/>
+              </w:rPr>
+              <w:t xml:space="preserve">80 / 443</w:t>
+            </w:r>
+          </w:p>
+        </w:tc>
+        <w:tc>
+          <w:tcPr>
+            <w:tcW w:type="dxa" w:w="1400"/>
+            <w:tcBorders>
+              <w:top w:val="single" w:color="C9D6CE" w:sz="2"/>
+              <w:left w:val="single" w:color="C9D6CE" w:sz="2"/>
+              <w:bottom w:val="single" w:color="C9D6CE" w:sz="2"/>
+              <w:right w:val="single" w:color="C9D6CE" w:sz="2"/>
+            </w:tcBorders>
+            <w:tcMar>
+              <w:top w:type="dxa" w:w="50"/>
+              <w:left w:type="dxa" w:w="100"/>
+              <w:bottom w:type="dxa" w:w="50"/>
+              <w:right w:type="dxa" w:w="100"/>
+            </w:tcMar>
+          </w:tcPr>
+          <w:p>
+            <w:r>
+              <w:rPr>
+                <w:sz w:val="19"/>
+                <w:szCs w:val="19"/>
+              </w:rPr>
+              <w:t xml:space="preserve">8080→80</w:t>
+            </w:r>
+          </w:p>
+        </w:tc>
+        <w:tc>
+          <w:tcPr>
+            <w:tcW w:type="dxa" w:w="1700"/>
+            <w:tcBorders>
+              <w:top w:val="single" w:color="C9D6CE" w:sz="2"/>
+              <w:left w:val="single" w:color="C9D6CE" w:sz="2"/>
+              <w:bottom w:val="single" w:color="C9D6CE" w:sz="2"/>
+              <w:right w:val="single" w:color="C9D6CE" w:sz="2"/>
+            </w:tcBorders>
+            <w:tcMar>
+              <w:top w:type="dxa" w:w="50"/>
+              <w:left w:type="dxa" w:w="100"/>
+              <w:bottom w:type="dxa" w:w="50"/>
+              <w:right w:type="dxa" w:w="100"/>
+            </w:tcMar>
+          </w:tcPr>
+          <w:p>
+            <w:r>
+              <w:rPr>
+                <w:sz w:val="19"/>
+                <w:szCs w:val="19"/>
+              </w:rPr>
+              <w:t xml:space="preserve">Oui</w:t>
+            </w:r>
+          </w:p>
+        </w:tc>
+        <w:tc>
+          <w:tcPr>
+            <w:tcW w:type="dxa" w:w="2626"/>
+            <w:tcBorders>
+              <w:top w:val="single" w:color="C9D6CE" w:sz="2"/>
+              <w:left w:val="single" w:color="C9D6CE" w:sz="2"/>
+              <w:bottom w:val="single" w:color="C9D6CE" w:sz="2"/>
+              <w:right w:val="single" w:color="C9D6CE" w:sz="2"/>
+            </w:tcBorders>
+            <w:tcMar>
+              <w:top w:type="dxa" w:w="50"/>
+              <w:left w:type="dxa" w:w="100"/>
+              <w:bottom w:type="dxa" w:w="50"/>
+              <w:right w:type="dxa" w:w="100"/>
+            </w:tcMar>
+          </w:tcPr>
+          <w:p>
+            <w:r>
+              <w:rPr>
+                <w:sz w:val="19"/>
+                <w:szCs w:val="19"/>
+              </w:rPr>
+              <w:t xml:space="preserve">Public — seul point d'entrée</w:t>
+            </w:r>
+          </w:p>
+        </w:tc>
+      </w:tr>
+      <w:tr>
+        <w:tc>
+          <w:tcPr>
+            <w:tcW w:type="dxa" w:w="2000"/>
+            <w:tcBorders>
+              <w:top w:val="single" w:color="C9D6CE" w:sz="2"/>
+              <w:left w:val="single" w:color="C9D6CE" w:sz="2"/>
+              <w:bottom w:val="single" w:color="C9D6CE" w:sz="2"/>
+              <w:right w:val="single" w:color="C9D6CE" w:sz="2"/>
+            </w:tcBorders>
+            <w:shd w:fill="E8EFEA" w:color="auto" w:val="clear"/>
+            <w:tcMar>
+              <w:top w:type="dxa" w:w="50"/>
+              <w:left w:type="dxa" w:w="100"/>
+              <w:bottom w:type="dxa" w:w="50"/>
+              <w:right w:type="dxa" w:w="100"/>
+            </w:tcMar>
+          </w:tcPr>
+          <w:p>
+            <w:r>
+              <w:rPr>
+                <w:sz w:val="19"/>
+                <w:szCs w:val="19"/>
+              </w:rPr>
+              <w:t xml:space="preserve">API Spring Boot</w:t>
+            </w:r>
+          </w:p>
+        </w:tc>
+        <w:tc>
+          <w:tcPr>
+            <w:tcW w:type="dxa" w:w="1300"/>
+            <w:tcBorders>
+              <w:top w:val="single" w:color="C9D6CE" w:sz="2"/>
+              <w:left w:val="single" w:color="C9D6CE" w:sz="2"/>
+              <w:bottom w:val="single" w:color="C9D6CE" w:sz="2"/>
+              <w:right w:val="single" w:color="C9D6CE" w:sz="2"/>
+            </w:tcBorders>
+            <w:shd w:fill="E8EFEA" w:color="auto" w:val="clear"/>
+            <w:tcMar>
+              <w:top w:type="dxa" w:w="50"/>
+              <w:left w:type="dxa" w:w="100"/>
+              <w:bottom w:type="dxa" w:w="50"/>
+              <w:right w:type="dxa" w:w="100"/>
+            </w:tcMar>
+          </w:tcPr>
+          <w:p>
+            <w:r>
+              <w:rPr>
+                <w:sz w:val="19"/>
+                <w:szCs w:val="19"/>
+              </w:rPr>
+              <w:t xml:space="preserve">8080</w:t>
+            </w:r>
+          </w:p>
+        </w:tc>
+        <w:tc>
+          <w:tcPr>
+            <w:tcW w:type="dxa" w:w="1400"/>
+            <w:tcBorders>
+              <w:top w:val="single" w:color="C9D6CE" w:sz="2"/>
+              <w:left w:val="single" w:color="C9D6CE" w:sz="2"/>
+              <w:bottom w:val="single" w:color="C9D6CE" w:sz="2"/>
+              <w:right w:val="single" w:color="C9D6CE" w:sz="2"/>
+            </w:tcBorders>
+            <w:shd w:fill="E8EFEA" w:color="auto" w:val="clear"/>
+            <w:tcMar>
+              <w:top w:type="dxa" w:w="50"/>
+              <w:left w:type="dxa" w:w="100"/>
+              <w:bottom w:type="dxa" w:w="50"/>
+              <w:right w:type="dxa" w:w="100"/>
+            </w:tcMar>
+          </w:tcPr>
+          <w:p>
+            <w:r>
+              <w:rPr>
+                <w:sz w:val="19"/>
+                <w:szCs w:val="19"/>
+              </w:rPr>
+              <w:t xml:space="preserve">interne</w:t>
+            </w:r>
+          </w:p>
+        </w:tc>
+        <w:tc>
+          <w:tcPr>
+            <w:tcW w:type="dxa" w:w="1700"/>
+            <w:tcBorders>
+              <w:top w:val="single" w:color="C9D6CE" w:sz="2"/>
+              <w:left w:val="single" w:color="C9D6CE" w:sz="2"/>
+              <w:bottom w:val="single" w:color="C9D6CE" w:sz="2"/>
+              <w:right w:val="single" w:color="C9D6CE" w:sz="2"/>
+            </w:tcBorders>
+            <w:shd w:fill="E8EFEA" w:color="auto" w:val="clear"/>
+            <w:tcMar>
+              <w:top w:type="dxa" w:w="50"/>
+              <w:left w:type="dxa" w:w="100"/>
+              <w:bottom w:type="dxa" w:w="50"/>
+              <w:right w:type="dxa" w:w="100"/>
+            </w:tcMar>
+          </w:tcPr>
+          <w:p>
+            <w:r>
+              <w:rPr>
+                <w:sz w:val="19"/>
+                <w:szCs w:val="19"/>
+              </w:rPr>
+              <w:t xml:space="preserve">interne</w:t>
+            </w:r>
+          </w:p>
+        </w:tc>
+        <w:tc>
+          <w:tcPr>
+            <w:tcW w:type="dxa" w:w="2626"/>
+            <w:tcBorders>
+              <w:top w:val="single" w:color="C9D6CE" w:sz="2"/>
+              <w:left w:val="single" w:color="C9D6CE" w:sz="2"/>
+              <w:bottom w:val="single" w:color="C9D6CE" w:sz="2"/>
+              <w:right w:val="single" w:color="C9D6CE" w:sz="2"/>
+            </w:tcBorders>
+            <w:shd w:fill="E8EFEA" w:color="auto" w:val="clear"/>
+            <w:tcMar>
+              <w:top w:type="dxa" w:w="50"/>
+              <w:left w:type="dxa" w:w="100"/>
+              <w:bottom w:type="dxa" w:w="50"/>
+              <w:right w:type="dxa" w:w="100"/>
+            </w:tcMar>
+          </w:tcPr>
+          <w:p>
+            <w:r>
+              <w:rPr>
+                <w:sz w:val="19"/>
+                <w:szCs w:val="19"/>
+              </w:rPr>
+              <w:t xml:space="preserve">Nginx uniquement</w:t>
+            </w:r>
+          </w:p>
+        </w:tc>
+      </w:tr>
+      <w:tr>
+        <w:tc>
+          <w:tcPr>
+            <w:tcW w:type="dxa" w:w="2000"/>
+            <w:tcBorders>
+              <w:top w:val="single" w:color="C9D6CE" w:sz="2"/>
+              <w:left w:val="single" w:color="C9D6CE" w:sz="2"/>
+              <w:bottom w:val="single" w:color="C9D6CE" w:sz="2"/>
+              <w:right w:val="single" w:color="C9D6CE" w:sz="2"/>
+            </w:tcBorders>
+            <w:tcMar>
+              <w:top w:type="dxa" w:w="50"/>
+              <w:left w:type="dxa" w:w="100"/>
+              <w:bottom w:type="dxa" w:w="50"/>
+              <w:right w:type="dxa" w:w="100"/>
+            </w:tcMar>
+          </w:tcPr>
+          <w:p>
+            <w:r>
+              <w:rPr>
+                <w:sz w:val="19"/>
+                <w:szCs w:val="19"/>
+              </w:rPr>
+              <w:t xml:space="preserve">MySQL</w:t>
+            </w:r>
+          </w:p>
+        </w:tc>
+        <w:tc>
+          <w:tcPr>
+            <w:tcW w:type="dxa" w:w="1300"/>
+            <w:tcBorders>
+              <w:top w:val="single" w:color="C9D6CE" w:sz="2"/>
+              <w:left w:val="single" w:color="C9D6CE" w:sz="2"/>
+              <w:bottom w:val="single" w:color="C9D6CE" w:sz="2"/>
+              <w:right w:val="single" w:color="C9D6CE" w:sz="2"/>
+            </w:tcBorders>
+            <w:tcMar>
+              <w:top w:type="dxa" w:w="50"/>
+              <w:left w:type="dxa" w:w="100"/>
+              <w:bottom w:type="dxa" w:w="50"/>
+              <w:right w:type="dxa" w:w="100"/>
+            </w:tcMar>
+          </w:tcPr>
+          <w:p>
+            <w:r>
+              <w:rPr>
+                <w:sz w:val="19"/>
+                <w:szCs w:val="19"/>
+              </w:rPr>
+              <w:t xml:space="preserve">3306</w:t>
+            </w:r>
+          </w:p>
+        </w:tc>
+        <w:tc>
+          <w:tcPr>
+            <w:tcW w:type="dxa" w:w="1400"/>
+            <w:tcBorders>
+              <w:top w:val="single" w:color="C9D6CE" w:sz="2"/>
+              <w:left w:val="single" w:color="C9D6CE" w:sz="2"/>
+              <w:bottom w:val="single" w:color="C9D6CE" w:sz="2"/>
+              <w:right w:val="single" w:color="C9D6CE" w:sz="2"/>
+            </w:tcBorders>
+            <w:tcMar>
+              <w:top w:type="dxa" w:w="50"/>
+              <w:left w:type="dxa" w:w="100"/>
+              <w:bottom w:type="dxa" w:w="50"/>
+              <w:right w:type="dxa" w:w="100"/>
+            </w:tcMar>
+          </w:tcPr>
+          <w:p>
+            <w:r>
+              <w:rPr>
+                <w:sz w:val="19"/>
+                <w:szCs w:val="19"/>
+              </w:rPr>
+              <w:t xml:space="preserve">exposé</w:t>
+            </w:r>
+          </w:p>
+        </w:tc>
+        <w:tc>
+          <w:tcPr>
+            <w:tcW w:type="dxa" w:w="1700"/>
+            <w:tcBorders>
+              <w:top w:val="single" w:color="C9D6CE" w:sz="2"/>
+              <w:left w:val="single" w:color="C9D6CE" w:sz="2"/>
+              <w:bottom w:val="single" w:color="C9D6CE" w:sz="2"/>
+              <w:right w:val="single" w:color="C9D6CE" w:sz="2"/>
+            </w:tcBorders>
+            <w:tcMar>
+              <w:top w:type="dxa" w:w="50"/>
+              <w:left w:type="dxa" w:w="100"/>
+              <w:bottom w:type="dxa" w:w="50"/>
+              <w:right w:type="dxa" w:w="100"/>
+            </w:tcMar>
+          </w:tcPr>
+          <w:p>
+            <w:r>
+              <w:rPr>
+                <w:sz w:val="19"/>
+                <w:szCs w:val="19"/>
+              </w:rPr>
+              <w:t xml:space="preserve">NON (ports: !reset [])</w:t>
+            </w:r>
+          </w:p>
+        </w:tc>
+        <w:tc>
+          <w:tcPr>
+            <w:tcW w:type="dxa" w:w="2626"/>
+            <w:tcBorders>
+              <w:top w:val="single" w:color="C9D6CE" w:sz="2"/>
+              <w:left w:val="single" w:color="C9D6CE" w:sz="2"/>
+              <w:bottom w:val="single" w:color="C9D6CE" w:sz="2"/>
+              <w:right w:val="single" w:color="C9D6CE" w:sz="2"/>
+            </w:tcBorders>
+            <w:tcMar>
+              <w:top w:type="dxa" w:w="50"/>
+              <w:left w:type="dxa" w:w="100"/>
+              <w:bottom w:type="dxa" w:w="50"/>
+              <w:right w:type="dxa" w:w="100"/>
+            </w:tcMar>
+          </w:tcPr>
+          <w:p>
+            <w:r>
+              <w:rPr>
+                <w:sz w:val="19"/>
+                <w:szCs w:val="19"/>
+              </w:rPr>
+              <w:t xml:space="preserve">API uniquement</w:t>
+            </w:r>
+          </w:p>
+        </w:tc>
+      </w:tr>
+      <w:tr>
+        <w:tc>
+          <w:tcPr>
+            <w:tcW w:type="dxa" w:w="2000"/>
+            <w:tcBorders>
+              <w:top w:val="single" w:color="C9D6CE" w:sz="2"/>
+              <w:left w:val="single" w:color="C9D6CE" w:sz="2"/>
+              <w:bottom w:val="single" w:color="C9D6CE" w:sz="2"/>
+              <w:right w:val="single" w:color="C9D6CE" w:sz="2"/>
+            </w:tcBorders>
+            <w:shd w:fill="E8EFEA" w:color="auto" w:val="clear"/>
+            <w:tcMar>
+              <w:top w:type="dxa" w:w="50"/>
+              <w:left w:type="dxa" w:w="100"/>
+              <w:bottom w:type="dxa" w:w="50"/>
+              <w:right w:type="dxa" w:w="100"/>
+            </w:tcMar>
+          </w:tcPr>
+          <w:p>
+            <w:r>
+              <w:rPr>
+                <w:sz w:val="19"/>
+                <w:szCs w:val="19"/>
+              </w:rPr>
+              <w:t xml:space="preserve">phpMyAdmin</w:t>
+            </w:r>
+          </w:p>
+        </w:tc>
+        <w:tc>
+          <w:tcPr>
+            <w:tcW w:type="dxa" w:w="1300"/>
+            <w:tcBorders>
+              <w:top w:val="single" w:color="C9D6CE" w:sz="2"/>
+              <w:left w:val="single" w:color="C9D6CE" w:sz="2"/>
+              <w:bottom w:val="single" w:color="C9D6CE" w:sz="2"/>
+              <w:right w:val="single" w:color="C9D6CE" w:sz="2"/>
+            </w:tcBorders>
+            <w:shd w:fill="E8EFEA" w:color="auto" w:val="clear"/>
+            <w:tcMar>
+              <w:top w:type="dxa" w:w="50"/>
+              <w:left w:type="dxa" w:w="100"/>
+              <w:bottom w:type="dxa" w:w="50"/>
+              <w:right w:type="dxa" w:w="100"/>
+            </w:tcMar>
+          </w:tcPr>
+          <w:p>
+            <w:r>
+              <w:rPr>
+                <w:sz w:val="19"/>
+                <w:szCs w:val="19"/>
+              </w:rPr>
+              <w:t xml:space="preserve">8082</w:t>
+            </w:r>
+          </w:p>
+        </w:tc>
+        <w:tc>
+          <w:tcPr>
+            <w:tcW w:type="dxa" w:w="1400"/>
+            <w:tcBorders>
+              <w:top w:val="single" w:color="C9D6CE" w:sz="2"/>
+              <w:left w:val="single" w:color="C9D6CE" w:sz="2"/>
+              <w:bottom w:val="single" w:color="C9D6CE" w:sz="2"/>
+              <w:right w:val="single" w:color="C9D6CE" w:sz="2"/>
+            </w:tcBorders>
+            <w:shd w:fill="E8EFEA" w:color="auto" w:val="clear"/>
+            <w:tcMar>
+              <w:top w:type="dxa" w:w="50"/>
+              <w:left w:type="dxa" w:w="100"/>
+              <w:bottom w:type="dxa" w:w="50"/>
+              <w:right w:type="dxa" w:w="100"/>
+            </w:tcMar>
+          </w:tcPr>
+          <w:p>
+            <w:r>
+              <w:rPr>
+                <w:sz w:val="19"/>
+                <w:szCs w:val="19"/>
+              </w:rPr>
+              <w:t xml:space="preserve">exposé</w:t>
+            </w:r>
+          </w:p>
+        </w:tc>
+        <w:tc>
+          <w:tcPr>
+            <w:tcW w:type="dxa" w:w="1700"/>
+            <w:tcBorders>
+              <w:top w:val="single" w:color="C9D6CE" w:sz="2"/>
+              <w:left w:val="single" w:color="C9D6CE" w:sz="2"/>
+              <w:bottom w:val="single" w:color="C9D6CE" w:sz="2"/>
+              <w:right w:val="single" w:color="C9D6CE" w:sz="2"/>
+            </w:tcBorders>
+            <w:shd w:fill="E8EFEA" w:color="auto" w:val="clear"/>
+            <w:tcMar>
+              <w:top w:type="dxa" w:w="50"/>
+              <w:left w:type="dxa" w:w="100"/>
+              <w:bottom w:type="dxa" w:w="50"/>
+              <w:right w:type="dxa" w:w="100"/>
+            </w:tcMar>
+          </w:tcPr>
+          <w:p>
+            <w:r>
+              <w:rPr>
+                <w:sz w:val="19"/>
+                <w:szCs w:val="19"/>
+              </w:rPr>
+              <w:t xml:space="preserve">absent</w:t>
+            </w:r>
+          </w:p>
+        </w:tc>
+        <w:tc>
+          <w:tcPr>
+            <w:tcW w:type="dxa" w:w="2626"/>
+            <w:tcBorders>
+              <w:top w:val="single" w:color="C9D6CE" w:sz="2"/>
+              <w:left w:val="single" w:color="C9D6CE" w:sz="2"/>
+              <w:bottom w:val="single" w:color="C9D6CE" w:sz="2"/>
+              <w:right w:val="single" w:color="C9D6CE" w:sz="2"/>
+            </w:tcBorders>
+            <w:shd w:fill="E8EFEA" w:color="auto" w:val="clear"/>
+            <w:tcMar>
+              <w:top w:type="dxa" w:w="50"/>
+              <w:left w:type="dxa" w:w="100"/>
+              <w:bottom w:type="dxa" w:w="50"/>
+              <w:right w:type="dxa" w:w="100"/>
+            </w:tcMar>
+          </w:tcPr>
+          <w:p>
+            <w:r>
+              <w:rPr>
+                <w:sz w:val="19"/>
+                <w:szCs w:val="19"/>
+              </w:rPr>
+              <w:t xml:space="preserve">Admin local</w:t>
+            </w:r>
+          </w:p>
+        </w:tc>
+      </w:tr>
+      <w:tr>
+        <w:tc>
+          <w:tcPr>
+            <w:tcW w:type="dxa" w:w="2000"/>
+            <w:tcBorders>
+              <w:top w:val="single" w:color="C9D6CE" w:sz="2"/>
+              <w:left w:val="single" w:color="C9D6CE" w:sz="2"/>
+              <w:bottom w:val="single" w:color="C9D6CE" w:sz="2"/>
+              <w:right w:val="single" w:color="C9D6CE" w:sz="2"/>
+            </w:tcBorders>
+            <w:tcMar>
+              <w:top w:type="dxa" w:w="50"/>
+              <w:left w:type="dxa" w:w="100"/>
+              <w:bottom w:type="dxa" w:w="50"/>
+              <w:right w:type="dxa" w:w="100"/>
+            </w:tcMar>
+          </w:tcPr>
+          <w:p>
+            <w:r>
+              <w:rPr>
+                <w:sz w:val="19"/>
+                <w:szCs w:val="19"/>
+              </w:rPr>
+              <w:t xml:space="preserve">Mailhog (SMTP test)</w:t>
+            </w:r>
+          </w:p>
+        </w:tc>
+        <w:tc>
+          <w:tcPr>
+            <w:tcW w:type="dxa" w:w="1300"/>
+            <w:tcBorders>
+              <w:top w:val="single" w:color="C9D6CE" w:sz="2"/>
+              <w:left w:val="single" w:color="C9D6CE" w:sz="2"/>
+              <w:bottom w:val="single" w:color="C9D6CE" w:sz="2"/>
+              <w:right w:val="single" w:color="C9D6CE" w:sz="2"/>
+            </w:tcBorders>
+            <w:tcMar>
+              <w:top w:type="dxa" w:w="50"/>
+              <w:left w:type="dxa" w:w="100"/>
+              <w:bottom w:type="dxa" w:w="50"/>
+              <w:right w:type="dxa" w:w="100"/>
+            </w:tcMar>
+          </w:tcPr>
+          <w:p>
+            <w:r>
+              <w:rPr>
+                <w:sz w:val="19"/>
+                <w:szCs w:val="19"/>
+              </w:rPr>
+              <w:t xml:space="preserve">1025 / 8025</w:t>
+            </w:r>
+          </w:p>
+        </w:tc>
+        <w:tc>
+          <w:tcPr>
+            <w:tcW w:type="dxa" w:w="1400"/>
+            <w:tcBorders>
+              <w:top w:val="single" w:color="C9D6CE" w:sz="2"/>
+              <w:left w:val="single" w:color="C9D6CE" w:sz="2"/>
+              <w:bottom w:val="single" w:color="C9D6CE" w:sz="2"/>
+              <w:right w:val="single" w:color="C9D6CE" w:sz="2"/>
+            </w:tcBorders>
+            <w:tcMar>
+              <w:top w:type="dxa" w:w="50"/>
+              <w:left w:type="dxa" w:w="100"/>
+              <w:bottom w:type="dxa" w:w="50"/>
+              <w:right w:type="dxa" w:w="100"/>
+            </w:tcMar>
+          </w:tcPr>
+          <w:p>
+            <w:r>
+              <w:rPr>
+                <w:sz w:val="19"/>
+                <w:szCs w:val="19"/>
+              </w:rPr>
+              <w:t xml:space="preserve">exposé</w:t>
+            </w:r>
+          </w:p>
+        </w:tc>
+        <w:tc>
+          <w:tcPr>
+            <w:tcW w:type="dxa" w:w="1700"/>
+            <w:tcBorders>
+              <w:top w:val="single" w:color="C9D6CE" w:sz="2"/>
+              <w:left w:val="single" w:color="C9D6CE" w:sz="2"/>
+              <w:bottom w:val="single" w:color="C9D6CE" w:sz="2"/>
+              <w:right w:val="single" w:color="C9D6CE" w:sz="2"/>
+            </w:tcBorders>
+            <w:tcMar>
+              <w:top w:type="dxa" w:w="50"/>
+              <w:left w:type="dxa" w:w="100"/>
+              <w:bottom w:type="dxa" w:w="50"/>
+              <w:right w:type="dxa" w:w="100"/>
+            </w:tcMar>
+          </w:tcPr>
+          <w:p>
+            <w:r>
+              <w:rPr>
+                <w:sz w:val="19"/>
+                <w:szCs w:val="19"/>
+              </w:rPr>
+              <w:t xml:space="preserve">absent</w:t>
+            </w:r>
+          </w:p>
+        </w:tc>
+        <w:tc>
+          <w:tcPr>
+            <w:tcW w:type="dxa" w:w="2626"/>
+            <w:tcBorders>
+              <w:top w:val="single" w:color="C9D6CE" w:sz="2"/>
+              <w:left w:val="single" w:color="C9D6CE" w:sz="2"/>
+              <w:bottom w:val="single" w:color="C9D6CE" w:sz="2"/>
+              <w:right w:val="single" w:color="C9D6CE" w:sz="2"/>
+            </w:tcBorders>
+            <w:tcMar>
+              <w:top w:type="dxa" w:w="50"/>
+              <w:left w:type="dxa" w:w="100"/>
+              <w:bottom w:type="dxa" w:w="50"/>
+              <w:right w:type="dxa" w:w="100"/>
+            </w:tcMar>
+          </w:tcPr>
+          <w:p>
+            <w:r>
+              <w:rPr>
+                <w:sz w:val="19"/>
+                <w:szCs w:val="19"/>
+              </w:rPr>
+              <w:t xml:space="preserve">Développement</w:t>
+            </w:r>
+          </w:p>
+        </w:tc>
+      </w:tr>
+      <w:tr>
+        <w:tc>
+          <w:tcPr>
+            <w:tcW w:type="dxa" w:w="2000"/>
+            <w:tcBorders>
+              <w:top w:val="single" w:color="C9D6CE" w:sz="2"/>
+              <w:left w:val="single" w:color="C9D6CE" w:sz="2"/>
+              <w:bottom w:val="single" w:color="C9D6CE" w:sz="2"/>
+              <w:right w:val="single" w:color="C9D6CE" w:sz="2"/>
+            </w:tcBorders>
+            <w:shd w:fill="E8EFEA" w:color="auto" w:val="clear"/>
+            <w:tcMar>
+              <w:top w:type="dxa" w:w="50"/>
+              <w:left w:type="dxa" w:w="100"/>
+              <w:bottom w:type="dxa" w:w="50"/>
+              <w:right w:type="dxa" w:w="100"/>
+            </w:tcMar>
+          </w:tcPr>
+          <w:p>
+            <w:r>
+              <w:rPr>
+                <w:sz w:val="19"/>
+                <w:szCs w:val="19"/>
+              </w:rPr>
+              <w:t xml:space="preserve">Prometheus</w:t>
+            </w:r>
+          </w:p>
+        </w:tc>
+        <w:tc>
+          <w:tcPr>
+            <w:tcW w:type="dxa" w:w="1300"/>
+            <w:tcBorders>
+              <w:top w:val="single" w:color="C9D6CE" w:sz="2"/>
+              <w:left w:val="single" w:color="C9D6CE" w:sz="2"/>
+              <w:bottom w:val="single" w:color="C9D6CE" w:sz="2"/>
+              <w:right w:val="single" w:color="C9D6CE" w:sz="2"/>
+            </w:tcBorders>
+            <w:shd w:fill="E8EFEA" w:color="auto" w:val="clear"/>
+            <w:tcMar>
+              <w:top w:type="dxa" w:w="50"/>
+              <w:left w:type="dxa" w:w="100"/>
+              <w:bottom w:type="dxa" w:w="50"/>
+              <w:right w:type="dxa" w:w="100"/>
+            </w:tcMar>
+          </w:tcPr>
+          <w:p>
+            <w:r>
+              <w:rPr>
+                <w:sz w:val="19"/>
+                <w:szCs w:val="19"/>
+              </w:rPr>
+              <w:t xml:space="preserve">9090</w:t>
+            </w:r>
+          </w:p>
+        </w:tc>
+        <w:tc>
+          <w:tcPr>
+            <w:tcW w:type="dxa" w:w="1400"/>
+            <w:tcBorders>
+              <w:top w:val="single" w:color="C9D6CE" w:sz="2"/>
+              <w:left w:val="single" w:color="C9D6CE" w:sz="2"/>
+              <w:bottom w:val="single" w:color="C9D6CE" w:sz="2"/>
+              <w:right w:val="single" w:color="C9D6CE" w:sz="2"/>
+            </w:tcBorders>
+            <w:shd w:fill="E8EFEA" w:color="auto" w:val="clear"/>
+            <w:tcMar>
+              <w:top w:type="dxa" w:w="50"/>
+              <w:left w:type="dxa" w:w="100"/>
+              <w:bottom w:type="dxa" w:w="50"/>
+              <w:right w:type="dxa" w:w="100"/>
+            </w:tcMar>
+          </w:tcPr>
+          <w:p>
+            <w:r>
+              <w:rPr>
+                <w:sz w:val="19"/>
+                <w:szCs w:val="19"/>
+              </w:rPr>
+              <w:t xml:space="preserve">stack séparée</w:t>
+            </w:r>
+          </w:p>
+        </w:tc>
+        <w:tc>
+          <w:tcPr>
+            <w:tcW w:type="dxa" w:w="1700"/>
+            <w:tcBorders>
+              <w:top w:val="single" w:color="C9D6CE" w:sz="2"/>
+              <w:left w:val="single" w:color="C9D6CE" w:sz="2"/>
+              <w:bottom w:val="single" w:color="C9D6CE" w:sz="2"/>
+              <w:right w:val="single" w:color="C9D6CE" w:sz="2"/>
+            </w:tcBorders>
+            <w:shd w:fill="E8EFEA" w:color="auto" w:val="clear"/>
+            <w:tcMar>
+              <w:top w:type="dxa" w:w="50"/>
+              <w:left w:type="dxa" w:w="100"/>
+              <w:bottom w:type="dxa" w:w="50"/>
+              <w:right w:type="dxa" w:w="100"/>
+            </w:tcMar>
+          </w:tcPr>
+          <w:p>
+            <w:r>
+              <w:rPr>
+                <w:sz w:val="19"/>
+                <w:szCs w:val="19"/>
+              </w:rPr>
+              <w:t xml:space="preserve">interne</w:t>
+            </w:r>
+          </w:p>
+        </w:tc>
+        <w:tc>
+          <w:tcPr>
+            <w:tcW w:type="dxa" w:w="2626"/>
+            <w:tcBorders>
+              <w:top w:val="single" w:color="C9D6CE" w:sz="2"/>
+              <w:left w:val="single" w:color="C9D6CE" w:sz="2"/>
+              <w:bottom w:val="single" w:color="C9D6CE" w:sz="2"/>
+              <w:right w:val="single" w:color="C9D6CE" w:sz="2"/>
+            </w:tcBorders>
+            <w:shd w:fill="E8EFEA" w:color="auto" w:val="clear"/>
+            <w:tcMar>
+              <w:top w:type="dxa" w:w="50"/>
+              <w:left w:type="dxa" w:w="100"/>
+              <w:bottom w:type="dxa" w:w="50"/>
+              <w:right w:type="dxa" w:w="100"/>
+            </w:tcMar>
+          </w:tcPr>
+          <w:p>
+            <w:r>
+              <w:rPr>
+                <w:sz w:val="19"/>
+                <w:szCs w:val="19"/>
+              </w:rPr>
+              <w:t xml:space="preserve">Grafana</w:t>
+            </w:r>
+          </w:p>
+        </w:tc>
+      </w:tr>
+      <w:tr>
+        <w:tc>
+          <w:tcPr>
+            <w:tcW w:type="dxa" w:w="2000"/>
+            <w:tcBorders>
+              <w:top w:val="single" w:color="C9D6CE" w:sz="2"/>
+              <w:left w:val="single" w:color="C9D6CE" w:sz="2"/>
+              <w:bottom w:val="single" w:color="C9D6CE" w:sz="2"/>
+              <w:right w:val="single" w:color="C9D6CE" w:sz="2"/>
+            </w:tcBorders>
+            <w:tcMar>
+              <w:top w:type="dxa" w:w="50"/>
+              <w:left w:type="dxa" w:w="100"/>
+              <w:bottom w:type="dxa" w:w="50"/>
+              <w:right w:type="dxa" w:w="100"/>
+            </w:tcMar>
+          </w:tcPr>
+          <w:p>
+            <w:r>
+              <w:rPr>
+                <w:sz w:val="19"/>
+                <w:szCs w:val="19"/>
+              </w:rPr>
+              <w:t xml:space="preserve">Grafana</w:t>
+            </w:r>
+          </w:p>
+        </w:tc>
+        <w:tc>
+          <w:tcPr>
+            <w:tcW w:type="dxa" w:w="1300"/>
+            <w:tcBorders>
+              <w:top w:val="single" w:color="C9D6CE" w:sz="2"/>
+              <w:left w:val="single" w:color="C9D6CE" w:sz="2"/>
+              <w:bottom w:val="single" w:color="C9D6CE" w:sz="2"/>
+              <w:right w:val="single" w:color="C9D6CE" w:sz="2"/>
+            </w:tcBorders>
+            <w:tcMar>
+              <w:top w:type="dxa" w:w="50"/>
+              <w:left w:type="dxa" w:w="100"/>
+              <w:bottom w:type="dxa" w:w="50"/>
+              <w:right w:type="dxa" w:w="100"/>
+            </w:tcMar>
+          </w:tcPr>
+          <w:p>
+            <w:r>
+              <w:rPr>
+                <w:sz w:val="19"/>
+                <w:szCs w:val="19"/>
+              </w:rPr>
+              <w:t xml:space="preserve">3001</w:t>
+            </w:r>
+          </w:p>
+        </w:tc>
+        <w:tc>
+          <w:tcPr>
+            <w:tcW w:type="dxa" w:w="1400"/>
+            <w:tcBorders>
+              <w:top w:val="single" w:color="C9D6CE" w:sz="2"/>
+              <w:left w:val="single" w:color="C9D6CE" w:sz="2"/>
+              <w:bottom w:val="single" w:color="C9D6CE" w:sz="2"/>
+              <w:right w:val="single" w:color="C9D6CE" w:sz="2"/>
+            </w:tcBorders>
+            <w:tcMar>
+              <w:top w:type="dxa" w:w="50"/>
+              <w:left w:type="dxa" w:w="100"/>
+              <w:bottom w:type="dxa" w:w="50"/>
+              <w:right w:type="dxa" w:w="100"/>
+            </w:tcMar>
+          </w:tcPr>
+          <w:p>
+            <w:r>
+              <w:rPr>
+                <w:sz w:val="19"/>
+                <w:szCs w:val="19"/>
+              </w:rPr>
+              <w:t xml:space="preserve">stack séparée</w:t>
+            </w:r>
+          </w:p>
+        </w:tc>
+        <w:tc>
+          <w:tcPr>
+            <w:tcW w:type="dxa" w:w="1700"/>
+            <w:tcBorders>
+              <w:top w:val="single" w:color="C9D6CE" w:sz="2"/>
+              <w:left w:val="single" w:color="C9D6CE" w:sz="2"/>
+              <w:bottom w:val="single" w:color="C9D6CE" w:sz="2"/>
+              <w:right w:val="single" w:color="C9D6CE" w:sz="2"/>
+            </w:tcBorders>
+            <w:tcMar>
+              <w:top w:type="dxa" w:w="50"/>
+              <w:left w:type="dxa" w:w="100"/>
+              <w:bottom w:type="dxa" w:w="50"/>
+              <w:right w:type="dxa" w:w="100"/>
+            </w:tcMar>
+          </w:tcPr>
+          <w:p>
+            <w:r>
+              <w:rPr>
+                <w:sz w:val="19"/>
+                <w:szCs w:val="19"/>
+              </w:rPr>
+              <w:t xml:space="preserve">à protéger</w:t>
+            </w:r>
+          </w:p>
+        </w:tc>
+        <w:tc>
+          <w:tcPr>
+            <w:tcW w:type="dxa" w:w="2626"/>
+            <w:tcBorders>
+              <w:top w:val="single" w:color="C9D6CE" w:sz="2"/>
+              <w:left w:val="single" w:color="C9D6CE" w:sz="2"/>
+              <w:bottom w:val="single" w:color="C9D6CE" w:sz="2"/>
+              <w:right w:val="single" w:color="C9D6CE" w:sz="2"/>
+            </w:tcBorders>
+            <w:tcMar>
+              <w:top w:type="dxa" w:w="50"/>
+              <w:left w:type="dxa" w:w="100"/>
+              <w:bottom w:type="dxa" w:w="50"/>
+              <w:right w:type="dxa" w:w="100"/>
+            </w:tcMar>
+          </w:tcPr>
+          <w:p>
+            <w:r>
+              <w:rPr>
+                <w:sz w:val="19"/>
+                <w:szCs w:val="19"/>
+              </w:rPr>
+              <w:t xml:space="preserve">Admin local</w:t>
+            </w:r>
+          </w:p>
+        </w:tc>
+      </w:tr>
+      <w:tr>
+        <w:tc>
+          <w:tcPr>
+            <w:tcW w:type="dxa" w:w="2000"/>
+            <w:tcBorders>
+              <w:top w:val="single" w:color="C9D6CE" w:sz="2"/>
+              <w:left w:val="single" w:color="C9D6CE" w:sz="2"/>
+              <w:bottom w:val="single" w:color="C9D6CE" w:sz="2"/>
+              <w:right w:val="single" w:color="C9D6CE" w:sz="2"/>
+            </w:tcBorders>
+            <w:shd w:fill="E8EFEA" w:color="auto" w:val="clear"/>
+            <w:tcMar>
+              <w:top w:type="dxa" w:w="50"/>
+              <w:left w:type="dxa" w:w="100"/>
+              <w:bottom w:type="dxa" w:w="50"/>
+              <w:right w:type="dxa" w:w="100"/>
+            </w:tcMar>
+          </w:tcPr>
+          <w:p>
+            <w:r>
+              <w:rPr>
+                <w:sz w:val="19"/>
+                <w:szCs w:val="19"/>
+              </w:rPr>
+              <w:t xml:space="preserve">Loki</w:t>
+            </w:r>
+          </w:p>
+        </w:tc>
+        <w:tc>
+          <w:tcPr>
+            <w:tcW w:type="dxa" w:w="1300"/>
+            <w:tcBorders>
+              <w:top w:val="single" w:color="C9D6CE" w:sz="2"/>
+              <w:left w:val="single" w:color="C9D6CE" w:sz="2"/>
+              <w:bottom w:val="single" w:color="C9D6CE" w:sz="2"/>
+              <w:right w:val="single" w:color="C9D6CE" w:sz="2"/>
+            </w:tcBorders>
+            <w:shd w:fill="E8EFEA" w:color="auto" w:val="clear"/>
+            <w:tcMar>
+              <w:top w:type="dxa" w:w="50"/>
+              <w:left w:type="dxa" w:w="100"/>
+              <w:bottom w:type="dxa" w:w="50"/>
+              <w:right w:type="dxa" w:w="100"/>
+            </w:tcMar>
+          </w:tcPr>
+          <w:p>
+            <w:r>
+              <w:rPr>
+                <w:sz w:val="19"/>
+                <w:szCs w:val="19"/>
+              </w:rPr>
+              <w:t xml:space="preserve">3100</w:t>
+            </w:r>
+          </w:p>
+        </w:tc>
+        <w:tc>
+          <w:tcPr>
+            <w:tcW w:type="dxa" w:w="1400"/>
+            <w:tcBorders>
+              <w:top w:val="single" w:color="C9D6CE" w:sz="2"/>
+              <w:left w:val="single" w:color="C9D6CE" w:sz="2"/>
+              <w:bottom w:val="single" w:color="C9D6CE" w:sz="2"/>
+              <w:right w:val="single" w:color="C9D6CE" w:sz="2"/>
+            </w:tcBorders>
+            <w:shd w:fill="E8EFEA" w:color="auto" w:val="clear"/>
+            <w:tcMar>
+              <w:top w:type="dxa" w:w="50"/>
+              <w:left w:type="dxa" w:w="100"/>
+              <w:bottom w:type="dxa" w:w="50"/>
+              <w:right w:type="dxa" w:w="100"/>
+            </w:tcMar>
+          </w:tcPr>
+          <w:p>
+            <w:r>
+              <w:rPr>
+                <w:sz w:val="19"/>
+                <w:szCs w:val="19"/>
+              </w:rPr>
+              <w:t xml:space="preserve">stack séparée</w:t>
+            </w:r>
+          </w:p>
+        </w:tc>
+        <w:tc>
+          <w:tcPr>
+            <w:tcW w:type="dxa" w:w="1700"/>
+            <w:tcBorders>
+              <w:top w:val="single" w:color="C9D6CE" w:sz="2"/>
+              <w:left w:val="single" w:color="C9D6CE" w:sz="2"/>
+              <w:bottom w:val="single" w:color="C9D6CE" w:sz="2"/>
+              <w:right w:val="single" w:color="C9D6CE" w:sz="2"/>
+            </w:tcBorders>
+            <w:shd w:fill="E8EFEA" w:color="auto" w:val="clear"/>
+            <w:tcMar>
+              <w:top w:type="dxa" w:w="50"/>
+              <w:left w:type="dxa" w:w="100"/>
+              <w:bottom w:type="dxa" w:w="50"/>
+              <w:right w:type="dxa" w:w="100"/>
+            </w:tcMar>
+          </w:tcPr>
+          <w:p>
+            <w:r>
+              <w:rPr>
+                <w:sz w:val="19"/>
+                <w:szCs w:val="19"/>
+              </w:rPr>
+              <w:t xml:space="preserve">interne</w:t>
+            </w:r>
+          </w:p>
+        </w:tc>
+        <w:tc>
+          <w:tcPr>
+            <w:tcW w:type="dxa" w:w="2626"/>
+            <w:tcBorders>
+              <w:top w:val="single" w:color="C9D6CE" w:sz="2"/>
+              <w:left w:val="single" w:color="C9D6CE" w:sz="2"/>
+              <w:bottom w:val="single" w:color="C9D6CE" w:sz="2"/>
+              <w:right w:val="single" w:color="C9D6CE" w:sz="2"/>
+            </w:tcBorders>
+            <w:shd w:fill="E8EFEA" w:color="auto" w:val="clear"/>
+            <w:tcMar>
+              <w:top w:type="dxa" w:w="50"/>
+              <w:left w:type="dxa" w:w="100"/>
+              <w:bottom w:type="dxa" w:w="50"/>
+              <w:right w:type="dxa" w:w="100"/>
+            </w:tcMar>
+          </w:tcPr>
+          <w:p>
+            <w:r>
+              <w:rPr>
+                <w:sz w:val="19"/>
+                <w:szCs w:val="19"/>
+              </w:rPr>
+              <w:t xml:space="preserve">Promtail / Grafana</w:t>
+            </w:r>
+          </w:p>
+        </w:tc>
+      </w:tr>
+    </w:tbl>
+    <w:p>
+      <w:pPr>
+        <w:spacing w:after="120" w:line="276"/>
+      </w:pPr>
+      <w:r>
+        <w:rPr>
+          <w:sz w:val="21"/>
+          <w:szCs w:val="21"/>
+        </w:rPr>
+        <w:t xml:space="preserve">En production, </w:t>
+      </w:r>
+      <w:r>
+        <w:rPr>
+          <w:rFonts w:ascii="Consolas" w:cs="Consolas" w:eastAsia="Consolas" w:hAnsi="Consolas"/>
+          <w:color w:val="2C5F4A"/>
+          <w:sz w:val="19"/>
+          <w:szCs w:val="19"/>
+        </w:rPr>
+        <w:t xml:space="preserve">docker-compose.prod.yml</w:t>
+      </w:r>
+      <w:r>
+        <w:rPr>
+          <w:sz w:val="21"/>
+          <w:szCs w:val="21"/>
+        </w:rPr>
+        <w:t xml:space="preserve"> supprime explicitement les ports de MySQL et n'inclut ni phpMyAdmin ni Mailhog. Seul Nginx écoute sur l'extérieur.</w:t>
+      </w:r>
+    </w:p>
+    <w:p>
+      <w:pPr>
+        <w:pStyle w:val="Heading1"/>
+        <w:spacing w:after="160" w:before="320"/>
+      </w:pPr>
+      <w:r>
+        <w:rPr>
+          <w:b/>
+          <w:bCs/>
+          <w:color w:val="2C5F4A"/>
+          <w:sz w:val="30"/>
+          <w:szCs w:val="30"/>
+        </w:rPr>
+        <w:t xml:space="preserve">6. Droits sur les services et les conteneurs</w:t>
+      </w:r>
+    </w:p>
+    <w:p>
+      <w:pPr>
+        <w:spacing w:after="120" w:line="276"/>
+      </w:pPr>
+      <w:r>
+        <w:rPr>
+          <w:b/>
+          <w:bCs/>
+          <w:sz w:val="21"/>
+          <w:szCs w:val="21"/>
+        </w:rPr>
+        <w:t xml:space="preserve">Conteneur non-root. </w:t>
+      </w:r>
+      <w:r>
+        <w:rPr>
+          <w:sz w:val="21"/>
+          <w:szCs w:val="21"/>
+        </w:rPr>
+        <w:t xml:space="preserve">Le Dockerfile de l'API crée un utilisateur système dédié (</w:t>
+      </w:r>
+      <w:r>
+        <w:rPr>
+          <w:rFonts w:ascii="Consolas" w:cs="Consolas" w:eastAsia="Consolas" w:hAnsi="Consolas"/>
+          <w:color w:val="2C5F4A"/>
+          <w:sz w:val="19"/>
+          <w:szCs w:val="19"/>
+        </w:rPr>
+        <w:t xml:space="preserve">adduser -S -G cesizen cesizen</w:t>
+      </w:r>
+      <w:r>
+        <w:rPr>
+          <w:sz w:val="21"/>
+          <w:szCs w:val="21"/>
+        </w:rPr>
+        <w:t xml:space="preserve">) et bascule dessus (</w:t>
+      </w:r>
+      <w:r>
+        <w:rPr>
+          <w:rFonts w:ascii="Consolas" w:cs="Consolas" w:eastAsia="Consolas" w:hAnsi="Consolas"/>
+          <w:color w:val="2C5F4A"/>
+          <w:sz w:val="19"/>
+          <w:szCs w:val="19"/>
+        </w:rPr>
+        <w:t xml:space="preserve">USER cesizen</w:t>
+      </w:r>
+      <w:r>
+        <w:rPr>
+          <w:sz w:val="21"/>
+          <w:szCs w:val="21"/>
+        </w:rPr>
+        <w:t xml:space="preserve">). Une évasion applicative ne donne pas les droits root dans le conteneur.</w:t>
+      </w:r>
+    </w:p>
+    <w:p>
+      <w:pPr>
+        <w:spacing w:after="120" w:line="276"/>
+      </w:pPr>
+      <w:r>
+        <w:rPr>
+          <w:b/>
+          <w:bCs/>
+          <w:sz w:val="21"/>
+          <w:szCs w:val="21"/>
+        </w:rPr>
+        <w:t xml:space="preserve">Réseau Docker nommé. </w:t>
+      </w:r>
+      <w:r>
+        <w:rPr>
+          <w:sz w:val="21"/>
+          <w:szCs w:val="21"/>
+        </w:rPr>
+        <w:t xml:space="preserve">Tous les services partagent un bridge dédié </w:t>
+      </w:r>
+      <w:r>
+        <w:rPr>
+          <w:rFonts w:ascii="Consolas" w:cs="Consolas" w:eastAsia="Consolas" w:hAnsi="Consolas"/>
+          <w:color w:val="2C5F4A"/>
+          <w:sz w:val="19"/>
+          <w:szCs w:val="19"/>
+        </w:rPr>
+        <w:t xml:space="preserve">cesizen-net</w:t>
+      </w:r>
+      <w:r>
+        <w:rPr>
+          <w:sz w:val="21"/>
+          <w:szCs w:val="21"/>
+        </w:rPr>
+        <w:t xml:space="preserve">. MySQL et l'API ne sont pas publiés sur l'hôte : seule la résolution DNS interne permet de les joindre.</w:t>
+      </w:r>
+    </w:p>
+    <w:p>
+      <w:pPr>
+        <w:spacing w:after="120" w:line="276"/>
+      </w:pPr>
+      <w:r>
+        <w:rPr>
+          <w:b/>
+          <w:bCs/>
+          <w:sz w:val="21"/>
+          <w:szCs w:val="21"/>
+        </w:rPr>
+        <w:t xml:space="preserve">Utilisateur MySQL à droits minimaux. </w:t>
+      </w:r>
+      <w:r>
+        <w:rPr>
+          <w:sz w:val="21"/>
+          <w:szCs w:val="21"/>
+        </w:rPr>
+        <w:t xml:space="preserve">En production, </w:t>
+      </w:r>
+      <w:r>
+        <w:rPr>
+          <w:rFonts w:ascii="Consolas" w:cs="Consolas" w:eastAsia="Consolas" w:hAnsi="Consolas"/>
+          <w:color w:val="2C5F4A"/>
+          <w:sz w:val="19"/>
+          <w:szCs w:val="19"/>
+        </w:rPr>
+        <w:t xml:space="preserve">cesizen_app</w:t>
+      </w:r>
+      <w:r>
+        <w:rPr>
+          <w:sz w:val="21"/>
+          <w:szCs w:val="21"/>
+        </w:rPr>
+        <w:t xml:space="preserve"> est privé des droits DDL (</w:t>
+      </w:r>
+      <w:r>
+        <w:rPr>
+          <w:rFonts w:ascii="Consolas" w:cs="Consolas" w:eastAsia="Consolas" w:hAnsi="Consolas"/>
+          <w:color w:val="2C5F4A"/>
+          <w:sz w:val="19"/>
+          <w:szCs w:val="19"/>
+        </w:rPr>
+        <w:t xml:space="preserve">REVOKE CREATE, ALTER, DROP, INDEX, REFERENCES</w:t>
+      </w:r>
+      <w:r>
+        <w:rPr>
+          <w:sz w:val="21"/>
+          <w:szCs w:val="21"/>
+        </w:rPr>
+        <w:t xml:space="preserve">) via un script d'init. Ne subsistent que SELECT, INSERT, UPDATE, DELETE. Limite connue : le script ne s'exécute qu'au premier démarrage, sur un volume vide.</w:t>
+      </w:r>
+    </w:p>
+    <w:p>
+      <w:pPr>
+        <w:spacing w:after="120" w:line="276"/>
+      </w:pPr>
+      <w:r>
+        <w:rPr>
+          <w:b/>
+          <w:bCs/>
+          <w:sz w:val="21"/>
+          <w:szCs w:val="21"/>
+        </w:rPr>
+        <w:t xml:space="preserve">Fichiers uploadés. </w:t>
+      </w:r>
+      <w:r>
+        <w:rPr>
+          <w:sz w:val="21"/>
+          <w:szCs w:val="21"/>
+        </w:rPr>
+        <w:t xml:space="preserve">Taille limitée à 10 Mo. Le type MIME réel n'est pas vérifié — identifié comme risque résiduel.</w:t>
+      </w:r>
+    </w:p>
+    <w:p>
+      <w:pPr>
+        <w:pageBreakBefore/>
+      </w:pPr>
+    </w:p>
+    <w:p>
+      <w:pPr>
+        <w:pStyle w:val="Heading1"/>
+        <w:spacing w:after="160" w:before="320"/>
+      </w:pPr>
+      <w:r>
+        <w:rPr>
+          <w:b/>
+          <w:bCs/>
+          <w:color w:val="2C5F4A"/>
+          <w:sz w:val="30"/>
+          <w:szCs w:val="30"/>
+        </w:rPr>
+        <w:t xml:space="preserve">7. Analyse statique (SAST) — SonarCloud</w:t>
+      </w:r>
+    </w:p>
+    <w:p>
+      <w:pPr>
+        <w:spacing w:after="120" w:line="276"/>
+      </w:pPr>
+      <w:r>
+        <w:rPr>
+          <w:sz w:val="21"/>
+          <w:szCs w:val="21"/>
+        </w:rPr>
+        <w:t xml:space="preserve">Le dépôt </w:t>
+      </w:r>
+      <w:r>
+        <w:rPr>
+          <w:rFonts w:ascii="Consolas" w:cs="Consolas" w:eastAsia="Consolas" w:hAnsi="Consolas"/>
+          <w:color w:val="2C5F4A"/>
+          <w:sz w:val="19"/>
+          <w:szCs w:val="19"/>
+        </w:rPr>
+        <w:t xml:space="preserve">api_zen</w:t>
+      </w:r>
+      <w:r>
+        <w:rPr>
+          <w:sz w:val="21"/>
+          <w:szCs w:val="21"/>
+        </w:rPr>
+        <w:t xml:space="preserve"> est lié à SonarCloud. L'analyse s'exécute dans le pipeline d'intégration continue, après compilation et tests, avec transmission du rapport de couverture JaCoCo. Sonar contrôle bugs, vulnérabilités, code smells et duplication.</w:t>
+      </w:r>
+    </w:p>
+    <w:p>
+      <w:pPr>
+        <w:spacing w:after="120" w:line="276"/>
+      </w:pPr>
+      <w:r>
+        <w:rPr>
+          <w:sz w:val="21"/>
+          <w:szCs w:val="21"/>
+        </w:rPr>
+        <w:t xml:space="preserve">Le step est gardé par </w:t>
+      </w:r>
+      <w:r>
+        <w:rPr>
+          <w:rFonts w:ascii="Consolas" w:cs="Consolas" w:eastAsia="Consolas" w:hAnsi="Consolas"/>
+          <w:color w:val="2C5F4A"/>
+          <w:sz w:val="19"/>
+          <w:szCs w:val="19"/>
+        </w:rPr>
+        <w:t xml:space="preserve">if: env.SONAR_TOKEN != ''</w:t>
+      </w:r>
+      <w:r>
+        <w:rPr>
+          <w:sz w:val="21"/>
+          <w:szCs w:val="21"/>
+        </w:rPr>
+        <w:t xml:space="preserve"> : en l'absence de jeton (pull request Dependabot par exemple), il est sauté sans faire échouer la CI. Les jetons </w:t>
+      </w:r>
+      <w:r>
+        <w:rPr>
+          <w:rFonts w:ascii="Consolas" w:cs="Consolas" w:eastAsia="Consolas" w:hAnsi="Consolas"/>
+          <w:color w:val="2C5F4A"/>
+          <w:sz w:val="19"/>
+          <w:szCs w:val="19"/>
+        </w:rPr>
+        <w:t xml:space="preserve">SONAR_TOKEN</w:t>
+      </w:r>
+      <w:r>
+        <w:rPr>
+          <w:sz w:val="21"/>
+          <w:szCs w:val="21"/>
+        </w:rPr>
+        <w:t xml:space="preserve">, </w:t>
+      </w:r>
+      <w:r>
+        <w:rPr>
+          <w:rFonts w:ascii="Consolas" w:cs="Consolas" w:eastAsia="Consolas" w:hAnsi="Consolas"/>
+          <w:color w:val="2C5F4A"/>
+          <w:sz w:val="19"/>
+          <w:szCs w:val="19"/>
+        </w:rPr>
+        <w:t xml:space="preserve">SONAR_ORGANIZATION</w:t>
+      </w:r>
+      <w:r>
+        <w:rPr>
+          <w:sz w:val="21"/>
+          <w:szCs w:val="21"/>
+        </w:rPr>
+        <w:t xml:space="preserve"> et </w:t>
+      </w:r>
+      <w:r>
+        <w:rPr>
+          <w:rFonts w:ascii="Consolas" w:cs="Consolas" w:eastAsia="Consolas" w:hAnsi="Consolas"/>
+          <w:color w:val="2C5F4A"/>
+          <w:sz w:val="19"/>
+          <w:szCs w:val="19"/>
+        </w:rPr>
+        <w:t xml:space="preserve">SONAR_PROJECT_KEY</w:t>
+      </w:r>
+      <w:r>
+        <w:rPr>
+          <w:sz w:val="21"/>
+          <w:szCs w:val="21"/>
+        </w:rPr>
+        <w:t xml:space="preserve"> sont stockés dans les secrets GitHub Actions, jamais dans le code.</w:t>
+      </w:r>
+    </w:p>
+    <w:p>
+      <w:pPr>
+        <w:spacing w:after="120" w:line="276"/>
+      </w:pPr>
+      <w:r>
+        <w:rPr>
+          <w:i/>
+          <w:iCs/>
+          <w:color w:val="777777"/>
+          <w:sz w:val="20"/>
+          <w:szCs w:val="20"/>
+        </w:rPr>
+        <w:t xml:space="preserve">À joindre au dossier : capture d'écran du tableau de bord SonarCloud (quality gate, couverture).</w:t>
+      </w:r>
+    </w:p>
+    <w:p>
+      <w:pPr>
+        <w:pStyle w:val="Heading1"/>
+        <w:spacing w:after="160" w:before="320"/>
+      </w:pPr>
+      <w:r>
+        <w:rPr>
+          <w:b/>
+          <w:bCs/>
+          <w:color w:val="2C5F4A"/>
+          <w:sz w:val="30"/>
+          <w:szCs w:val="30"/>
+        </w:rPr>
+        <w:t xml:space="preserve">8. Mesures détaillées par application</w:t>
       </w:r>
     </w:p>
     <w:p>
@@ -1251,7 +4652,7 @@
           <w:sz w:val="24"/>
           <w:szCs w:val="24"/>
         </w:rPr>
-        <w:t xml:space="preserve">3.1 API — Spring Boot</w:t>
+        <w:t xml:space="preserve">8.1 API — Spring Boot</w:t>
       </w:r>
     </w:p>
     <w:p>
@@ -1265,14 +4666,14 @@
           <w:sz w:val="21"/>
           <w:szCs w:val="21"/>
         </w:rPr>
-        <w:t xml:space="preserve">Authentification &amp; autorisation. </w:t>
+        <w:t xml:space="preserve">Rate limiting (bucket4j). </w:t>
       </w:r>
       <w:r>
         <w:rPr>
           <w:sz w:val="21"/>
           <w:szCs w:val="21"/>
         </w:rPr>
-        <w:t xml:space="preserve">Système stateless JWT : login via </w:t>
+        <w:t xml:space="preserve">Filtre </w:t>
       </w:r>
       <w:r>
         <w:rPr>
@@ -1281,67 +4682,14 @@
           <w:sz w:val="19"/>
           <w:szCs w:val="19"/>
         </w:rPr>
-        <w:t xml:space="preserve">POST /api/auth/login</w:t>
+        <w:t xml:space="preserve">OncePerRequestFilter</w:t>
       </w:r>
       <w:r>
         <w:rPr>
           <w:sz w:val="21"/>
           <w:szCs w:val="21"/>
         </w:rPr>
-        <w:t xml:space="preserve">, token signé HMAC-SHA256 renvoyé au client, validé à chaque requête par un filtre Spring Security. Les rôles (ROLE_ADMIN / ROLE_USER) sont portés par le token et contrôlés via </w:t>
-      </w:r>
-      <w:r>
-        <w:rPr>
-          <w:rFonts w:ascii="Consolas" w:cs="Consolas" w:eastAsia="Consolas" w:hAnsi="Consolas"/>
-          <w:color w:val="2C5F4A"/>
-          <w:sz w:val="19"/>
-          <w:szCs w:val="19"/>
-        </w:rPr>
-        <w:t xml:space="preserve">@PreAuthorize</w:t>
-      </w:r>
-      <w:r>
-        <w:rPr>
-          <w:sz w:val="21"/>
-          <w:szCs w:val="21"/>
-        </w:rPr>
-        <w:t xml:space="preserve">.</w:t>
-      </w:r>
-    </w:p>
-    <w:p>
-      <w:pPr>
-        <w:spacing w:after="120" w:line="276"/>
-      </w:pPr>
-      <w:r>
-        <w:rPr>
-          <w:b/>
-          <w:bCs/>
-          <w:sz w:val="21"/>
-          <w:szCs w:val="21"/>
-        </w:rPr>
-        <w:t xml:space="preserve">Rate limiting (bucket4j). </w:t>
-      </w:r>
-      <w:r>
-        <w:rPr>
-          <w:sz w:val="21"/>
-          <w:szCs w:val="21"/>
-        </w:rPr>
-        <w:t xml:space="preserve">Un filtre </w:t>
-      </w:r>
-      <w:r>
-        <w:rPr>
-          <w:rFonts w:ascii="Consolas" w:cs="Consolas" w:eastAsia="Consolas" w:hAnsi="Consolas"/>
-          <w:color w:val="2C5F4A"/>
-          <w:sz w:val="19"/>
-          <w:szCs w:val="19"/>
-        </w:rPr>
-        <w:t xml:space="preserve">OncePerRequestFilter</w:t>
-      </w:r>
-      <w:r>
-        <w:rPr>
-          <w:sz w:val="21"/>
-          <w:szCs w:val="21"/>
-        </w:rPr>
-        <w:t xml:space="preserve"> limite par adresse IP les endpoints sensibles, avec réponse HTTP 429 en cas de dépassement :</w:t>
+        <w:t xml:space="preserve"> par IP, réponse HTTP 429 :</w:t>
       </w:r>
     </w:p>
     <w:tbl>
@@ -1638,103 +4986,7 @@
           <w:sz w:val="21"/>
           <w:szCs w:val="21"/>
         </w:rPr>
-        <w:t xml:space="preserve">Posés à deux niveaux (Spring Security + reverse-proxy nginx) : </w:t>
-      </w:r>
-      <w:r>
-        <w:rPr>
-          <w:rFonts w:ascii="Consolas" w:cs="Consolas" w:eastAsia="Consolas" w:hAnsi="Consolas"/>
-          <w:color w:val="2C5F4A"/>
-          <w:sz w:val="19"/>
-          <w:szCs w:val="19"/>
-        </w:rPr>
-        <w:t xml:space="preserve">X-Frame-Options: DENY</w:t>
-      </w:r>
-      <w:r>
-        <w:rPr>
-          <w:sz w:val="21"/>
-          <w:szCs w:val="21"/>
-        </w:rPr>
-        <w:t xml:space="preserve">, </w:t>
-      </w:r>
-      <w:r>
-        <w:rPr>
-          <w:rFonts w:ascii="Consolas" w:cs="Consolas" w:eastAsia="Consolas" w:hAnsi="Consolas"/>
-          <w:color w:val="2C5F4A"/>
-          <w:sz w:val="19"/>
-          <w:szCs w:val="19"/>
-        </w:rPr>
-        <w:t xml:space="preserve">X-Content-Type-Options: nosniff</w:t>
-      </w:r>
-      <w:r>
-        <w:rPr>
-          <w:sz w:val="21"/>
-          <w:szCs w:val="21"/>
-        </w:rPr>
-        <w:t xml:space="preserve">, </w:t>
-      </w:r>
-      <w:r>
-        <w:rPr>
-          <w:rFonts w:ascii="Consolas" w:cs="Consolas" w:eastAsia="Consolas" w:hAnsi="Consolas"/>
-          <w:color w:val="2C5F4A"/>
-          <w:sz w:val="19"/>
-          <w:szCs w:val="19"/>
-        </w:rPr>
-        <w:t xml:space="preserve">Referrer-Policy</w:t>
-      </w:r>
-      <w:r>
-        <w:rPr>
-          <w:sz w:val="21"/>
-          <w:szCs w:val="21"/>
-        </w:rPr>
-        <w:t xml:space="preserve">, </w:t>
-      </w:r>
-      <w:r>
-        <w:rPr>
-          <w:rFonts w:ascii="Consolas" w:cs="Consolas" w:eastAsia="Consolas" w:hAnsi="Consolas"/>
-          <w:color w:val="2C5F4A"/>
-          <w:sz w:val="19"/>
-          <w:szCs w:val="19"/>
-        </w:rPr>
-        <w:t xml:space="preserve">Content-Security-Policy</w:t>
-      </w:r>
-      <w:r>
-        <w:rPr>
-          <w:sz w:val="21"/>
-          <w:szCs w:val="21"/>
-        </w:rPr>
-        <w:t xml:space="preserve">, </w:t>
-      </w:r>
-      <w:r>
-        <w:rPr>
-          <w:rFonts w:ascii="Consolas" w:cs="Consolas" w:eastAsia="Consolas" w:hAnsi="Consolas"/>
-          <w:color w:val="2C5F4A"/>
-          <w:sz w:val="19"/>
-          <w:szCs w:val="19"/>
-        </w:rPr>
-        <w:t xml:space="preserve">Permissions-Policy</w:t>
-      </w:r>
-      <w:r>
-        <w:rPr>
-          <w:sz w:val="21"/>
-          <w:szCs w:val="21"/>
-        </w:rPr>
-        <w:t xml:space="preserve">, et </w:t>
-      </w:r>
-      <w:r>
-        <w:rPr>
-          <w:rFonts w:ascii="Consolas" w:cs="Consolas" w:eastAsia="Consolas" w:hAnsi="Consolas"/>
-          <w:color w:val="2C5F4A"/>
-          <w:sz w:val="19"/>
-          <w:szCs w:val="19"/>
-        </w:rPr>
-        <w:t xml:space="preserve">Strict-Transport-Security</w:t>
-      </w:r>
-      <w:r>
-        <w:rPr>
-          <w:sz w:val="21"/>
-          <w:szCs w:val="21"/>
-        </w:rPr>
-        <w:t xml:space="preserve"> (HSTS) en production.</w:t>
+        <w:t xml:space="preserve">Posés à deux niveaux (Spring Security + nginx) : X-Frame-Options, X-Content-Type-Options, Referrer-Policy, Content-Security-Policy, Permissions-Policy, et HSTS en production.</w:t>
       </w:r>
     </w:p>
     <w:p>
@@ -1748,30 +5000,14 @@
           <w:sz w:val="21"/>
           <w:szCs w:val="21"/>
         </w:rPr>
-        <w:t xml:space="preserve">Moindre privilège base de données. </w:t>
+        <w:t xml:space="preserve">Secrets. </w:t>
       </w:r>
       <w:r>
         <w:rPr>
           <w:sz w:val="21"/>
           <w:szCs w:val="21"/>
         </w:rPr>
-        <w:t xml:space="preserve">En production, l'utilisateur applicatif </w:t>
-      </w:r>
-      <w:r>
-        <w:rPr>
-          <w:rFonts w:ascii="Consolas" w:cs="Consolas" w:eastAsia="Consolas" w:hAnsi="Consolas"/>
-          <w:color w:val="2C5F4A"/>
-          <w:sz w:val="19"/>
-          <w:szCs w:val="19"/>
-        </w:rPr>
-        <w:t xml:space="preserve">cesizen_app</w:t>
-      </w:r>
-      <w:r>
-        <w:rPr>
-          <w:sz w:val="21"/>
-          <w:szCs w:val="21"/>
-        </w:rPr>
-        <w:t xml:space="preserve"> est privé des droits DDL (CREATE, ALTER, DROP…) via un script d'init ; seuls SELECT/INSERT/UPDATE/DELETE subsistent. Une injection SQL réussie ne pourrait pas altérer le schéma.</w:t>
+        <w:t xml:space="preserve">Le secret JWT a été retiré du code (il figurait en défaut commité) et régénéré. Il ne vit désormais que dans les variables d'environnement et les secrets GitHub. Gitleaks bloque toute réintroduction.</w:t>
       </w:r>
     </w:p>
     <w:p>
@@ -1785,35 +5021,14 @@
           <w:sz w:val="21"/>
           <w:szCs w:val="21"/>
         </w:rPr>
-        <w:t xml:space="preserve">Secrets. </w:t>
+        <w:t xml:space="preserve">CVE corrigées. </w:t>
       </w:r>
       <w:r>
         <w:rPr>
           <w:sz w:val="21"/>
           <w:szCs w:val="21"/>
         </w:rPr>
-        <w:t xml:space="preserve">Le secret JWT a été retiré du code source (il figurait en valeur par défaut commitée) et régénéré. Il n'existe désormais que dans les variables d'environnement et les secrets GitHub (Actions + Dependabot). Gitleaks bloque toute réintroduction accidentelle.</w:t>
-      </w:r>
-    </w:p>
-    <w:p>
-      <w:pPr>
-        <w:spacing w:after="120" w:line="276"/>
-      </w:pPr>
-      <w:r>
-        <w:rPr>
-          <w:b/>
-          <w:bCs/>
-          <w:sz w:val="21"/>
-          <w:szCs w:val="21"/>
-        </w:rPr>
-        <w:t xml:space="preserve">CVE corrigées. </w:t>
-      </w:r>
-      <w:r>
-        <w:rPr>
-          <w:sz w:val="21"/>
-          <w:szCs w:val="21"/>
-        </w:rPr>
-        <w:t xml:space="preserve">jackson-databind (CVE-2026-54512 / CVE-2026-54513) via import de BOM 2.21.4 / 3.1.4 ; Tomcat forcé en 11.0.22. Swagger désactivé en production.</w:t>
+        <w:t xml:space="preserve">jackson-databind (CVE-2026-54512 / 54513) via import de BOM 2.21.4 et 3.1.4 ; Tomcat forcé en 11.0.22 ; Swagger désactivé en production.</w:t>
       </w:r>
     </w:p>
     <w:p>
@@ -1829,7 +5044,7 @@
           <w:sz w:val="24"/>
           <w:szCs w:val="24"/>
         </w:rPr>
-        <w:t xml:space="preserve">3.2 Front — Next.js</w:t>
+        <w:t xml:space="preserve">8.2 Front — Next.js</w:t>
       </w:r>
     </w:p>
     <w:p>
@@ -1850,7 +5065,7 @@
           <w:sz w:val="21"/>
           <w:szCs w:val="21"/>
         </w:rPr>
-        <w:t xml:space="preserve">Configurés dans </w:t>
+        <w:t xml:space="preserve">Six en-têtes dans </w:t>
       </w:r>
       <w:r>
         <w:rPr>
@@ -1866,7 +5081,7 @@
           <w:sz w:val="21"/>
           <w:szCs w:val="21"/>
         </w:rPr>
-        <w:t xml:space="preserve"> : les six en-têtes (dont une CSP construite dynamiquement à partir des origines autorisées — API et Supabase uniquement). Le HSTS n'est émis qu'en production pour ne pas forcer HTTPS en local.</w:t>
+        <w:t xml:space="preserve">, dont une CSP construite dynamiquement à partir des origines autorisées (API et Supabase uniquement). HSTS émis uniquement en production.</w:t>
       </w:r>
     </w:p>
     <w:p>
@@ -1903,7 +5118,7 @@
           <w:sz w:val="21"/>
           <w:szCs w:val="21"/>
         </w:rPr>
-        <w:t xml:space="preserve"> sur script/style : le App Router de Next.js injecte des scripts d'hydratation et styles inline. La solution propre (nonce par requête via middleware) est identifiée comme évolution (issue #9) mais hors périmètre immédiat.</w:t>
+        <w:t xml:space="preserve"> sur script/style (le App Router injecte des scripts et styles inline). La solution propre (nonce par requête) est tracée en issue.</w:t>
       </w:r>
     </w:p>
     <w:p>
@@ -1924,7 +5139,7 @@
           <w:sz w:val="21"/>
           <w:szCs w:val="21"/>
         </w:rPr>
-        <w:t xml:space="preserve">Next.js 16.2.2 portait des CVE HIGH (contournement de middleware, GHSA-36qx-fr4f-26g5), détectées par le scan CI. Corrigées par montée en 16.2.10. Reste une CVE moderate (postcss embarqué dans le toolchain de Next), sous le seuil bloquant, tracée en issue #13.</w:t>
+        <w:t xml:space="preserve">Next.js 16.2.2 portait des CVE HIGH (contournement de middleware), détectées par le scan CI. Corrigées par montée en 16.2.10.</w:t>
       </w:r>
     </w:p>
     <w:p>
@@ -1940,7 +5155,7 @@
           <w:sz w:val="24"/>
           <w:szCs w:val="24"/>
         </w:rPr>
-        <w:t xml:space="preserve">3.3 Mobile — Flutter</w:t>
+        <w:t xml:space="preserve">8.3 Mobile — Flutter</w:t>
       </w:r>
     </w:p>
     <w:p>
@@ -1993,23 +5208,7 @@
           <w:sz w:val="21"/>
           <w:szCs w:val="21"/>
         </w:rPr>
-        <w:t xml:space="preserve"> ; le workflow sécurité scanne </w:t>
-      </w:r>
-      <w:r>
-        <w:rPr>
-          <w:rFonts w:ascii="Consolas" w:cs="Consolas" w:eastAsia="Consolas" w:hAnsi="Consolas"/>
-          <w:color w:val="2C5F4A"/>
-          <w:sz w:val="19"/>
-          <w:szCs w:val="19"/>
-        </w:rPr>
-        <w:t xml:space="preserve">pubspec.lock</w:t>
-      </w:r>
-      <w:r>
-        <w:rPr>
-          <w:sz w:val="21"/>
-          <w:szCs w:val="21"/>
-        </w:rPr>
-        <w:t xml:space="preserve"> (CVE pub.dev), les secrets et les mauvaises configurations via Trivy, plus Gitleaks.</w:t>
+        <w:t xml:space="preserve"> ; le workflow sécurité scanne pubspec.lock (CVE pub.dev), secrets et misconfigs via Trivy, plus Gitleaks.</w:t>
       </w:r>
     </w:p>
     <w:p>
@@ -2023,84 +5222,20 @@
           <w:sz w:val="21"/>
           <w:szCs w:val="21"/>
         </w:rPr>
-        <w:t xml:space="preserve">Correction. </w:t>
+        <w:t xml:space="preserve">Point de vigilance. </w:t>
       </w:r>
       <w:r>
         <w:rPr>
           <w:sz w:val="21"/>
           <w:szCs w:val="21"/>
         </w:rPr>
-        <w:t xml:space="preserve">Un anti-pattern </w:t>
-      </w:r>
-      <w:r>
-        <w:rPr>
-          <w:rFonts w:ascii="Consolas" w:cs="Consolas" w:eastAsia="Consolas" w:hAnsi="Consolas"/>
-          <w:color w:val="2C5F4A"/>
-          <w:sz w:val="19"/>
-          <w:szCs w:val="19"/>
-        </w:rPr>
-        <w:t xml:space="preserve">use_build_context_synchronously</w:t>
-      </w:r>
-      <w:r>
-        <w:rPr>
-          <w:sz w:val="21"/>
-          <w:szCs w:val="21"/>
-        </w:rPr>
-        <w:t xml:space="preserve"> (BuildContext utilisé après un await) a été corrigé par une garde </w:t>
-      </w:r>
-      <w:r>
-        <w:rPr>
-          <w:rFonts w:ascii="Consolas" w:cs="Consolas" w:eastAsia="Consolas" w:hAnsi="Consolas"/>
-          <w:color w:val="2C5F4A"/>
-          <w:sz w:val="19"/>
-          <w:szCs w:val="19"/>
-        </w:rPr>
-        <w:t xml:space="preserve">context.mounted</w:t>
-      </w:r>
-      <w:r>
-        <w:rPr>
-          <w:sz w:val="21"/>
-          <w:szCs w:val="21"/>
-        </w:rPr>
-        <w:t xml:space="preserve">.</w:t>
-      </w:r>
-    </w:p>
-    <w:p>
-      <w:pPr>
-        <w:spacing w:after="120" w:line="276"/>
-      </w:pPr>
-      <w:r>
-        <w:rPr>
-          <w:b/>
-          <w:bCs/>
-          <w:sz w:val="21"/>
-          <w:szCs w:val="21"/>
-        </w:rPr>
-        <w:t xml:space="preserve">Point de vigilance. </w:t>
-      </w:r>
-      <w:r>
-        <w:rPr>
-          <w:sz w:val="21"/>
-          <w:szCs w:val="21"/>
-        </w:rPr>
-        <w:t xml:space="preserve">Le fichier de données de démonstration contient un mot de passe en clair (</w:t>
-      </w:r>
-      <w:r>
-        <w:rPr>
-          <w:rFonts w:ascii="Consolas" w:cs="Consolas" w:eastAsia="Consolas" w:hAnsi="Consolas"/>
-          <w:color w:val="2C5F4A"/>
-          <w:sz w:val="19"/>
-          <w:szCs w:val="19"/>
-        </w:rPr>
-        <w:t xml:space="preserve">Cesizen123!</w:t>
-      </w:r>
-      <w:r>
-        <w:rPr>
-          <w:sz w:val="21"/>
-          <w:szCs w:val="21"/>
-        </w:rPr>
-        <w:t xml:space="preserve">). Comme le dépôt est public, il faut s'assurer qu'aucun compte réel de production n'utilise ce mot de passe. Signalé comme risque résiduel.</w:t>
-      </w:r>
+        <w:t xml:space="preserve">Le fichier de démonstration contient un mot de passe en clair. Le dépôt étant public, s'assurer qu'aucun compte réel de production ne l'utilise.</w:t>
+      </w:r>
+    </w:p>
+    <w:p>
+      <w:pPr>
+        <w:pageBreakBefore/>
+      </w:pPr>
     </w:p>
     <w:p>
       <w:pPr>
@@ -2115,19 +5250,7 @@
           <w:sz w:val="30"/>
           <w:szCs w:val="30"/>
         </w:rPr>
-        <w:t xml:space="preserve">4. Sécurité de la chaîne de livraison (CI/CD)</w:t>
-      </w:r>
-    </w:p>
-    <w:p>
-      <w:pPr>
-        <w:spacing w:after="120" w:line="276"/>
-      </w:pPr>
-      <w:r>
-        <w:rPr>
-          <w:sz w:val="21"/>
-          <w:szCs w:val="21"/>
-        </w:rPr>
-        <w:t xml:space="preserve">Chaque dépôt dispose d'un pipeline de sécurité automatisé, séparé de la CI fonctionnelle et déclenché à chaque push, chaque pull request et chaque nuit.</w:t>
+        <w:t xml:space="preserve">9. Sécurité de la chaîne de livraison (CI/CD)</w:t>
       </w:r>
     </w:p>
     <w:tbl>
@@ -2291,7 +5414,7 @@
                 <w:sz w:val="19"/>
                 <w:szCs w:val="19"/>
               </w:rPr>
-              <w:t xml:space="preserve">CVE des dépendances, secrets, mauvaises configs, image Docker (API)</w:t>
+              <w:t xml:space="preserve">CVE des dépendances, secrets, misconfigs, image Docker</w:t>
             </w:r>
           </w:p>
         </w:tc>
@@ -2674,8 +5797,13 @@
           <w:sz w:val="21"/>
           <w:szCs w:val="21"/>
         </w:rPr>
-        <w:t xml:space="preserve"> de chaque dépôt est protégée par un </w:t>
-      </w:r>
+        <w:t xml:space="preserve"> de chaque dépôt est protégée par un ruleset : pull request obligatoire et checks de sécurité verts exigés avant tout merge.</w:t>
+      </w:r>
+    </w:p>
+    <w:p>
+      <w:pPr>
+        <w:spacing w:after="120" w:line="276"/>
+      </w:pPr>
       <w:r>
         <w:rPr>
           <w:b/>
@@ -2683,14 +5811,30 @@
           <w:sz w:val="21"/>
           <w:szCs w:val="21"/>
         </w:rPr>
-        <w:t xml:space="preserve">ruleset</w:t>
+        <w:t xml:space="preserve">Traitement d'une alerte Dependabot. </w:t>
       </w:r>
       <w:r>
         <w:rPr>
           <w:sz w:val="21"/>
           <w:szCs w:val="21"/>
         </w:rPr>
-        <w:t xml:space="preserve"> : pull request obligatoire et checks de sécurité verts exigés avant tout merge.</w:t>
+        <w:t xml:space="preserve">Revue de la PR, vérification de la CI verte, merge. Une montée majeure cassante est fermée et neutralisée par une règle </w:t>
+      </w:r>
+      <w:r>
+        <w:rPr>
+          <w:rFonts w:ascii="Consolas" w:cs="Consolas" w:eastAsia="Consolas" w:hAnsi="Consolas"/>
+          <w:color w:val="2C5F4A"/>
+          <w:sz w:val="19"/>
+          <w:szCs w:val="19"/>
+        </w:rPr>
+        <w:t xml:space="preserve">ignore</w:t>
+      </w:r>
+      <w:r>
+        <w:rPr>
+          <w:sz w:val="21"/>
+          <w:szCs w:val="21"/>
+        </w:rPr>
+        <w:t xml:space="preserve"> si elle récidive.</w:t>
       </w:r>
     </w:p>
     <w:p>
@@ -2706,7 +5850,1813 @@
           <w:sz w:val="30"/>
           <w:szCs w:val="30"/>
         </w:rPr>
-        <w:t xml:space="preserve">5. Risques résiduels</w:t>
+        <w:t xml:space="preserve">10. Conformité RGPD</w:t>
+      </w:r>
+    </w:p>
+    <w:p>
+      <w:pPr>
+        <w:pStyle w:val="Heading2"/>
+        <w:spacing w:after="120" w:before="220"/>
+      </w:pPr>
+      <w:r>
+        <w:rPr>
+          <w:b/>
+          <w:bCs/>
+          <w:color w:val="4B6B59"/>
+          <w:sz w:val="24"/>
+          <w:szCs w:val="24"/>
+        </w:rPr>
+        <w:t xml:space="preserve">10.1 Données à caractère personnel collectées</w:t>
+      </w:r>
+    </w:p>
+    <w:tbl>
+      <w:tblPr>
+        <w:tblW w:type="dxa" w:w="9026"/>
+        <w:tblBorders>
+          <w:top w:val="single" w:color="auto" w:sz="4"/>
+          <w:left w:val="single" w:color="auto" w:sz="4"/>
+          <w:bottom w:val="single" w:color="auto" w:sz="4"/>
+          <w:right w:val="single" w:color="auto" w:sz="4"/>
+          <w:insideH w:val="single" w:color="auto" w:sz="4"/>
+          <w:insideV w:val="single" w:color="auto" w:sz="4"/>
+        </w:tblBorders>
+      </w:tblPr>
+      <w:tblGrid>
+        <w:gridCol w:w="2400"/>
+        <w:gridCol w:w="2800"/>
+        <w:gridCol w:w="2200"/>
+        <w:gridCol w:w="1626"/>
+      </w:tblGrid>
+      <w:tr>
+        <w:trPr>
+          <w:tblHeader/>
+        </w:trPr>
+        <w:tc>
+          <w:tcPr>
+            <w:tcW w:type="dxa" w:w="2400"/>
+            <w:tcBorders>
+              <w:top w:val="single" w:color="C9D6CE" w:sz="2"/>
+              <w:left w:val="single" w:color="C9D6CE" w:sz="2"/>
+              <w:bottom w:val="single" w:color="C9D6CE" w:sz="2"/>
+              <w:right w:val="single" w:color="C9D6CE" w:sz="2"/>
+            </w:tcBorders>
+            <w:shd w:fill="4B6B59" w:color="auto" w:val="clear"/>
+            <w:tcMar>
+              <w:top w:type="dxa" w:w="60"/>
+              <w:left w:type="dxa" w:w="100"/>
+              <w:bottom w:type="dxa" w:w="60"/>
+              <w:right w:type="dxa" w:w="100"/>
+            </w:tcMar>
+          </w:tcPr>
+          <w:p>
+            <w:r>
+              <w:rPr>
+                <w:b/>
+                <w:bCs/>
+                <w:color w:val="FFFFFF"/>
+                <w:sz w:val="19"/>
+                <w:szCs w:val="19"/>
+              </w:rPr>
+              <w:t xml:space="preserve">Donnée</w:t>
+            </w:r>
+          </w:p>
+        </w:tc>
+        <w:tc>
+          <w:tcPr>
+            <w:tcW w:type="dxa" w:w="2800"/>
+            <w:tcBorders>
+              <w:top w:val="single" w:color="C9D6CE" w:sz="2"/>
+              <w:left w:val="single" w:color="C9D6CE" w:sz="2"/>
+              <w:bottom w:val="single" w:color="C9D6CE" w:sz="2"/>
+              <w:right w:val="single" w:color="C9D6CE" w:sz="2"/>
+            </w:tcBorders>
+            <w:shd w:fill="4B6B59" w:color="auto" w:val="clear"/>
+            <w:tcMar>
+              <w:top w:type="dxa" w:w="60"/>
+              <w:left w:type="dxa" w:w="100"/>
+              <w:bottom w:type="dxa" w:w="60"/>
+              <w:right w:type="dxa" w:w="100"/>
+            </w:tcMar>
+          </w:tcPr>
+          <w:p>
+            <w:r>
+              <w:rPr>
+                <w:b/>
+                <w:bCs/>
+                <w:color w:val="FFFFFF"/>
+                <w:sz w:val="19"/>
+                <w:szCs w:val="19"/>
+              </w:rPr>
+              <w:t xml:space="preserve">Finalité</w:t>
+            </w:r>
+          </w:p>
+        </w:tc>
+        <w:tc>
+          <w:tcPr>
+            <w:tcW w:type="dxa" w:w="2200"/>
+            <w:tcBorders>
+              <w:top w:val="single" w:color="C9D6CE" w:sz="2"/>
+              <w:left w:val="single" w:color="C9D6CE" w:sz="2"/>
+              <w:bottom w:val="single" w:color="C9D6CE" w:sz="2"/>
+              <w:right w:val="single" w:color="C9D6CE" w:sz="2"/>
+            </w:tcBorders>
+            <w:shd w:fill="4B6B59" w:color="auto" w:val="clear"/>
+            <w:tcMar>
+              <w:top w:type="dxa" w:w="60"/>
+              <w:left w:type="dxa" w:w="100"/>
+              <w:bottom w:type="dxa" w:w="60"/>
+              <w:right w:type="dxa" w:w="100"/>
+            </w:tcMar>
+          </w:tcPr>
+          <w:p>
+            <w:r>
+              <w:rPr>
+                <w:b/>
+                <w:bCs/>
+                <w:color w:val="FFFFFF"/>
+                <w:sz w:val="19"/>
+                <w:szCs w:val="19"/>
+              </w:rPr>
+              <w:t xml:space="preserve">Conservation</w:t>
+            </w:r>
+          </w:p>
+        </w:tc>
+        <w:tc>
+          <w:tcPr>
+            <w:tcW w:type="dxa" w:w="1626"/>
+            <w:tcBorders>
+              <w:top w:val="single" w:color="C9D6CE" w:sz="2"/>
+              <w:left w:val="single" w:color="C9D6CE" w:sz="2"/>
+              <w:bottom w:val="single" w:color="C9D6CE" w:sz="2"/>
+              <w:right w:val="single" w:color="C9D6CE" w:sz="2"/>
+            </w:tcBorders>
+            <w:shd w:fill="4B6B59" w:color="auto" w:val="clear"/>
+            <w:tcMar>
+              <w:top w:type="dxa" w:w="60"/>
+              <w:left w:type="dxa" w:w="100"/>
+              <w:bottom w:type="dxa" w:w="60"/>
+              <w:right w:type="dxa" w:w="100"/>
+            </w:tcMar>
+          </w:tcPr>
+          <w:p>
+            <w:r>
+              <w:rPr>
+                <w:b/>
+                <w:bCs/>
+                <w:color w:val="FFFFFF"/>
+                <w:sz w:val="19"/>
+                <w:szCs w:val="19"/>
+              </w:rPr>
+              <w:t xml:space="preserve">Sensible</w:t>
+            </w:r>
+          </w:p>
+        </w:tc>
+      </w:tr>
+      <w:tr>
+        <w:tc>
+          <w:tcPr>
+            <w:tcW w:type="dxa" w:w="2400"/>
+            <w:tcBorders>
+              <w:top w:val="single" w:color="C9D6CE" w:sz="2"/>
+              <w:left w:val="single" w:color="C9D6CE" w:sz="2"/>
+              <w:bottom w:val="single" w:color="C9D6CE" w:sz="2"/>
+              <w:right w:val="single" w:color="C9D6CE" w:sz="2"/>
+            </w:tcBorders>
+            <w:tcMar>
+              <w:top w:type="dxa" w:w="50"/>
+              <w:left w:type="dxa" w:w="100"/>
+              <w:bottom w:type="dxa" w:w="50"/>
+              <w:right w:type="dxa" w:w="100"/>
+            </w:tcMar>
+          </w:tcPr>
+          <w:p>
+            <w:r>
+              <w:rPr>
+                <w:sz w:val="19"/>
+                <w:szCs w:val="19"/>
+              </w:rPr>
+              <w:t xml:space="preserve">Nom, prénom</w:t>
+            </w:r>
+          </w:p>
+        </w:tc>
+        <w:tc>
+          <w:tcPr>
+            <w:tcW w:type="dxa" w:w="2800"/>
+            <w:tcBorders>
+              <w:top w:val="single" w:color="C9D6CE" w:sz="2"/>
+              <w:left w:val="single" w:color="C9D6CE" w:sz="2"/>
+              <w:bottom w:val="single" w:color="C9D6CE" w:sz="2"/>
+              <w:right w:val="single" w:color="C9D6CE" w:sz="2"/>
+            </w:tcBorders>
+            <w:tcMar>
+              <w:top w:type="dxa" w:w="50"/>
+              <w:left w:type="dxa" w:w="100"/>
+              <w:bottom w:type="dxa" w:w="50"/>
+              <w:right w:type="dxa" w:w="100"/>
+            </w:tcMar>
+          </w:tcPr>
+          <w:p>
+            <w:r>
+              <w:rPr>
+                <w:sz w:val="19"/>
+                <w:szCs w:val="19"/>
+              </w:rPr>
+              <w:t xml:space="preserve">Identification de l'utilisateur</w:t>
+            </w:r>
+          </w:p>
+        </w:tc>
+        <w:tc>
+          <w:tcPr>
+            <w:tcW w:type="dxa" w:w="2200"/>
+            <w:tcBorders>
+              <w:top w:val="single" w:color="C9D6CE" w:sz="2"/>
+              <w:left w:val="single" w:color="C9D6CE" w:sz="2"/>
+              <w:bottom w:val="single" w:color="C9D6CE" w:sz="2"/>
+              <w:right w:val="single" w:color="C9D6CE" w:sz="2"/>
+            </w:tcBorders>
+            <w:tcMar>
+              <w:top w:type="dxa" w:w="50"/>
+              <w:left w:type="dxa" w:w="100"/>
+              <w:bottom w:type="dxa" w:w="50"/>
+              <w:right w:type="dxa" w:w="100"/>
+            </w:tcMar>
+          </w:tcPr>
+          <w:p>
+            <w:r>
+              <w:rPr>
+                <w:sz w:val="19"/>
+                <w:szCs w:val="19"/>
+              </w:rPr>
+              <w:t xml:space="preserve">Durée du compte</w:t>
+            </w:r>
+          </w:p>
+        </w:tc>
+        <w:tc>
+          <w:tcPr>
+            <w:tcW w:type="dxa" w:w="1626"/>
+            <w:tcBorders>
+              <w:top w:val="single" w:color="C9D6CE" w:sz="2"/>
+              <w:left w:val="single" w:color="C9D6CE" w:sz="2"/>
+              <w:bottom w:val="single" w:color="C9D6CE" w:sz="2"/>
+              <w:right w:val="single" w:color="C9D6CE" w:sz="2"/>
+            </w:tcBorders>
+            <w:tcMar>
+              <w:top w:type="dxa" w:w="50"/>
+              <w:left w:type="dxa" w:w="100"/>
+              <w:bottom w:type="dxa" w:w="50"/>
+              <w:right w:type="dxa" w:w="100"/>
+            </w:tcMar>
+          </w:tcPr>
+          <w:p>
+            <w:r>
+              <w:rPr>
+                <w:sz w:val="19"/>
+                <w:szCs w:val="19"/>
+              </w:rPr>
+              <w:t xml:space="preserve">Non</w:t>
+            </w:r>
+          </w:p>
+        </w:tc>
+      </w:tr>
+      <w:tr>
+        <w:tc>
+          <w:tcPr>
+            <w:tcW w:type="dxa" w:w="2400"/>
+            <w:tcBorders>
+              <w:top w:val="single" w:color="C9D6CE" w:sz="2"/>
+              <w:left w:val="single" w:color="C9D6CE" w:sz="2"/>
+              <w:bottom w:val="single" w:color="C9D6CE" w:sz="2"/>
+              <w:right w:val="single" w:color="C9D6CE" w:sz="2"/>
+            </w:tcBorders>
+            <w:shd w:fill="E8EFEA" w:color="auto" w:val="clear"/>
+            <w:tcMar>
+              <w:top w:type="dxa" w:w="50"/>
+              <w:left w:type="dxa" w:w="100"/>
+              <w:bottom w:type="dxa" w:w="50"/>
+              <w:right w:type="dxa" w:w="100"/>
+            </w:tcMar>
+          </w:tcPr>
+          <w:p>
+            <w:r>
+              <w:rPr>
+                <w:sz w:val="19"/>
+                <w:szCs w:val="19"/>
+              </w:rPr>
+              <w:t xml:space="preserve">Adresse e-mail</w:t>
+            </w:r>
+          </w:p>
+        </w:tc>
+        <w:tc>
+          <w:tcPr>
+            <w:tcW w:type="dxa" w:w="2800"/>
+            <w:tcBorders>
+              <w:top w:val="single" w:color="C9D6CE" w:sz="2"/>
+              <w:left w:val="single" w:color="C9D6CE" w:sz="2"/>
+              <w:bottom w:val="single" w:color="C9D6CE" w:sz="2"/>
+              <w:right w:val="single" w:color="C9D6CE" w:sz="2"/>
+            </w:tcBorders>
+            <w:shd w:fill="E8EFEA" w:color="auto" w:val="clear"/>
+            <w:tcMar>
+              <w:top w:type="dxa" w:w="50"/>
+              <w:left w:type="dxa" w:w="100"/>
+              <w:bottom w:type="dxa" w:w="50"/>
+              <w:right w:type="dxa" w:w="100"/>
+            </w:tcMar>
+          </w:tcPr>
+          <w:p>
+            <w:r>
+              <w:rPr>
+                <w:sz w:val="19"/>
+                <w:szCs w:val="19"/>
+              </w:rPr>
+              <w:t xml:space="preserve">Authentification, réinitialisation</w:t>
+            </w:r>
+          </w:p>
+        </w:tc>
+        <w:tc>
+          <w:tcPr>
+            <w:tcW w:type="dxa" w:w="2200"/>
+            <w:tcBorders>
+              <w:top w:val="single" w:color="C9D6CE" w:sz="2"/>
+              <w:left w:val="single" w:color="C9D6CE" w:sz="2"/>
+              <w:bottom w:val="single" w:color="C9D6CE" w:sz="2"/>
+              <w:right w:val="single" w:color="C9D6CE" w:sz="2"/>
+            </w:tcBorders>
+            <w:shd w:fill="E8EFEA" w:color="auto" w:val="clear"/>
+            <w:tcMar>
+              <w:top w:type="dxa" w:w="50"/>
+              <w:left w:type="dxa" w:w="100"/>
+              <w:bottom w:type="dxa" w:w="50"/>
+              <w:right w:type="dxa" w:w="100"/>
+            </w:tcMar>
+          </w:tcPr>
+          <w:p>
+            <w:r>
+              <w:rPr>
+                <w:sz w:val="19"/>
+                <w:szCs w:val="19"/>
+              </w:rPr>
+              <w:t xml:space="preserve">Durée du compte</w:t>
+            </w:r>
+          </w:p>
+        </w:tc>
+        <w:tc>
+          <w:tcPr>
+            <w:tcW w:type="dxa" w:w="1626"/>
+            <w:tcBorders>
+              <w:top w:val="single" w:color="C9D6CE" w:sz="2"/>
+              <w:left w:val="single" w:color="C9D6CE" w:sz="2"/>
+              <w:bottom w:val="single" w:color="C9D6CE" w:sz="2"/>
+              <w:right w:val="single" w:color="C9D6CE" w:sz="2"/>
+            </w:tcBorders>
+            <w:shd w:fill="E8EFEA" w:color="auto" w:val="clear"/>
+            <w:tcMar>
+              <w:top w:type="dxa" w:w="50"/>
+              <w:left w:type="dxa" w:w="100"/>
+              <w:bottom w:type="dxa" w:w="50"/>
+              <w:right w:type="dxa" w:w="100"/>
+            </w:tcMar>
+          </w:tcPr>
+          <w:p>
+            <w:r>
+              <w:rPr>
+                <w:sz w:val="19"/>
+                <w:szCs w:val="19"/>
+              </w:rPr>
+              <w:t xml:space="preserve">Non</w:t>
+            </w:r>
+          </w:p>
+        </w:tc>
+      </w:tr>
+      <w:tr>
+        <w:tc>
+          <w:tcPr>
+            <w:tcW w:type="dxa" w:w="2400"/>
+            <w:tcBorders>
+              <w:top w:val="single" w:color="C9D6CE" w:sz="2"/>
+              <w:left w:val="single" w:color="C9D6CE" w:sz="2"/>
+              <w:bottom w:val="single" w:color="C9D6CE" w:sz="2"/>
+              <w:right w:val="single" w:color="C9D6CE" w:sz="2"/>
+            </w:tcBorders>
+            <w:tcMar>
+              <w:top w:type="dxa" w:w="50"/>
+              <w:left w:type="dxa" w:w="100"/>
+              <w:bottom w:type="dxa" w:w="50"/>
+              <w:right w:type="dxa" w:w="100"/>
+            </w:tcMar>
+          </w:tcPr>
+          <w:p>
+            <w:r>
+              <w:rPr>
+                <w:sz w:val="19"/>
+                <w:szCs w:val="19"/>
+              </w:rPr>
+              <w:t xml:space="preserve">Mot de passe (haché BCrypt)</w:t>
+            </w:r>
+          </w:p>
+        </w:tc>
+        <w:tc>
+          <w:tcPr>
+            <w:tcW w:type="dxa" w:w="2800"/>
+            <w:tcBorders>
+              <w:top w:val="single" w:color="C9D6CE" w:sz="2"/>
+              <w:left w:val="single" w:color="C9D6CE" w:sz="2"/>
+              <w:bottom w:val="single" w:color="C9D6CE" w:sz="2"/>
+              <w:right w:val="single" w:color="C9D6CE" w:sz="2"/>
+            </w:tcBorders>
+            <w:tcMar>
+              <w:top w:type="dxa" w:w="50"/>
+              <w:left w:type="dxa" w:w="100"/>
+              <w:bottom w:type="dxa" w:w="50"/>
+              <w:right w:type="dxa" w:w="100"/>
+            </w:tcMar>
+          </w:tcPr>
+          <w:p>
+            <w:r>
+              <w:rPr>
+                <w:sz w:val="19"/>
+                <w:szCs w:val="19"/>
+              </w:rPr>
+              <w:t xml:space="preserve">Sécurité de l'accès</w:t>
+            </w:r>
+          </w:p>
+        </w:tc>
+        <w:tc>
+          <w:tcPr>
+            <w:tcW w:type="dxa" w:w="2200"/>
+            <w:tcBorders>
+              <w:top w:val="single" w:color="C9D6CE" w:sz="2"/>
+              <w:left w:val="single" w:color="C9D6CE" w:sz="2"/>
+              <w:bottom w:val="single" w:color="C9D6CE" w:sz="2"/>
+              <w:right w:val="single" w:color="C9D6CE" w:sz="2"/>
+            </w:tcBorders>
+            <w:tcMar>
+              <w:top w:type="dxa" w:w="50"/>
+              <w:left w:type="dxa" w:w="100"/>
+              <w:bottom w:type="dxa" w:w="50"/>
+              <w:right w:type="dxa" w:w="100"/>
+            </w:tcMar>
+          </w:tcPr>
+          <w:p>
+            <w:r>
+              <w:rPr>
+                <w:sz w:val="19"/>
+                <w:szCs w:val="19"/>
+              </w:rPr>
+              <w:t xml:space="preserve">Durée du compte</w:t>
+            </w:r>
+          </w:p>
+        </w:tc>
+        <w:tc>
+          <w:tcPr>
+            <w:tcW w:type="dxa" w:w="1626"/>
+            <w:tcBorders>
+              <w:top w:val="single" w:color="C9D6CE" w:sz="2"/>
+              <w:left w:val="single" w:color="C9D6CE" w:sz="2"/>
+              <w:bottom w:val="single" w:color="C9D6CE" w:sz="2"/>
+              <w:right w:val="single" w:color="C9D6CE" w:sz="2"/>
+            </w:tcBorders>
+            <w:tcMar>
+              <w:top w:type="dxa" w:w="50"/>
+              <w:left w:type="dxa" w:w="100"/>
+              <w:bottom w:type="dxa" w:w="50"/>
+              <w:right w:type="dxa" w:w="100"/>
+            </w:tcMar>
+          </w:tcPr>
+          <w:p>
+            <w:r>
+              <w:rPr>
+                <w:sz w:val="19"/>
+                <w:szCs w:val="19"/>
+              </w:rPr>
+              <w:t xml:space="preserve">Oui</w:t>
+            </w:r>
+          </w:p>
+        </w:tc>
+      </w:tr>
+      <w:tr>
+        <w:tc>
+          <w:tcPr>
+            <w:tcW w:type="dxa" w:w="2400"/>
+            <w:tcBorders>
+              <w:top w:val="single" w:color="C9D6CE" w:sz="2"/>
+              <w:left w:val="single" w:color="C9D6CE" w:sz="2"/>
+              <w:bottom w:val="single" w:color="C9D6CE" w:sz="2"/>
+              <w:right w:val="single" w:color="C9D6CE" w:sz="2"/>
+            </w:tcBorders>
+            <w:shd w:fill="E8EFEA" w:color="auto" w:val="clear"/>
+            <w:tcMar>
+              <w:top w:type="dxa" w:w="50"/>
+              <w:left w:type="dxa" w:w="100"/>
+              <w:bottom w:type="dxa" w:w="50"/>
+              <w:right w:type="dxa" w:w="100"/>
+            </w:tcMar>
+          </w:tcPr>
+          <w:p>
+            <w:r>
+              <w:rPr>
+                <w:sz w:val="19"/>
+                <w:szCs w:val="19"/>
+              </w:rPr>
+              <w:t xml:space="preserve">Date de création du compte</w:t>
+            </w:r>
+          </w:p>
+        </w:tc>
+        <w:tc>
+          <w:tcPr>
+            <w:tcW w:type="dxa" w:w="2800"/>
+            <w:tcBorders>
+              <w:top w:val="single" w:color="C9D6CE" w:sz="2"/>
+              <w:left w:val="single" w:color="C9D6CE" w:sz="2"/>
+              <w:bottom w:val="single" w:color="C9D6CE" w:sz="2"/>
+              <w:right w:val="single" w:color="C9D6CE" w:sz="2"/>
+            </w:tcBorders>
+            <w:shd w:fill="E8EFEA" w:color="auto" w:val="clear"/>
+            <w:tcMar>
+              <w:top w:type="dxa" w:w="50"/>
+              <w:left w:type="dxa" w:w="100"/>
+              <w:bottom w:type="dxa" w:w="50"/>
+              <w:right w:type="dxa" w:w="100"/>
+            </w:tcMar>
+          </w:tcPr>
+          <w:p>
+            <w:r>
+              <w:rPr>
+                <w:sz w:val="19"/>
+                <w:szCs w:val="19"/>
+              </w:rPr>
+              <w:t xml:space="preserve">Traçabilité</w:t>
+            </w:r>
+          </w:p>
+        </w:tc>
+        <w:tc>
+          <w:tcPr>
+            <w:tcW w:type="dxa" w:w="2200"/>
+            <w:tcBorders>
+              <w:top w:val="single" w:color="C9D6CE" w:sz="2"/>
+              <w:left w:val="single" w:color="C9D6CE" w:sz="2"/>
+              <w:bottom w:val="single" w:color="C9D6CE" w:sz="2"/>
+              <w:right w:val="single" w:color="C9D6CE" w:sz="2"/>
+            </w:tcBorders>
+            <w:shd w:fill="E8EFEA" w:color="auto" w:val="clear"/>
+            <w:tcMar>
+              <w:top w:type="dxa" w:w="50"/>
+              <w:left w:type="dxa" w:w="100"/>
+              <w:bottom w:type="dxa" w:w="50"/>
+              <w:right w:type="dxa" w:w="100"/>
+            </w:tcMar>
+          </w:tcPr>
+          <w:p>
+            <w:r>
+              <w:rPr>
+                <w:sz w:val="19"/>
+                <w:szCs w:val="19"/>
+              </w:rPr>
+              <w:t xml:space="preserve">Durée du compte</w:t>
+            </w:r>
+          </w:p>
+        </w:tc>
+        <w:tc>
+          <w:tcPr>
+            <w:tcW w:type="dxa" w:w="1626"/>
+            <w:tcBorders>
+              <w:top w:val="single" w:color="C9D6CE" w:sz="2"/>
+              <w:left w:val="single" w:color="C9D6CE" w:sz="2"/>
+              <w:bottom w:val="single" w:color="C9D6CE" w:sz="2"/>
+              <w:right w:val="single" w:color="C9D6CE" w:sz="2"/>
+            </w:tcBorders>
+            <w:shd w:fill="E8EFEA" w:color="auto" w:val="clear"/>
+            <w:tcMar>
+              <w:top w:type="dxa" w:w="50"/>
+              <w:left w:type="dxa" w:w="100"/>
+              <w:bottom w:type="dxa" w:w="50"/>
+              <w:right w:type="dxa" w:w="100"/>
+            </w:tcMar>
+          </w:tcPr>
+          <w:p>
+            <w:r>
+              <w:rPr>
+                <w:sz w:val="19"/>
+                <w:szCs w:val="19"/>
+              </w:rPr>
+              <w:t xml:space="preserve">Non</w:t>
+            </w:r>
+          </w:p>
+        </w:tc>
+      </w:tr>
+      <w:tr>
+        <w:tc>
+          <w:tcPr>
+            <w:tcW w:type="dxa" w:w="2400"/>
+            <w:tcBorders>
+              <w:top w:val="single" w:color="C9D6CE" w:sz="2"/>
+              <w:left w:val="single" w:color="C9D6CE" w:sz="2"/>
+              <w:bottom w:val="single" w:color="C9D6CE" w:sz="2"/>
+              <w:right w:val="single" w:color="C9D6CE" w:sz="2"/>
+            </w:tcBorders>
+            <w:tcMar>
+              <w:top w:type="dxa" w:w="50"/>
+              <w:left w:type="dxa" w:w="100"/>
+              <w:bottom w:type="dxa" w:w="50"/>
+              <w:right w:type="dxa" w:w="100"/>
+            </w:tcMar>
+          </w:tcPr>
+          <w:p>
+            <w:r>
+              <w:rPr>
+                <w:sz w:val="19"/>
+                <w:szCs w:val="19"/>
+              </w:rPr>
+              <w:t xml:space="preserve">IP, horodatage, e-mail tenté</w:t>
+            </w:r>
+          </w:p>
+        </w:tc>
+        <w:tc>
+          <w:tcPr>
+            <w:tcW w:type="dxa" w:w="2800"/>
+            <w:tcBorders>
+              <w:top w:val="single" w:color="C9D6CE" w:sz="2"/>
+              <w:left w:val="single" w:color="C9D6CE" w:sz="2"/>
+              <w:bottom w:val="single" w:color="C9D6CE" w:sz="2"/>
+              <w:right w:val="single" w:color="C9D6CE" w:sz="2"/>
+            </w:tcBorders>
+            <w:tcMar>
+              <w:top w:type="dxa" w:w="50"/>
+              <w:left w:type="dxa" w:w="100"/>
+              <w:bottom w:type="dxa" w:w="50"/>
+              <w:right w:type="dxa" w:w="100"/>
+            </w:tcMar>
+          </w:tcPr>
+          <w:p>
+            <w:r>
+              <w:rPr>
+                <w:sz w:val="19"/>
+                <w:szCs w:val="19"/>
+              </w:rPr>
+              <w:t xml:space="preserve">Sécurité, détection brute-force</w:t>
+            </w:r>
+          </w:p>
+        </w:tc>
+        <w:tc>
+          <w:tcPr>
+            <w:tcW w:type="dxa" w:w="2200"/>
+            <w:tcBorders>
+              <w:top w:val="single" w:color="C9D6CE" w:sz="2"/>
+              <w:left w:val="single" w:color="C9D6CE" w:sz="2"/>
+              <w:bottom w:val="single" w:color="C9D6CE" w:sz="2"/>
+              <w:right w:val="single" w:color="C9D6CE" w:sz="2"/>
+            </w:tcBorders>
+            <w:tcMar>
+              <w:top w:type="dxa" w:w="50"/>
+              <w:left w:type="dxa" w:w="100"/>
+              <w:bottom w:type="dxa" w:w="50"/>
+              <w:right w:type="dxa" w:w="100"/>
+            </w:tcMar>
+          </w:tcPr>
+          <w:p>
+            <w:r>
+              <w:rPr>
+                <w:sz w:val="19"/>
+                <w:szCs w:val="19"/>
+              </w:rPr>
+              <w:t xml:space="preserve">90 jours (recommandé)</w:t>
+            </w:r>
+          </w:p>
+        </w:tc>
+        <w:tc>
+          <w:tcPr>
+            <w:tcW w:type="dxa" w:w="1626"/>
+            <w:tcBorders>
+              <w:top w:val="single" w:color="C9D6CE" w:sz="2"/>
+              <w:left w:val="single" w:color="C9D6CE" w:sz="2"/>
+              <w:bottom w:val="single" w:color="C9D6CE" w:sz="2"/>
+              <w:right w:val="single" w:color="C9D6CE" w:sz="2"/>
+            </w:tcBorders>
+            <w:tcMar>
+              <w:top w:type="dxa" w:w="50"/>
+              <w:left w:type="dxa" w:w="100"/>
+              <w:bottom w:type="dxa" w:w="50"/>
+              <w:right w:type="dxa" w:w="100"/>
+            </w:tcMar>
+          </w:tcPr>
+          <w:p>
+            <w:r>
+              <w:rPr>
+                <w:sz w:val="19"/>
+                <w:szCs w:val="19"/>
+              </w:rPr>
+              <w:t xml:space="preserve">Non</w:t>
+            </w:r>
+          </w:p>
+        </w:tc>
+      </w:tr>
+      <w:tr>
+        <w:tc>
+          <w:tcPr>
+            <w:tcW w:type="dxa" w:w="2400"/>
+            <w:tcBorders>
+              <w:top w:val="single" w:color="C9D6CE" w:sz="2"/>
+              <w:left w:val="single" w:color="C9D6CE" w:sz="2"/>
+              <w:bottom w:val="single" w:color="C9D6CE" w:sz="2"/>
+              <w:right w:val="single" w:color="C9D6CE" w:sz="2"/>
+            </w:tcBorders>
+            <w:shd w:fill="E8EFEA" w:color="auto" w:val="clear"/>
+            <w:tcMar>
+              <w:top w:type="dxa" w:w="50"/>
+              <w:left w:type="dxa" w:w="100"/>
+              <w:bottom w:type="dxa" w:w="50"/>
+              <w:right w:type="dxa" w:w="100"/>
+            </w:tcMar>
+          </w:tcPr>
+          <w:p>
+            <w:r>
+              <w:rPr>
+                <w:sz w:val="19"/>
+                <w:szCs w:val="19"/>
+              </w:rPr>
+              <w:t xml:space="preserve">Historique d'activité</w:t>
+            </w:r>
+          </w:p>
+        </w:tc>
+        <w:tc>
+          <w:tcPr>
+            <w:tcW w:type="dxa" w:w="2800"/>
+            <w:tcBorders>
+              <w:top w:val="single" w:color="C9D6CE" w:sz="2"/>
+              <w:left w:val="single" w:color="C9D6CE" w:sz="2"/>
+              <w:bottom w:val="single" w:color="C9D6CE" w:sz="2"/>
+              <w:right w:val="single" w:color="C9D6CE" w:sz="2"/>
+            </w:tcBorders>
+            <w:shd w:fill="E8EFEA" w:color="auto" w:val="clear"/>
+            <w:tcMar>
+              <w:top w:type="dxa" w:w="50"/>
+              <w:left w:type="dxa" w:w="100"/>
+              <w:bottom w:type="dxa" w:w="50"/>
+              <w:right w:type="dxa" w:w="100"/>
+            </w:tcMar>
+          </w:tcPr>
+          <w:p>
+            <w:r>
+              <w:rPr>
+                <w:sz w:val="19"/>
+                <w:szCs w:val="19"/>
+              </w:rPr>
+              <w:t xml:space="preserve">Audit des mutations</w:t>
+            </w:r>
+          </w:p>
+        </w:tc>
+        <w:tc>
+          <w:tcPr>
+            <w:tcW w:type="dxa" w:w="2200"/>
+            <w:tcBorders>
+              <w:top w:val="single" w:color="C9D6CE" w:sz="2"/>
+              <w:left w:val="single" w:color="C9D6CE" w:sz="2"/>
+              <w:bottom w:val="single" w:color="C9D6CE" w:sz="2"/>
+              <w:right w:val="single" w:color="C9D6CE" w:sz="2"/>
+            </w:tcBorders>
+            <w:shd w:fill="E8EFEA" w:color="auto" w:val="clear"/>
+            <w:tcMar>
+              <w:top w:type="dxa" w:w="50"/>
+              <w:left w:type="dxa" w:w="100"/>
+              <w:bottom w:type="dxa" w:w="50"/>
+              <w:right w:type="dxa" w:w="100"/>
+            </w:tcMar>
+          </w:tcPr>
+          <w:p>
+            <w:r>
+              <w:rPr>
+                <w:sz w:val="19"/>
+                <w:szCs w:val="19"/>
+              </w:rPr>
+              <w:t xml:space="preserve">90 jours (recommandé)</w:t>
+            </w:r>
+          </w:p>
+        </w:tc>
+        <w:tc>
+          <w:tcPr>
+            <w:tcW w:type="dxa" w:w="1626"/>
+            <w:tcBorders>
+              <w:top w:val="single" w:color="C9D6CE" w:sz="2"/>
+              <w:left w:val="single" w:color="C9D6CE" w:sz="2"/>
+              <w:bottom w:val="single" w:color="C9D6CE" w:sz="2"/>
+              <w:right w:val="single" w:color="C9D6CE" w:sz="2"/>
+            </w:tcBorders>
+            <w:shd w:fill="E8EFEA" w:color="auto" w:val="clear"/>
+            <w:tcMar>
+              <w:top w:type="dxa" w:w="50"/>
+              <w:left w:type="dxa" w:w="100"/>
+              <w:bottom w:type="dxa" w:w="50"/>
+              <w:right w:type="dxa" w:w="100"/>
+            </w:tcMar>
+          </w:tcPr>
+          <w:p>
+            <w:r>
+              <w:rPr>
+                <w:sz w:val="19"/>
+                <w:szCs w:val="19"/>
+              </w:rPr>
+              <w:t xml:space="preserve">Non</w:t>
+            </w:r>
+          </w:p>
+        </w:tc>
+      </w:tr>
+      <w:tr>
+        <w:tc>
+          <w:tcPr>
+            <w:tcW w:type="dxa" w:w="2400"/>
+            <w:tcBorders>
+              <w:top w:val="single" w:color="C9D6CE" w:sz="2"/>
+              <w:left w:val="single" w:color="C9D6CE" w:sz="2"/>
+              <w:bottom w:val="single" w:color="C9D6CE" w:sz="2"/>
+              <w:right w:val="single" w:color="C9D6CE" w:sz="2"/>
+            </w:tcBorders>
+            <w:tcMar>
+              <w:top w:type="dxa" w:w="50"/>
+              <w:left w:type="dxa" w:w="100"/>
+              <w:bottom w:type="dxa" w:w="50"/>
+              <w:right w:type="dxa" w:w="100"/>
+            </w:tcMar>
+          </w:tcPr>
+          <w:p>
+            <w:r>
+              <w:rPr>
+                <w:sz w:val="19"/>
+                <w:szCs w:val="19"/>
+              </w:rPr>
+              <w:t xml:space="preserve">Historique d'exercices</w:t>
+            </w:r>
+          </w:p>
+        </w:tc>
+        <w:tc>
+          <w:tcPr>
+            <w:tcW w:type="dxa" w:w="2800"/>
+            <w:tcBorders>
+              <w:top w:val="single" w:color="C9D6CE" w:sz="2"/>
+              <w:left w:val="single" w:color="C9D6CE" w:sz="2"/>
+              <w:bottom w:val="single" w:color="C9D6CE" w:sz="2"/>
+              <w:right w:val="single" w:color="C9D6CE" w:sz="2"/>
+            </w:tcBorders>
+            <w:tcMar>
+              <w:top w:type="dxa" w:w="50"/>
+              <w:left w:type="dxa" w:w="100"/>
+              <w:bottom w:type="dxa" w:w="50"/>
+              <w:right w:type="dxa" w:w="100"/>
+            </w:tcMar>
+          </w:tcPr>
+          <w:p>
+            <w:r>
+              <w:rPr>
+                <w:sz w:val="19"/>
+                <w:szCs w:val="19"/>
+              </w:rPr>
+              <w:t xml:space="preserve">Suivi du bien-être personnel</w:t>
+            </w:r>
+          </w:p>
+        </w:tc>
+        <w:tc>
+          <w:tcPr>
+            <w:tcW w:type="dxa" w:w="2200"/>
+            <w:tcBorders>
+              <w:top w:val="single" w:color="C9D6CE" w:sz="2"/>
+              <w:left w:val="single" w:color="C9D6CE" w:sz="2"/>
+              <w:bottom w:val="single" w:color="C9D6CE" w:sz="2"/>
+              <w:right w:val="single" w:color="C9D6CE" w:sz="2"/>
+            </w:tcBorders>
+            <w:tcMar>
+              <w:top w:type="dxa" w:w="50"/>
+              <w:left w:type="dxa" w:w="100"/>
+              <w:bottom w:type="dxa" w:w="50"/>
+              <w:right w:type="dxa" w:w="100"/>
+            </w:tcMar>
+          </w:tcPr>
+          <w:p>
+            <w:r>
+              <w:rPr>
+                <w:sz w:val="19"/>
+                <w:szCs w:val="19"/>
+              </w:rPr>
+              <w:t xml:space="preserve">Durée du compte</w:t>
+            </w:r>
+          </w:p>
+        </w:tc>
+        <w:tc>
+          <w:tcPr>
+            <w:tcW w:type="dxa" w:w="1626"/>
+            <w:tcBorders>
+              <w:top w:val="single" w:color="C9D6CE" w:sz="2"/>
+              <w:left w:val="single" w:color="C9D6CE" w:sz="2"/>
+              <w:bottom w:val="single" w:color="C9D6CE" w:sz="2"/>
+              <w:right w:val="single" w:color="C9D6CE" w:sz="2"/>
+            </w:tcBorders>
+            <w:tcMar>
+              <w:top w:type="dxa" w:w="50"/>
+              <w:left w:type="dxa" w:w="100"/>
+              <w:bottom w:type="dxa" w:w="50"/>
+              <w:right w:type="dxa" w:w="100"/>
+            </w:tcMar>
+          </w:tcPr>
+          <w:p>
+            <w:r>
+              <w:rPr>
+                <w:sz w:val="19"/>
+                <w:szCs w:val="19"/>
+              </w:rPr>
+              <w:t xml:space="preserve">OUI — santé</w:t>
+            </w:r>
+          </w:p>
+        </w:tc>
+      </w:tr>
+    </w:tbl>
+    <w:p>
+      <w:pPr>
+        <w:spacing w:after="120" w:line="276"/>
+      </w:pPr>
+      <w:r>
+        <w:rPr>
+          <w:sz w:val="21"/>
+          <w:szCs w:val="21"/>
+        </w:rPr>
+        <w:t xml:space="preserve">L'historique d'exercices relève des </w:t>
+      </w:r>
+      <w:r>
+        <w:rPr>
+          <w:b/>
+          <w:bCs/>
+          <w:sz w:val="21"/>
+          <w:szCs w:val="21"/>
+        </w:rPr>
+        <w:t xml:space="preserve">données de santé</w:t>
+      </w:r>
+      <w:r>
+        <w:rPr>
+          <w:sz w:val="21"/>
+          <w:szCs w:val="21"/>
+        </w:rPr>
+        <w:t xml:space="preserve"> au sens du RGPD : il nécessite un consentement explicite et une protection renforcée.</w:t>
+      </w:r>
+    </w:p>
+    <w:p>
+      <w:pPr>
+        <w:pStyle w:val="Heading2"/>
+        <w:spacing w:after="120" w:before="220"/>
+      </w:pPr>
+      <w:r>
+        <w:rPr>
+          <w:b/>
+          <w:bCs/>
+          <w:color w:val="4B6B59"/>
+          <w:sz w:val="24"/>
+          <w:szCs w:val="24"/>
+        </w:rPr>
+        <w:t xml:space="preserve">10.2 Droits des personnes — état d'implémentation</w:t>
+      </w:r>
+    </w:p>
+    <w:tbl>
+      <w:tblPr>
+        <w:tblW w:type="dxa" w:w="9026"/>
+        <w:tblBorders>
+          <w:top w:val="single" w:color="auto" w:sz="4"/>
+          <w:left w:val="single" w:color="auto" w:sz="4"/>
+          <w:bottom w:val="single" w:color="auto" w:sz="4"/>
+          <w:right w:val="single" w:color="auto" w:sz="4"/>
+          <w:insideH w:val="single" w:color="auto" w:sz="4"/>
+          <w:insideV w:val="single" w:color="auto" w:sz="4"/>
+        </w:tblBorders>
+      </w:tblPr>
+      <w:tblGrid>
+        <w:gridCol w:w="1900"/>
+        <w:gridCol w:w="5000"/>
+        <w:gridCol w:w="2126"/>
+      </w:tblGrid>
+      <w:tr>
+        <w:trPr>
+          <w:tblHeader/>
+        </w:trPr>
+        <w:tc>
+          <w:tcPr>
+            <w:tcW w:type="dxa" w:w="1900"/>
+            <w:tcBorders>
+              <w:top w:val="single" w:color="C9D6CE" w:sz="2"/>
+              <w:left w:val="single" w:color="C9D6CE" w:sz="2"/>
+              <w:bottom w:val="single" w:color="C9D6CE" w:sz="2"/>
+              <w:right w:val="single" w:color="C9D6CE" w:sz="2"/>
+            </w:tcBorders>
+            <w:shd w:fill="4B6B59" w:color="auto" w:val="clear"/>
+            <w:tcMar>
+              <w:top w:type="dxa" w:w="60"/>
+              <w:left w:type="dxa" w:w="100"/>
+              <w:bottom w:type="dxa" w:w="60"/>
+              <w:right w:type="dxa" w:w="100"/>
+            </w:tcMar>
+          </w:tcPr>
+          <w:p>
+            <w:r>
+              <w:rPr>
+                <w:b/>
+                <w:bCs/>
+                <w:color w:val="FFFFFF"/>
+                <w:sz w:val="19"/>
+                <w:szCs w:val="19"/>
+              </w:rPr>
+              <w:t xml:space="preserve">Droit</w:t>
+            </w:r>
+          </w:p>
+        </w:tc>
+        <w:tc>
+          <w:tcPr>
+            <w:tcW w:type="dxa" w:w="5000"/>
+            <w:tcBorders>
+              <w:top w:val="single" w:color="C9D6CE" w:sz="2"/>
+              <w:left w:val="single" w:color="C9D6CE" w:sz="2"/>
+              <w:bottom w:val="single" w:color="C9D6CE" w:sz="2"/>
+              <w:right w:val="single" w:color="C9D6CE" w:sz="2"/>
+            </w:tcBorders>
+            <w:shd w:fill="4B6B59" w:color="auto" w:val="clear"/>
+            <w:tcMar>
+              <w:top w:type="dxa" w:w="60"/>
+              <w:left w:type="dxa" w:w="100"/>
+              <w:bottom w:type="dxa" w:w="60"/>
+              <w:right w:type="dxa" w:w="100"/>
+            </w:tcMar>
+          </w:tcPr>
+          <w:p>
+            <w:r>
+              <w:rPr>
+                <w:b/>
+                <w:bCs/>
+                <w:color w:val="FFFFFF"/>
+                <w:sz w:val="19"/>
+                <w:szCs w:val="19"/>
+              </w:rPr>
+              <w:t xml:space="preserve">Mécanisme</w:t>
+            </w:r>
+          </w:p>
+        </w:tc>
+        <w:tc>
+          <w:tcPr>
+            <w:tcW w:type="dxa" w:w="2126"/>
+            <w:tcBorders>
+              <w:top w:val="single" w:color="C9D6CE" w:sz="2"/>
+              <w:left w:val="single" w:color="C9D6CE" w:sz="2"/>
+              <w:bottom w:val="single" w:color="C9D6CE" w:sz="2"/>
+              <w:right w:val="single" w:color="C9D6CE" w:sz="2"/>
+            </w:tcBorders>
+            <w:shd w:fill="4B6B59" w:color="auto" w:val="clear"/>
+            <w:tcMar>
+              <w:top w:type="dxa" w:w="60"/>
+              <w:left w:type="dxa" w:w="100"/>
+              <w:bottom w:type="dxa" w:w="60"/>
+              <w:right w:type="dxa" w:w="100"/>
+            </w:tcMar>
+          </w:tcPr>
+          <w:p>
+            <w:r>
+              <w:rPr>
+                <w:b/>
+                <w:bCs/>
+                <w:color w:val="FFFFFF"/>
+                <w:sz w:val="19"/>
+                <w:szCs w:val="19"/>
+              </w:rPr>
+              <w:t xml:space="preserve">État</w:t>
+            </w:r>
+          </w:p>
+        </w:tc>
+      </w:tr>
+      <w:tr>
+        <w:tc>
+          <w:tcPr>
+            <w:tcW w:type="dxa" w:w="1900"/>
+            <w:tcBorders>
+              <w:top w:val="single" w:color="C9D6CE" w:sz="2"/>
+              <w:left w:val="single" w:color="C9D6CE" w:sz="2"/>
+              <w:bottom w:val="single" w:color="C9D6CE" w:sz="2"/>
+              <w:right w:val="single" w:color="C9D6CE" w:sz="2"/>
+            </w:tcBorders>
+            <w:tcMar>
+              <w:top w:type="dxa" w:w="50"/>
+              <w:left w:type="dxa" w:w="100"/>
+              <w:bottom w:type="dxa" w:w="50"/>
+              <w:right w:type="dxa" w:w="100"/>
+            </w:tcMar>
+          </w:tcPr>
+          <w:p>
+            <w:r>
+              <w:rPr>
+                <w:sz w:val="19"/>
+                <w:szCs w:val="19"/>
+              </w:rPr>
+              <w:t xml:space="preserve">Accès</w:t>
+            </w:r>
+          </w:p>
+        </w:tc>
+        <w:tc>
+          <w:tcPr>
+            <w:tcW w:type="dxa" w:w="5000"/>
+            <w:tcBorders>
+              <w:top w:val="single" w:color="C9D6CE" w:sz="2"/>
+              <w:left w:val="single" w:color="C9D6CE" w:sz="2"/>
+              <w:bottom w:val="single" w:color="C9D6CE" w:sz="2"/>
+              <w:right w:val="single" w:color="C9D6CE" w:sz="2"/>
+            </w:tcBorders>
+            <w:tcMar>
+              <w:top w:type="dxa" w:w="50"/>
+              <w:left w:type="dxa" w:w="100"/>
+              <w:bottom w:type="dxa" w:w="50"/>
+              <w:right w:type="dxa" w:w="100"/>
+            </w:tcMar>
+          </w:tcPr>
+          <w:p>
+            <w:r>
+              <w:rPr>
+                <w:sz w:val="19"/>
+                <w:szCs w:val="19"/>
+              </w:rPr>
+              <w:t xml:space="preserve">GET /api/user/{id} — consultation du profil</w:t>
+            </w:r>
+          </w:p>
+        </w:tc>
+        <w:tc>
+          <w:tcPr>
+            <w:tcW w:type="dxa" w:w="2126"/>
+            <w:tcBorders>
+              <w:top w:val="single" w:color="C9D6CE" w:sz="2"/>
+              <w:left w:val="single" w:color="C9D6CE" w:sz="2"/>
+              <w:bottom w:val="single" w:color="C9D6CE" w:sz="2"/>
+              <w:right w:val="single" w:color="C9D6CE" w:sz="2"/>
+            </w:tcBorders>
+            <w:tcMar>
+              <w:top w:type="dxa" w:w="50"/>
+              <w:left w:type="dxa" w:w="100"/>
+              <w:bottom w:type="dxa" w:w="50"/>
+              <w:right w:type="dxa" w:w="100"/>
+            </w:tcMar>
+          </w:tcPr>
+          <w:p>
+            <w:r>
+              <w:rPr>
+                <w:sz w:val="19"/>
+                <w:szCs w:val="19"/>
+              </w:rPr>
+              <w:t xml:space="preserve">Implémenté</w:t>
+            </w:r>
+          </w:p>
+        </w:tc>
+      </w:tr>
+      <w:tr>
+        <w:tc>
+          <w:tcPr>
+            <w:tcW w:type="dxa" w:w="1900"/>
+            <w:tcBorders>
+              <w:top w:val="single" w:color="C9D6CE" w:sz="2"/>
+              <w:left w:val="single" w:color="C9D6CE" w:sz="2"/>
+              <w:bottom w:val="single" w:color="C9D6CE" w:sz="2"/>
+              <w:right w:val="single" w:color="C9D6CE" w:sz="2"/>
+            </w:tcBorders>
+            <w:shd w:fill="E8EFEA" w:color="auto" w:val="clear"/>
+            <w:tcMar>
+              <w:top w:type="dxa" w:w="50"/>
+              <w:left w:type="dxa" w:w="100"/>
+              <w:bottom w:type="dxa" w:w="50"/>
+              <w:right w:type="dxa" w:w="100"/>
+            </w:tcMar>
+          </w:tcPr>
+          <w:p>
+            <w:r>
+              <w:rPr>
+                <w:sz w:val="19"/>
+                <w:szCs w:val="19"/>
+              </w:rPr>
+              <w:t xml:space="preserve">Rectification</w:t>
+            </w:r>
+          </w:p>
+        </w:tc>
+        <w:tc>
+          <w:tcPr>
+            <w:tcW w:type="dxa" w:w="5000"/>
+            <w:tcBorders>
+              <w:top w:val="single" w:color="C9D6CE" w:sz="2"/>
+              <w:left w:val="single" w:color="C9D6CE" w:sz="2"/>
+              <w:bottom w:val="single" w:color="C9D6CE" w:sz="2"/>
+              <w:right w:val="single" w:color="C9D6CE" w:sz="2"/>
+            </w:tcBorders>
+            <w:shd w:fill="E8EFEA" w:color="auto" w:val="clear"/>
+            <w:tcMar>
+              <w:top w:type="dxa" w:w="50"/>
+              <w:left w:type="dxa" w:w="100"/>
+              <w:bottom w:type="dxa" w:w="50"/>
+              <w:right w:type="dxa" w:w="100"/>
+            </w:tcMar>
+          </w:tcPr>
+          <w:p>
+            <w:r>
+              <w:rPr>
+                <w:sz w:val="19"/>
+                <w:szCs w:val="19"/>
+              </w:rPr>
+              <w:t xml:space="preserve">PUT /api/user/{id}</w:t>
+            </w:r>
+          </w:p>
+        </w:tc>
+        <w:tc>
+          <w:tcPr>
+            <w:tcW w:type="dxa" w:w="2126"/>
+            <w:tcBorders>
+              <w:top w:val="single" w:color="C9D6CE" w:sz="2"/>
+              <w:left w:val="single" w:color="C9D6CE" w:sz="2"/>
+              <w:bottom w:val="single" w:color="C9D6CE" w:sz="2"/>
+              <w:right w:val="single" w:color="C9D6CE" w:sz="2"/>
+            </w:tcBorders>
+            <w:shd w:fill="E8EFEA" w:color="auto" w:val="clear"/>
+            <w:tcMar>
+              <w:top w:type="dxa" w:w="50"/>
+              <w:left w:type="dxa" w:w="100"/>
+              <w:bottom w:type="dxa" w:w="50"/>
+              <w:right w:type="dxa" w:w="100"/>
+            </w:tcMar>
+          </w:tcPr>
+          <w:p>
+            <w:r>
+              <w:rPr>
+                <w:sz w:val="19"/>
+                <w:szCs w:val="19"/>
+              </w:rPr>
+              <w:t xml:space="preserve">Implémenté</w:t>
+            </w:r>
+          </w:p>
+        </w:tc>
+      </w:tr>
+      <w:tr>
+        <w:tc>
+          <w:tcPr>
+            <w:tcW w:type="dxa" w:w="1900"/>
+            <w:tcBorders>
+              <w:top w:val="single" w:color="C9D6CE" w:sz="2"/>
+              <w:left w:val="single" w:color="C9D6CE" w:sz="2"/>
+              <w:bottom w:val="single" w:color="C9D6CE" w:sz="2"/>
+              <w:right w:val="single" w:color="C9D6CE" w:sz="2"/>
+            </w:tcBorders>
+            <w:tcMar>
+              <w:top w:type="dxa" w:w="50"/>
+              <w:left w:type="dxa" w:w="100"/>
+              <w:bottom w:type="dxa" w:w="50"/>
+              <w:right w:type="dxa" w:w="100"/>
+            </w:tcMar>
+          </w:tcPr>
+          <w:p>
+            <w:r>
+              <w:rPr>
+                <w:sz w:val="19"/>
+                <w:szCs w:val="19"/>
+              </w:rPr>
+              <w:t xml:space="preserve">Effacement</w:t>
+            </w:r>
+          </w:p>
+        </w:tc>
+        <w:tc>
+          <w:tcPr>
+            <w:tcW w:type="dxa" w:w="5000"/>
+            <w:tcBorders>
+              <w:top w:val="single" w:color="C9D6CE" w:sz="2"/>
+              <w:left w:val="single" w:color="C9D6CE" w:sz="2"/>
+              <w:bottom w:val="single" w:color="C9D6CE" w:sz="2"/>
+              <w:right w:val="single" w:color="C9D6CE" w:sz="2"/>
+            </w:tcBorders>
+            <w:tcMar>
+              <w:top w:type="dxa" w:w="50"/>
+              <w:left w:type="dxa" w:w="100"/>
+              <w:bottom w:type="dxa" w:w="50"/>
+              <w:right w:type="dxa" w:w="100"/>
+            </w:tcMar>
+          </w:tcPr>
+          <w:p>
+            <w:r>
+              <w:rPr>
+                <w:sz w:val="19"/>
+                <w:szCs w:val="19"/>
+              </w:rPr>
+              <w:t xml:space="preserve">DELETE /api/user/me (auto) ; DELETE /api/user/{id} (anonymisation admin)</w:t>
+            </w:r>
+          </w:p>
+        </w:tc>
+        <w:tc>
+          <w:tcPr>
+            <w:tcW w:type="dxa" w:w="2126"/>
+            <w:tcBorders>
+              <w:top w:val="single" w:color="C9D6CE" w:sz="2"/>
+              <w:left w:val="single" w:color="C9D6CE" w:sz="2"/>
+              <w:bottom w:val="single" w:color="C9D6CE" w:sz="2"/>
+              <w:right w:val="single" w:color="C9D6CE" w:sz="2"/>
+            </w:tcBorders>
+            <w:tcMar>
+              <w:top w:type="dxa" w:w="50"/>
+              <w:left w:type="dxa" w:w="100"/>
+              <w:bottom w:type="dxa" w:w="50"/>
+              <w:right w:type="dxa" w:w="100"/>
+            </w:tcMar>
+          </w:tcPr>
+          <w:p>
+            <w:r>
+              <w:rPr>
+                <w:sz w:val="19"/>
+                <w:szCs w:val="19"/>
+              </w:rPr>
+              <w:t xml:space="preserve">Implémenté</w:t>
+            </w:r>
+          </w:p>
+        </w:tc>
+      </w:tr>
+      <w:tr>
+        <w:tc>
+          <w:tcPr>
+            <w:tcW w:type="dxa" w:w="1900"/>
+            <w:tcBorders>
+              <w:top w:val="single" w:color="C9D6CE" w:sz="2"/>
+              <w:left w:val="single" w:color="C9D6CE" w:sz="2"/>
+              <w:bottom w:val="single" w:color="C9D6CE" w:sz="2"/>
+              <w:right w:val="single" w:color="C9D6CE" w:sz="2"/>
+            </w:tcBorders>
+            <w:shd w:fill="E8EFEA" w:color="auto" w:val="clear"/>
+            <w:tcMar>
+              <w:top w:type="dxa" w:w="50"/>
+              <w:left w:type="dxa" w:w="100"/>
+              <w:bottom w:type="dxa" w:w="50"/>
+              <w:right w:type="dxa" w:w="100"/>
+            </w:tcMar>
+          </w:tcPr>
+          <w:p>
+            <w:r>
+              <w:rPr>
+                <w:sz w:val="19"/>
+                <w:szCs w:val="19"/>
+              </w:rPr>
+              <w:t xml:space="preserve">Portabilité</w:t>
+            </w:r>
+          </w:p>
+        </w:tc>
+        <w:tc>
+          <w:tcPr>
+            <w:tcW w:type="dxa" w:w="5000"/>
+            <w:tcBorders>
+              <w:top w:val="single" w:color="C9D6CE" w:sz="2"/>
+              <w:left w:val="single" w:color="C9D6CE" w:sz="2"/>
+              <w:bottom w:val="single" w:color="C9D6CE" w:sz="2"/>
+              <w:right w:val="single" w:color="C9D6CE" w:sz="2"/>
+            </w:tcBorders>
+            <w:shd w:fill="E8EFEA" w:color="auto" w:val="clear"/>
+            <w:tcMar>
+              <w:top w:type="dxa" w:w="50"/>
+              <w:left w:type="dxa" w:w="100"/>
+              <w:bottom w:type="dxa" w:w="50"/>
+              <w:right w:type="dxa" w:w="100"/>
+            </w:tcMar>
+          </w:tcPr>
+          <w:p>
+            <w:r>
+              <w:rPr>
+                <w:sz w:val="19"/>
+                <w:szCs w:val="19"/>
+              </w:rPr>
+              <w:t xml:space="preserve">Export structuré JSON/CSV</w:t>
+            </w:r>
+          </w:p>
+        </w:tc>
+        <w:tc>
+          <w:tcPr>
+            <w:tcW w:type="dxa" w:w="2126"/>
+            <w:tcBorders>
+              <w:top w:val="single" w:color="C9D6CE" w:sz="2"/>
+              <w:left w:val="single" w:color="C9D6CE" w:sz="2"/>
+              <w:bottom w:val="single" w:color="C9D6CE" w:sz="2"/>
+              <w:right w:val="single" w:color="C9D6CE" w:sz="2"/>
+            </w:tcBorders>
+            <w:shd w:fill="E8EFEA" w:color="auto" w:val="clear"/>
+            <w:tcMar>
+              <w:top w:type="dxa" w:w="50"/>
+              <w:left w:type="dxa" w:w="100"/>
+              <w:bottom w:type="dxa" w:w="50"/>
+              <w:right w:type="dxa" w:w="100"/>
+            </w:tcMar>
+          </w:tcPr>
+          <w:p>
+            <w:r>
+              <w:rPr>
+                <w:sz w:val="19"/>
+                <w:szCs w:val="19"/>
+              </w:rPr>
+              <w:t xml:space="preserve">NON implémenté</w:t>
+            </w:r>
+          </w:p>
+        </w:tc>
+      </w:tr>
+      <w:tr>
+        <w:tc>
+          <w:tcPr>
+            <w:tcW w:type="dxa" w:w="1900"/>
+            <w:tcBorders>
+              <w:top w:val="single" w:color="C9D6CE" w:sz="2"/>
+              <w:left w:val="single" w:color="C9D6CE" w:sz="2"/>
+              <w:bottom w:val="single" w:color="C9D6CE" w:sz="2"/>
+              <w:right w:val="single" w:color="C9D6CE" w:sz="2"/>
+            </w:tcBorders>
+            <w:tcMar>
+              <w:top w:type="dxa" w:w="50"/>
+              <w:left w:type="dxa" w:w="100"/>
+              <w:bottom w:type="dxa" w:w="50"/>
+              <w:right w:type="dxa" w:w="100"/>
+            </w:tcMar>
+          </w:tcPr>
+          <w:p>
+            <w:r>
+              <w:rPr>
+                <w:sz w:val="19"/>
+                <w:szCs w:val="19"/>
+              </w:rPr>
+              <w:t xml:space="preserve">Opposition / limitation</w:t>
+            </w:r>
+          </w:p>
+        </w:tc>
+        <w:tc>
+          <w:tcPr>
+            <w:tcW w:type="dxa" w:w="5000"/>
+            <w:tcBorders>
+              <w:top w:val="single" w:color="C9D6CE" w:sz="2"/>
+              <w:left w:val="single" w:color="C9D6CE" w:sz="2"/>
+              <w:bottom w:val="single" w:color="C9D6CE" w:sz="2"/>
+              <w:right w:val="single" w:color="C9D6CE" w:sz="2"/>
+            </w:tcBorders>
+            <w:tcMar>
+              <w:top w:type="dxa" w:w="50"/>
+              <w:left w:type="dxa" w:w="100"/>
+              <w:bottom w:type="dxa" w:w="50"/>
+              <w:right w:type="dxa" w:w="100"/>
+            </w:tcMar>
+          </w:tcPr>
+          <w:p>
+            <w:r>
+              <w:rPr>
+                <w:sz w:val="19"/>
+                <w:szCs w:val="19"/>
+              </w:rPr>
+              <w:t xml:space="preserve">Désactivation du compte (active = false)</w:t>
+            </w:r>
+          </w:p>
+        </w:tc>
+        <w:tc>
+          <w:tcPr>
+            <w:tcW w:type="dxa" w:w="2126"/>
+            <w:tcBorders>
+              <w:top w:val="single" w:color="C9D6CE" w:sz="2"/>
+              <w:left w:val="single" w:color="C9D6CE" w:sz="2"/>
+              <w:bottom w:val="single" w:color="C9D6CE" w:sz="2"/>
+              <w:right w:val="single" w:color="C9D6CE" w:sz="2"/>
+            </w:tcBorders>
+            <w:tcMar>
+              <w:top w:type="dxa" w:w="50"/>
+              <w:left w:type="dxa" w:w="100"/>
+              <w:bottom w:type="dxa" w:w="50"/>
+              <w:right w:type="dxa" w:w="100"/>
+            </w:tcMar>
+          </w:tcPr>
+          <w:p>
+            <w:r>
+              <w:rPr>
+                <w:sz w:val="19"/>
+                <w:szCs w:val="19"/>
+              </w:rPr>
+              <w:t xml:space="preserve">Partiel</w:t>
+            </w:r>
+          </w:p>
+        </w:tc>
+      </w:tr>
+    </w:tbl>
+    <w:p>
+      <w:pPr>
+        <w:pStyle w:val="Heading2"/>
+        <w:spacing w:after="120" w:before="220"/>
+      </w:pPr>
+      <w:r>
+        <w:rPr>
+          <w:b/>
+          <w:bCs/>
+          <w:color w:val="4B6B59"/>
+          <w:sz w:val="24"/>
+          <w:szCs w:val="24"/>
+        </w:rPr>
+        <w:t xml:space="preserve">10.3 Écarts identifiés</w:t>
+      </w:r>
+    </w:p>
+    <w:p>
+      <w:pPr>
+        <w:pStyle w:val="ListParagraph"/>
+        <w:numPr>
+          <w:ilvl w:val="0"/>
+          <w:numId w:val="2"/>
+        </w:numPr>
+        <w:spacing w:after="80"/>
+      </w:pPr>
+      <w:r>
+        <w:rPr>
+          <w:b/>
+          <w:bCs/>
+          <w:sz w:val="21"/>
+          <w:szCs w:val="21"/>
+        </w:rPr>
+        <w:t xml:space="preserve">Consentement explicite. </w:t>
+      </w:r>
+      <w:r>
+        <w:rPr>
+          <w:sz w:val="21"/>
+          <w:szCs w:val="21"/>
+        </w:rPr>
+        <w:t xml:space="preserve">Aucun champ de consentement n'est stocké dans le modèle de données de l'API. Or les données de santé exigent un consentement explicite et démontrable. Action requise : ajouter un champ de consentement horodaté à l'inscription.</w:t>
+      </w:r>
+    </w:p>
+    <w:p>
+      <w:pPr>
+        <w:pStyle w:val="ListParagraph"/>
+        <w:numPr>
+          <w:ilvl w:val="0"/>
+          <w:numId w:val="2"/>
+        </w:numPr>
+        <w:spacing w:after="80"/>
+      </w:pPr>
+      <w:r>
+        <w:rPr>
+          <w:b/>
+          <w:bCs/>
+          <w:sz w:val="21"/>
+          <w:szCs w:val="21"/>
+        </w:rPr>
+        <w:t xml:space="preserve">Durée de conservation. </w:t>
+      </w:r>
+      <w:r>
+        <w:rPr>
+          <w:sz w:val="21"/>
+          <w:szCs w:val="21"/>
+        </w:rPr>
+        <w:t xml:space="preserve">Aucune purge automatique des journaux n'est en place. Les durées indiquées sont des recommandations, pas des mécanismes actifs.</w:t>
+      </w:r>
+    </w:p>
+    <w:p>
+      <w:pPr>
+        <w:pStyle w:val="ListParagraph"/>
+        <w:numPr>
+          <w:ilvl w:val="0"/>
+          <w:numId w:val="2"/>
+        </w:numPr>
+        <w:spacing w:after="80"/>
+      </w:pPr>
+      <w:r>
+        <w:rPr>
+          <w:b/>
+          <w:bCs/>
+          <w:sz w:val="21"/>
+          <w:szCs w:val="21"/>
+        </w:rPr>
+        <w:t xml:space="preserve">Portabilité. </w:t>
+      </w:r>
+      <w:r>
+        <w:rPr>
+          <w:sz w:val="21"/>
+          <w:szCs w:val="21"/>
+        </w:rPr>
+        <w:t xml:space="preserve">Aucun export structuré n'est proposé.</w:t>
+      </w:r>
+    </w:p>
+    <w:p>
+      <w:pPr>
+        <w:spacing w:after="120" w:line="276"/>
+      </w:pPr>
+      <w:r>
+        <w:rPr>
+          <w:b/>
+          <w:bCs/>
+          <w:sz w:val="21"/>
+          <w:szCs w:val="21"/>
+        </w:rPr>
+        <w:t xml:space="preserve">Violation de données. </w:t>
+      </w:r>
+      <w:r>
+        <w:rPr>
+          <w:sz w:val="21"/>
+          <w:szCs w:val="21"/>
+        </w:rPr>
+        <w:t xml:space="preserve">Notification à la CNIL sous 72 heures et information des personnes concernées si le risque est élevé.</w:t>
+      </w:r>
+    </w:p>
+    <w:p>
+      <w:pPr>
+        <w:pageBreakBefore/>
+      </w:pPr>
+    </w:p>
+    <w:p>
+      <w:pPr>
+        <w:pStyle w:val="Heading1"/>
+        <w:spacing w:after="160" w:before="320"/>
+      </w:pPr>
+      <w:r>
+        <w:rPr>
+          <w:b/>
+          <w:bCs/>
+          <w:color w:val="2C5F4A"/>
+          <w:sz w:val="30"/>
+          <w:szCs w:val="30"/>
+        </w:rPr>
+        <w:t xml:space="preserve">11. Gestion de crise — réponse à incident</w:t>
+      </w:r>
+    </w:p>
+    <w:p>
+      <w:pPr>
+        <w:pStyle w:val="ListParagraph"/>
+        <w:numPr>
+          <w:ilvl w:val="0"/>
+          <w:numId w:val="2"/>
+        </w:numPr>
+        <w:spacing w:after="80"/>
+      </w:pPr>
+      <w:r>
+        <w:rPr>
+          <w:b/>
+          <w:bCs/>
+          <w:sz w:val="21"/>
+          <w:szCs w:val="21"/>
+        </w:rPr>
+        <w:t xml:space="preserve">1. Détection — </w:t>
+      </w:r>
+      <w:r>
+        <w:rPr>
+          <w:sz w:val="21"/>
+          <w:szCs w:val="21"/>
+        </w:rPr>
+        <w:t xml:space="preserve">alerte Dependabot, échec de scan de sécurité, journaux anormaux, ou signalement utilisateur via une issue GitHub.</w:t>
+      </w:r>
+    </w:p>
+    <w:p>
+      <w:pPr>
+        <w:pStyle w:val="ListParagraph"/>
+        <w:numPr>
+          <w:ilvl w:val="0"/>
+          <w:numId w:val="2"/>
+        </w:numPr>
+        <w:spacing w:after="80"/>
+      </w:pPr>
+      <w:r>
+        <w:rPr>
+          <w:b/>
+          <w:bCs/>
+          <w:sz w:val="21"/>
+          <w:szCs w:val="21"/>
+        </w:rPr>
+        <w:t xml:space="preserve">2. Isolation — </w:t>
+      </w:r>
+      <w:r>
+        <w:rPr>
+          <w:sz w:val="21"/>
+          <w:szCs w:val="21"/>
+        </w:rPr>
+        <w:t xml:space="preserve">couper le service concerné ; en cas de compromission de token, rotation immédiate du secret JWT (invalide tous les tokens émis).</w:t>
+      </w:r>
+    </w:p>
+    <w:p>
+      <w:pPr>
+        <w:pStyle w:val="ListParagraph"/>
+        <w:numPr>
+          <w:ilvl w:val="0"/>
+          <w:numId w:val="2"/>
+        </w:numPr>
+        <w:spacing w:after="80"/>
+      </w:pPr>
+      <w:r>
+        <w:rPr>
+          <w:b/>
+          <w:bCs/>
+          <w:sz w:val="21"/>
+          <w:szCs w:val="21"/>
+        </w:rPr>
+        <w:t xml:space="preserve">3. Analyse — </w:t>
+      </w:r>
+      <w:r>
+        <w:rPr>
+          <w:sz w:val="21"/>
+          <w:szCs w:val="21"/>
+        </w:rPr>
+        <w:t xml:space="preserve">examiner log_connexion et log_activite pour délimiter le périmètre et l'impact.</w:t>
+      </w:r>
+    </w:p>
+    <w:p>
+      <w:pPr>
+        <w:pStyle w:val="ListParagraph"/>
+        <w:numPr>
+          <w:ilvl w:val="0"/>
+          <w:numId w:val="2"/>
+        </w:numPr>
+        <w:spacing w:after="80"/>
+      </w:pPr>
+      <w:r>
+        <w:rPr>
+          <w:b/>
+          <w:bCs/>
+          <w:sz w:val="21"/>
+          <w:szCs w:val="21"/>
+        </w:rPr>
+        <w:t xml:space="preserve">4. Correction — </w:t>
+      </w:r>
+      <w:r>
+        <w:rPr>
+          <w:sz w:val="21"/>
+          <w:szCs w:val="21"/>
+        </w:rPr>
+        <w:t xml:space="preserve">patch, pull request, CI verte, redéploiement.</w:t>
+      </w:r>
+    </w:p>
+    <w:p>
+      <w:pPr>
+        <w:pStyle w:val="ListParagraph"/>
+        <w:numPr>
+          <w:ilvl w:val="0"/>
+          <w:numId w:val="2"/>
+        </w:numPr>
+        <w:spacing w:after="80"/>
+      </w:pPr>
+      <w:r>
+        <w:rPr>
+          <w:b/>
+          <w:bCs/>
+          <w:sz w:val="21"/>
+          <w:szCs w:val="21"/>
+        </w:rPr>
+        <w:t xml:space="preserve">5. Communication — </w:t>
+      </w:r>
+      <w:r>
+        <w:rPr>
+          <w:sz w:val="21"/>
+          <w:szCs w:val="21"/>
+        </w:rPr>
+        <w:t xml:space="preserve">informer les utilisateurs si des données personnelles sont concernées.</w:t>
+      </w:r>
+    </w:p>
+    <w:p>
+      <w:pPr>
+        <w:pStyle w:val="ListParagraph"/>
+        <w:numPr>
+          <w:ilvl w:val="0"/>
+          <w:numId w:val="2"/>
+        </w:numPr>
+        <w:spacing w:after="80"/>
+      </w:pPr>
+      <w:r>
+        <w:rPr>
+          <w:b/>
+          <w:bCs/>
+          <w:sz w:val="21"/>
+          <w:szCs w:val="21"/>
+        </w:rPr>
+        <w:t xml:space="preserve">6. Obligation RGPD — </w:t>
+      </w:r>
+      <w:r>
+        <w:rPr>
+          <w:sz w:val="21"/>
+          <w:szCs w:val="21"/>
+        </w:rPr>
+        <w:t xml:space="preserve">notification à la CNIL sous 72 h en cas de violation de données personnelles.</w:t>
+      </w:r>
+    </w:p>
+    <w:p>
+      <w:pPr>
+        <w:spacing w:after="120" w:line="276"/>
+      </w:pPr>
+      <w:r>
+        <w:rPr>
+          <w:b/>
+          <w:bCs/>
+          <w:sz w:val="21"/>
+          <w:szCs w:val="21"/>
+        </w:rPr>
+        <w:t xml:space="preserve">Responsabilité des journaux. </w:t>
+      </w:r>
+      <w:r>
+        <w:rPr>
+          <w:sz w:val="21"/>
+          <w:szCs w:val="21"/>
+        </w:rPr>
+        <w:t xml:space="preserve">L'administrateur de la plateforme est responsable de leur conservation et de leur purge. Rétention recommandée : 90 jours.</w:t>
+      </w:r>
+    </w:p>
+    <w:p>
+      <w:pPr>
+        <w:pStyle w:val="Heading1"/>
+        <w:spacing w:after="160" w:before="320"/>
+      </w:pPr>
+      <w:r>
+        <w:rPr>
+          <w:b/>
+          <w:bCs/>
+          <w:color w:val="2C5F4A"/>
+          <w:sz w:val="30"/>
+          <w:szCs w:val="30"/>
+        </w:rPr>
+        <w:t xml:space="preserve">12. Risques résiduels</w:t>
       </w:r>
     </w:p>
     <w:tbl>
@@ -2844,7 +7794,7 @@
                 <w:sz w:val="19"/>
                 <w:szCs w:val="19"/>
               </w:rPr>
-              <w:t xml:space="preserve">Rate limiting en mémoire (perdu au redémarrage, non partagé entre instances)</w:t>
+              <w:t xml:space="preserve">Consentement RGPD non tracé (données de santé)</w:t>
             </w:r>
           </w:p>
         </w:tc>
@@ -2870,7 +7820,7 @@
                 <w:sz w:val="19"/>
                 <w:szCs w:val="19"/>
               </w:rPr>
-              <w:t xml:space="preserve">Faible</w:t>
+              <w:t xml:space="preserve">Élevée</w:t>
             </w:r>
           </w:p>
         </w:tc>
@@ -2896,7 +7846,7 @@
                 <w:sz w:val="19"/>
                 <w:szCs w:val="19"/>
               </w:rPr>
-              <w:t xml:space="preserve">Migrer vers bucket4j-redis si haute disponibilité</w:t>
+              <w:t xml:space="preserve">Champ de consentement horodaté à l'inscription</w:t>
             </w:r>
           </w:p>
         </w:tc>
@@ -2925,7 +7875,7 @@
                 <w:sz w:val="19"/>
                 <w:szCs w:val="19"/>
               </w:rPr>
-              <w:t xml:space="preserve">CSP avec 'unsafe-inline' (front)</w:t>
+              <w:t xml:space="preserve">Aucune purge automatique des journaux</w:t>
             </w:r>
           </w:p>
         </w:tc>
@@ -2952,7 +7902,7 @@
                 <w:sz w:val="19"/>
                 <w:szCs w:val="19"/>
               </w:rPr>
-              <w:t xml:space="preserve">Moyen</w:t>
+              <w:t xml:space="preserve">Moyenne</w:t>
             </w:r>
           </w:p>
         </w:tc>
@@ -2979,7 +7929,7 @@
                 <w:sz w:val="19"/>
                 <w:szCs w:val="19"/>
               </w:rPr>
-              <w:t xml:space="preserve">Passer aux nonces via middleware (issue #9)</w:t>
+              <w:t xml:space="preserve">Tâche planifiée de suppression à 90 jours</w:t>
             </w:r>
           </w:p>
         </w:tc>
@@ -3007,7 +7957,7 @@
                 <w:sz w:val="19"/>
                 <w:szCs w:val="19"/>
               </w:rPr>
-              <w:t xml:space="preserve">CVE moderate postcss (toolchain Next)</w:t>
+              <w:t xml:space="preserve">Droit à la portabilité non implémenté</w:t>
             </w:r>
           </w:p>
         </w:tc>
@@ -3033,7 +7983,7 @@
                 <w:sz w:val="19"/>
                 <w:szCs w:val="19"/>
               </w:rPr>
-              <w:t xml:space="preserve">Faible</w:t>
+              <w:t xml:space="preserve">Moyenne</w:t>
             </w:r>
           </w:p>
         </w:tc>
@@ -3059,7 +8009,7 @@
                 <w:sz w:val="19"/>
                 <w:szCs w:val="19"/>
               </w:rPr>
-              <w:t xml:space="preserve">Surveiller les releases Next.js (issue #13)</w:t>
+              <w:t xml:space="preserve">Endpoint d'export JSON des données utilisateur</w:t>
             </w:r>
           </w:p>
         </w:tc>
@@ -3088,7 +8038,7 @@
                 <w:sz w:val="19"/>
                 <w:szCs w:val="19"/>
               </w:rPr>
-              <w:t xml:space="preserve">Mot de passe de démo public (mobile)</w:t>
+              <w:t xml:space="preserve">CSP avec 'unsafe-inline' (front)</w:t>
             </w:r>
           </w:p>
         </w:tc>
@@ -3115,7 +8065,7 @@
                 <w:sz w:val="19"/>
                 <w:szCs w:val="19"/>
               </w:rPr>
-              <w:t xml:space="preserve">Faible</w:t>
+              <w:t xml:space="preserve">Moyenne</w:t>
             </w:r>
           </w:p>
         </w:tc>
@@ -3142,7 +8092,7 @@
                 <w:sz w:val="19"/>
                 <w:szCs w:val="19"/>
               </w:rPr>
-              <w:t xml:space="preserve">Vérifier qu'aucun compte prod ne l'utilise</w:t>
+              <w:t xml:space="preserve">Passer aux nonces via middleware</w:t>
             </w:r>
           </w:p>
         </w:tc>
@@ -3170,7 +8120,7 @@
                 <w:sz w:val="19"/>
                 <w:szCs w:val="19"/>
               </w:rPr>
-              <w:t xml:space="preserve">Secret JWT présent dans l'historique git</w:t>
+              <w:t xml:space="preserve">Upload sans validation MIME réelle</w:t>
             </w:r>
           </w:p>
         </w:tc>
@@ -3196,7 +8146,7 @@
                 <w:sz w:val="19"/>
                 <w:szCs w:val="19"/>
               </w:rPr>
-              <w:t xml:space="preserve">Faible</w:t>
+              <w:t xml:space="preserve">Moyenne</w:t>
             </w:r>
           </w:p>
         </w:tc>
@@ -3222,7 +8172,7 @@
                 <w:sz w:val="19"/>
                 <w:szCs w:val="19"/>
               </w:rPr>
-              <w:t xml:space="preserve">Rotation effectuée ; nettoyage d'historique non nécessaire (ancien secret inopérant)</w:t>
+              <w:t xml:space="preserve">Vérifier les magic bytes côté serveur</w:t>
             </w:r>
           </w:p>
         </w:tc>
@@ -3251,7 +8201,7 @@
                 <w:sz w:val="19"/>
                 <w:szCs w:val="19"/>
               </w:rPr>
-              <w:t xml:space="preserve">Upload de fichiers sans validation MIME réelle</w:t>
+              <w:t xml:space="preserve">Grafana : mot de passe par défaut en prod</w:t>
             </w:r>
           </w:p>
         </w:tc>
@@ -3278,7 +8228,7 @@
                 <w:sz w:val="19"/>
                 <w:szCs w:val="19"/>
               </w:rPr>
-              <w:t xml:space="preserve">Moyen</w:t>
+              <w:t xml:space="preserve">Moyenne</w:t>
             </w:r>
           </w:p>
         </w:tc>
@@ -3305,7 +8255,333 @@
                 <w:sz w:val="19"/>
                 <w:szCs w:val="19"/>
               </w:rPr>
-              <w:t xml:space="preserve">Vérifier les magic bytes côté serveur</w:t>
+              <w:t xml:space="preserve">Changer GRAFANA_ADMIN_PASSWORD ; tunnel SSH</w:t>
+            </w:r>
+          </w:p>
+        </w:tc>
+      </w:tr>
+      <w:tr>
+        <w:tc>
+          <w:tcPr>
+            <w:tcW w:type="dxa" w:w="3800"/>
+            <w:tcBorders>
+              <w:top w:val="single" w:color="C9D6CE" w:sz="2"/>
+              <w:left w:val="single" w:color="C9D6CE" w:sz="2"/>
+              <w:bottom w:val="single" w:color="C9D6CE" w:sz="2"/>
+              <w:right w:val="single" w:color="C9D6CE" w:sz="2"/>
+            </w:tcBorders>
+            <w:tcMar>
+              <w:top w:type="dxa" w:w="50"/>
+              <w:left w:type="dxa" w:w="100"/>
+              <w:bottom w:type="dxa" w:w="50"/>
+              <w:right w:type="dxa" w:w="100"/>
+            </w:tcMar>
+          </w:tcPr>
+          <w:p>
+            <w:r>
+              <w:rPr>
+                <w:sz w:val="19"/>
+                <w:szCs w:val="19"/>
+              </w:rPr>
+              <w:t xml:space="preserve">Rate limiting en mémoire</w:t>
+            </w:r>
+          </w:p>
+        </w:tc>
+        <w:tc>
+          <w:tcPr>
+            <w:tcW w:type="dxa" w:w="1200"/>
+            <w:tcBorders>
+              <w:top w:val="single" w:color="C9D6CE" w:sz="2"/>
+              <w:left w:val="single" w:color="C9D6CE" w:sz="2"/>
+              <w:bottom w:val="single" w:color="C9D6CE" w:sz="2"/>
+              <w:right w:val="single" w:color="C9D6CE" w:sz="2"/>
+            </w:tcBorders>
+            <w:tcMar>
+              <w:top w:type="dxa" w:w="50"/>
+              <w:left w:type="dxa" w:w="100"/>
+              <w:bottom w:type="dxa" w:w="50"/>
+              <w:right w:type="dxa" w:w="100"/>
+            </w:tcMar>
+          </w:tcPr>
+          <w:p>
+            <w:r>
+              <w:rPr>
+                <w:sz w:val="19"/>
+                <w:szCs w:val="19"/>
+              </w:rPr>
+              <w:t xml:space="preserve">Faible</w:t>
+            </w:r>
+          </w:p>
+        </w:tc>
+        <w:tc>
+          <w:tcPr>
+            <w:tcW w:type="dxa" w:w="4026"/>
+            <w:tcBorders>
+              <w:top w:val="single" w:color="C9D6CE" w:sz="2"/>
+              <w:left w:val="single" w:color="C9D6CE" w:sz="2"/>
+              <w:bottom w:val="single" w:color="C9D6CE" w:sz="2"/>
+              <w:right w:val="single" w:color="C9D6CE" w:sz="2"/>
+            </w:tcBorders>
+            <w:tcMar>
+              <w:top w:type="dxa" w:w="50"/>
+              <w:left w:type="dxa" w:w="100"/>
+              <w:bottom w:type="dxa" w:w="50"/>
+              <w:right w:type="dxa" w:w="100"/>
+            </w:tcMar>
+          </w:tcPr>
+          <w:p>
+            <w:r>
+              <w:rPr>
+                <w:sz w:val="19"/>
+                <w:szCs w:val="19"/>
+              </w:rPr>
+              <w:t xml:space="preserve">Migrer vers bucket4j-redis si haute disponibilité</w:t>
+            </w:r>
+          </w:p>
+        </w:tc>
+      </w:tr>
+      <w:tr>
+        <w:tc>
+          <w:tcPr>
+            <w:tcW w:type="dxa" w:w="3800"/>
+            <w:tcBorders>
+              <w:top w:val="single" w:color="C9D6CE" w:sz="2"/>
+              <w:left w:val="single" w:color="C9D6CE" w:sz="2"/>
+              <w:bottom w:val="single" w:color="C9D6CE" w:sz="2"/>
+              <w:right w:val="single" w:color="C9D6CE" w:sz="2"/>
+            </w:tcBorders>
+            <w:shd w:fill="E8EFEA" w:color="auto" w:val="clear"/>
+            <w:tcMar>
+              <w:top w:type="dxa" w:w="50"/>
+              <w:left w:type="dxa" w:w="100"/>
+              <w:bottom w:type="dxa" w:w="50"/>
+              <w:right w:type="dxa" w:w="100"/>
+            </w:tcMar>
+          </w:tcPr>
+          <w:p>
+            <w:r>
+              <w:rPr>
+                <w:sz w:val="19"/>
+                <w:szCs w:val="19"/>
+              </w:rPr>
+              <w:t xml:space="preserve">CVE moderate postcss (toolchain Next)</w:t>
+            </w:r>
+          </w:p>
+        </w:tc>
+        <w:tc>
+          <w:tcPr>
+            <w:tcW w:type="dxa" w:w="1200"/>
+            <w:tcBorders>
+              <w:top w:val="single" w:color="C9D6CE" w:sz="2"/>
+              <w:left w:val="single" w:color="C9D6CE" w:sz="2"/>
+              <w:bottom w:val="single" w:color="C9D6CE" w:sz="2"/>
+              <w:right w:val="single" w:color="C9D6CE" w:sz="2"/>
+            </w:tcBorders>
+            <w:shd w:fill="E8EFEA" w:color="auto" w:val="clear"/>
+            <w:tcMar>
+              <w:top w:type="dxa" w:w="50"/>
+              <w:left w:type="dxa" w:w="100"/>
+              <w:bottom w:type="dxa" w:w="50"/>
+              <w:right w:type="dxa" w:w="100"/>
+            </w:tcMar>
+          </w:tcPr>
+          <w:p>
+            <w:r>
+              <w:rPr>
+                <w:sz w:val="19"/>
+                <w:szCs w:val="19"/>
+              </w:rPr>
+              <w:t xml:space="preserve">Faible</w:t>
+            </w:r>
+          </w:p>
+        </w:tc>
+        <w:tc>
+          <w:tcPr>
+            <w:tcW w:type="dxa" w:w="4026"/>
+            <w:tcBorders>
+              <w:top w:val="single" w:color="C9D6CE" w:sz="2"/>
+              <w:left w:val="single" w:color="C9D6CE" w:sz="2"/>
+              <w:bottom w:val="single" w:color="C9D6CE" w:sz="2"/>
+              <w:right w:val="single" w:color="C9D6CE" w:sz="2"/>
+            </w:tcBorders>
+            <w:shd w:fill="E8EFEA" w:color="auto" w:val="clear"/>
+            <w:tcMar>
+              <w:top w:type="dxa" w:w="50"/>
+              <w:left w:type="dxa" w:w="100"/>
+              <w:bottom w:type="dxa" w:w="50"/>
+              <w:right w:type="dxa" w:w="100"/>
+            </w:tcMar>
+          </w:tcPr>
+          <w:p>
+            <w:r>
+              <w:rPr>
+                <w:sz w:val="19"/>
+                <w:szCs w:val="19"/>
+              </w:rPr>
+              <w:t xml:space="preserve">Surveiller les releases Next.js</w:t>
+            </w:r>
+          </w:p>
+        </w:tc>
+      </w:tr>
+      <w:tr>
+        <w:tc>
+          <w:tcPr>
+            <w:tcW w:type="dxa" w:w="3800"/>
+            <w:tcBorders>
+              <w:top w:val="single" w:color="C9D6CE" w:sz="2"/>
+              <w:left w:val="single" w:color="C9D6CE" w:sz="2"/>
+              <w:bottom w:val="single" w:color="C9D6CE" w:sz="2"/>
+              <w:right w:val="single" w:color="C9D6CE" w:sz="2"/>
+            </w:tcBorders>
+            <w:tcMar>
+              <w:top w:type="dxa" w:w="50"/>
+              <w:left w:type="dxa" w:w="100"/>
+              <w:bottom w:type="dxa" w:w="50"/>
+              <w:right w:type="dxa" w:w="100"/>
+            </w:tcMar>
+          </w:tcPr>
+          <w:p>
+            <w:r>
+              <w:rPr>
+                <w:sz w:val="19"/>
+                <w:szCs w:val="19"/>
+              </w:rPr>
+              <w:t xml:space="preserve">Mot de passe de démo public (mobile)</w:t>
+            </w:r>
+          </w:p>
+        </w:tc>
+        <w:tc>
+          <w:tcPr>
+            <w:tcW w:type="dxa" w:w="1200"/>
+            <w:tcBorders>
+              <w:top w:val="single" w:color="C9D6CE" w:sz="2"/>
+              <w:left w:val="single" w:color="C9D6CE" w:sz="2"/>
+              <w:bottom w:val="single" w:color="C9D6CE" w:sz="2"/>
+              <w:right w:val="single" w:color="C9D6CE" w:sz="2"/>
+            </w:tcBorders>
+            <w:tcMar>
+              <w:top w:type="dxa" w:w="50"/>
+              <w:left w:type="dxa" w:w="100"/>
+              <w:bottom w:type="dxa" w:w="50"/>
+              <w:right w:type="dxa" w:w="100"/>
+            </w:tcMar>
+          </w:tcPr>
+          <w:p>
+            <w:r>
+              <w:rPr>
+                <w:sz w:val="19"/>
+                <w:szCs w:val="19"/>
+              </w:rPr>
+              <w:t xml:space="preserve">Faible</w:t>
+            </w:r>
+          </w:p>
+        </w:tc>
+        <w:tc>
+          <w:tcPr>
+            <w:tcW w:type="dxa" w:w="4026"/>
+            <w:tcBorders>
+              <w:top w:val="single" w:color="C9D6CE" w:sz="2"/>
+              <w:left w:val="single" w:color="C9D6CE" w:sz="2"/>
+              <w:bottom w:val="single" w:color="C9D6CE" w:sz="2"/>
+              <w:right w:val="single" w:color="C9D6CE" w:sz="2"/>
+            </w:tcBorders>
+            <w:tcMar>
+              <w:top w:type="dxa" w:w="50"/>
+              <w:left w:type="dxa" w:w="100"/>
+              <w:bottom w:type="dxa" w:w="50"/>
+              <w:right w:type="dxa" w:w="100"/>
+            </w:tcMar>
+          </w:tcPr>
+          <w:p>
+            <w:r>
+              <w:rPr>
+                <w:sz w:val="19"/>
+                <w:szCs w:val="19"/>
+              </w:rPr>
+              <w:t xml:space="preserve">Vérifier qu'aucun compte prod ne l'utilise</w:t>
+            </w:r>
+          </w:p>
+        </w:tc>
+      </w:tr>
+      <w:tr>
+        <w:tc>
+          <w:tcPr>
+            <w:tcW w:type="dxa" w:w="3800"/>
+            <w:tcBorders>
+              <w:top w:val="single" w:color="C9D6CE" w:sz="2"/>
+              <w:left w:val="single" w:color="C9D6CE" w:sz="2"/>
+              <w:bottom w:val="single" w:color="C9D6CE" w:sz="2"/>
+              <w:right w:val="single" w:color="C9D6CE" w:sz="2"/>
+            </w:tcBorders>
+            <w:shd w:fill="E8EFEA" w:color="auto" w:val="clear"/>
+            <w:tcMar>
+              <w:top w:type="dxa" w:w="50"/>
+              <w:left w:type="dxa" w:w="100"/>
+              <w:bottom w:type="dxa" w:w="50"/>
+              <w:right w:type="dxa" w:w="100"/>
+            </w:tcMar>
+          </w:tcPr>
+          <w:p>
+            <w:r>
+              <w:rPr>
+                <w:sz w:val="19"/>
+                <w:szCs w:val="19"/>
+              </w:rPr>
+              <w:t xml:space="preserve">Secret JWT dans l'historique git</w:t>
+            </w:r>
+          </w:p>
+        </w:tc>
+        <w:tc>
+          <w:tcPr>
+            <w:tcW w:type="dxa" w:w="1200"/>
+            <w:tcBorders>
+              <w:top w:val="single" w:color="C9D6CE" w:sz="2"/>
+              <w:left w:val="single" w:color="C9D6CE" w:sz="2"/>
+              <w:bottom w:val="single" w:color="C9D6CE" w:sz="2"/>
+              <w:right w:val="single" w:color="C9D6CE" w:sz="2"/>
+            </w:tcBorders>
+            <w:shd w:fill="E8EFEA" w:color="auto" w:val="clear"/>
+            <w:tcMar>
+              <w:top w:type="dxa" w:w="50"/>
+              <w:left w:type="dxa" w:w="100"/>
+              <w:bottom w:type="dxa" w:w="50"/>
+              <w:right w:type="dxa" w:w="100"/>
+            </w:tcMar>
+          </w:tcPr>
+          <w:p>
+            <w:r>
+              <w:rPr>
+                <w:sz w:val="19"/>
+                <w:szCs w:val="19"/>
+              </w:rPr>
+              <w:t xml:space="preserve">Faible</w:t>
+            </w:r>
+          </w:p>
+        </w:tc>
+        <w:tc>
+          <w:tcPr>
+            <w:tcW w:type="dxa" w:w="4026"/>
+            <w:tcBorders>
+              <w:top w:val="single" w:color="C9D6CE" w:sz="2"/>
+              <w:left w:val="single" w:color="C9D6CE" w:sz="2"/>
+              <w:bottom w:val="single" w:color="C9D6CE" w:sz="2"/>
+              <w:right w:val="single" w:color="C9D6CE" w:sz="2"/>
+            </w:tcBorders>
+            <w:shd w:fill="E8EFEA" w:color="auto" w:val="clear"/>
+            <w:tcMar>
+              <w:top w:type="dxa" w:w="50"/>
+              <w:left w:type="dxa" w:w="100"/>
+              <w:bottom w:type="dxa" w:w="50"/>
+              <w:right w:type="dxa" w:w="100"/>
+            </w:tcMar>
+          </w:tcPr>
+          <w:p>
+            <w:r>
+              <w:rPr>
+                <w:sz w:val="19"/>
+                <w:szCs w:val="19"/>
+              </w:rPr>
+              <w:t xml:space="preserve">Rotation effectuée (ancien secret inopérant)</w:t>
             </w:r>
           </w:p>
         </w:tc>
@@ -3324,7 +8600,7 @@
           <w:sz w:val="30"/>
           <w:szCs w:val="30"/>
         </w:rPr>
-        <w:t xml:space="preserve">6. Conclusion</w:t>
+        <w:t xml:space="preserve">13. Conclusion</w:t>
       </w:r>
     </w:p>
     <w:p>
@@ -3336,7 +8612,19 @@
           <w:sz w:val="21"/>
           <w:szCs w:val="21"/>
         </w:rPr>
-        <w:t xml:space="preserve">La plateforme applique une défense en profondeur cohérente sur ses trois composants : authentification robuste, limitation de débit, en-têtes de sécurité, moindre privilège, et une chaîne de livraison qui détecte automatiquement CVE et secrets. Les risques résiduels sont identifiés, hiérarchisés et tracés sous forme d'issues GitHub, garantissant leur suivi dans la durée.</w:t>
+        <w:t xml:space="preserve">La plateforme applique une défense en profondeur cohérente sur ses trois composants : authentification robuste, limitation de débit, en-têtes de sécurité, moindre privilège (conteneur non-root, utilisateur MySQL sans droits DDL, un seul port public), et une chaîne de livraison qui détecte automatiquement CVE et secrets.</w:t>
+      </w:r>
+    </w:p>
+    <w:p>
+      <w:pPr>
+        <w:spacing w:after="120" w:line="276"/>
+      </w:pPr>
+      <w:r>
+        <w:rPr>
+          <w:sz w:val="21"/>
+          <w:szCs w:val="21"/>
+        </w:rPr>
+        <w:t xml:space="preserve">Les écarts les plus significatifs concernent la conformité RGPD — traçabilité du consentement pour des données de santé, purge des journaux, portabilité — et sont hiérarchisés en tête des risques résiduels. L'ensemble des points ouverts est tracé sous forme d'issues GitHub, garantissant leur suivi dans la durée.</w:t>
       </w:r>
     </w:p>
     <w:sectPr>
